--- a/docs/02_Logical_Model.docx
+++ b/docs/02_Logical_Model.docx
@@ -540,7 +540,7 @@
         <w:pStyle w:val="BodyText"/>
       </w:pPr>
       <w:r>
-        <w:t xml:space="preserve">In the real table, day, company and product are stored as keys that point to the dimensions. The numbers are quantity, unit_price (the price paid) and amount = quantity x unit_price. Rows in a fresh build: 2,567.</w:t>
+        <w:t xml:space="preserve">In the real table, day, company and product are stored as keys that point to the dimensions. The numbers are quantity, unit_price (the price paid) and amount = quantity x unit_price. Its key is order_id + line_number: each order line appears once. Rows in a fresh build: 2,567.</w:t>
       </w:r>
     </w:p>
     <w:bookmarkEnd w:id="13"/>
@@ -590,7 +590,7 @@
         <w:pStyle w:val="BodyText"/>
       </w:pPr>
       <w:r>
-        <w:t xml:space="preserve">The number we count is simply the rows (logins). Rows in a fresh build: 2,548.</w:t>
+        <w:t xml:space="preserve">The number we count is simply the rows (logins). Its key is username + login_time: a user cannot start two logins at the same moment, so each login appears once. Rows in a fresh build: 2,548.</w:t>
       </w:r>
     </w:p>
     <w:bookmarkEnd w:id="14"/>

--- a/docs/02_Logical_Model.docx
+++ b/docs/02_Logical_Model.docx
@@ -1,6 +1,6 @@
 
 <file path=word/document.xml><?xml version="1.0" encoding="utf-8"?>
-<w:document xmlns:w="http://schemas.openxmlformats.org/wordprocessingml/2006/main" xmlns:m="http://schemas.openxmlformats.org/officeDocument/2006/math" xmlns:r="http://schemas.openxmlformats.org/officeDocument/2006/relationships" xmlns:o="urn:schemas-microsoft-com:office:office" xmlns:v="urn:schemas-microsoft-com:vml" xmlns:w10="urn:schemas-microsoft-com:office:word" xmlns:a="http://schemas.openxmlformats.org/drawingml/2006/main" xmlns:pic="http://schemas.openxmlformats.org/drawingml/2006/picture" xmlns:wp="http://schemas.openxmlformats.org/drawingml/2006/wordprocessingDrawing">
+<w:document xmlns:wpc="http://schemas.microsoft.com/office/word/2010/wordprocessingCanvas" xmlns:cx="http://schemas.microsoft.com/office/drawing/2014/chartex" xmlns:cx1="http://schemas.microsoft.com/office/drawing/2015/9/8/chartex" xmlns:cx2="http://schemas.microsoft.com/office/drawing/2015/10/21/chartex" xmlns:cx3="http://schemas.microsoft.com/office/drawing/2016/5/9/chartex" xmlns:cx4="http://schemas.microsoft.com/office/drawing/2016/5/10/chartex" xmlns:cx5="http://schemas.microsoft.com/office/drawing/2016/5/11/chartex" xmlns:cx6="http://schemas.microsoft.com/office/drawing/2016/5/12/chartex" xmlns:cx7="http://schemas.microsoft.com/office/drawing/2016/5/13/chartex" xmlns:cx8="http://schemas.microsoft.com/office/drawing/2016/5/14/chartex" xmlns:mc="http://schemas.openxmlformats.org/markup-compatibility/2006" xmlns:m="http://schemas.openxmlformats.org/officeDocument/2006/math" xmlns:aink="http://schemas.microsoft.com/office/drawing/2016/ink" xmlns:am3d="http://schemas.microsoft.com/office/drawing/2017/model3d" xmlns:oel="http://schemas.microsoft.com/office/2019/extlst" xmlns:r="http://schemas.openxmlformats.org/officeDocument/2006/relationships" xmlns:wp14="http://schemas.microsoft.com/office/word/2010/wordprocessingDrawing" xmlns:wp="http://schemas.openxmlformats.org/drawingml/2006/wordprocessingDrawing" xmlns:wpg="http://schemas.microsoft.com/office/word/2010/wordprocessingGroup" xmlns:wpi="http://schemas.microsoft.com/office/word/2010/wordprocessingInk" xmlns:wps="http://schemas.microsoft.com/office/word/2010/wordprocessingShape" xmlns:o="urn:schemas-microsoft-com:office:office" xmlns:v="urn:schemas-microsoft-com:vml" xmlns:w10="urn:schemas-microsoft-com:office:word" xmlns:w="http://schemas.openxmlformats.org/wordprocessingml/2006/main" xmlns:w14="http://schemas.microsoft.com/office/word/2010/wordml" xmlns:w15="http://schemas.microsoft.com/office/word/2012/wordml" xmlns:w16cex="http://schemas.microsoft.com/office/word/2018/wordml/cex" xmlns:w16cid="http://schemas.microsoft.com/office/word/2016/wordml/cid" xmlns:w16="http://schemas.microsoft.com/office/word/2018/wordml" xmlns:w16sdtdh="http://schemas.microsoft.com/office/word/2020/wordml/sdtdatahash" xmlns:w16sdtfl="http://schemas.microsoft.com/office/word/2024/wordml/sdtformatlock" xmlns:w16se="http://schemas.microsoft.com/office/word/2015/wordml/symex" xmlns:w16du="http://schemas.microsoft.com/office/word/2023/wordml/word16du" xmlns:wne="http://schemas.microsoft.com/office/word/2006/wordml" mc:Ignorable="w14 w15 w16se w16cid w16 w16cex w16sdtdh w16sdtfl w16du wp14">
   <w:body>
     <w:p>
       <w:pPr>
@@ -15,25 +15,23 @@
         <w:pStyle w:val="FirstParagraph"/>
       </w:pPr>
       <w:r>
-        <w:t xml:space="preserve">This document shows how the data is organised for reporting, without database details. Those are in 03 Physical Model.</w:t>
-      </w:r>
-    </w:p>
-    <w:bookmarkStart w:id="12" w:name="the-idea-in-short"/>
+        <w:t>This document shows how the data is organised for reporting, without database details. Those are in 03 Physical Model.</w:t>
+      </w:r>
+    </w:p>
     <w:p>
       <w:pPr>
         <w:pStyle w:val="Heading1"/>
       </w:pPr>
+      <w:bookmarkStart w:id="0" w:name="the-idea-in-short"/>
       <w:r>
         <w:rPr>
           <w:rStyle w:val="SectionNumber"/>
         </w:rPr>
-        <w:t xml:space="preserve">1</w:t>
+        <w:t>1</w:t>
       </w:r>
       <w:r>
         <w:tab/>
-      </w:r>
-      <w:r>
-        <w:t xml:space="preserve">The idea in short</w:t>
+        <w:t>The idea in short</w:t>
       </w:r>
     </w:p>
     <w:p>
@@ -41,20 +39,17 @@
         <w:pStyle w:val="FirstParagraph"/>
       </w:pPr>
       <w:r>
-        <w:t xml:space="preserve">The warehouse uses a</w:t>
-      </w:r>
-      <w:r>
-        <w:t xml:space="preserve"> </w:t>
+        <w:t xml:space="preserve">The warehouse uses a </w:t>
       </w:r>
       <w:r>
         <w:rPr>
           <w:b/>
           <w:bCs/>
         </w:rPr>
-        <w:t xml:space="preserve">star schema</w:t>
-      </w:r>
-      <w:r>
-        <w:t xml:space="preserve">. It has two kinds of tables:</w:t>
+        <w:t>star schema</w:t>
+      </w:r>
+      <w:r>
+        <w:t>. It has two kinds of tables:</w:t>
       </w:r>
     </w:p>
     <w:p>
@@ -62,27 +57,21 @@
         <w:pStyle w:val="Compact"/>
         <w:numPr>
           <w:ilvl w:val="0"/>
-          <w:numId w:val="1001"/>
+          <w:numId w:val="2"/>
         </w:numPr>
       </w:pPr>
       <w:r>
-        <w:t xml:space="preserve">A</w:t>
-      </w:r>
-      <w:r>
-        <w:t xml:space="preserve"> </w:t>
+        <w:t xml:space="preserve">A </w:t>
       </w:r>
       <w:r>
         <w:rPr>
           <w:b/>
           <w:bCs/>
         </w:rPr>
-        <w:t xml:space="preserve">fact</w:t>
-      </w:r>
-      <w:r>
-        <w:t xml:space="preserve"> </w:t>
-      </w:r>
-      <w:r>
-        <w:t xml:space="preserve">table records something that happened, with numbers. Example: a sale.</w:t>
+        <w:t>fact</w:t>
+      </w:r>
+      <w:r>
+        <w:t xml:space="preserve"> table records something that happened, with numbers. Example: a sale.</w:t>
       </w:r>
     </w:p>
     <w:p>
@@ -90,27 +79,21 @@
         <w:pStyle w:val="Compact"/>
         <w:numPr>
           <w:ilvl w:val="0"/>
-          <w:numId w:val="1001"/>
+          <w:numId w:val="2"/>
         </w:numPr>
       </w:pPr>
       <w:r>
-        <w:t xml:space="preserve">A</w:t>
-      </w:r>
-      <w:r>
-        <w:t xml:space="preserve"> </w:t>
+        <w:t xml:space="preserve">A </w:t>
       </w:r>
       <w:r>
         <w:rPr>
           <w:b/>
           <w:bCs/>
         </w:rPr>
-        <w:t xml:space="preserve">dimension</w:t>
-      </w:r>
-      <w:r>
-        <w:t xml:space="preserve"> </w:t>
-      </w:r>
-      <w:r>
-        <w:t xml:space="preserve">table describes it: who, what, when and where. Example: the company, the product and the day.</w:t>
+        <w:t>dimension</w:t>
+      </w:r>
+      <w:r>
+        <w:t xml:space="preserve"> table describes it: who, what, when and where. Example: the company, the product and the day.</w:t>
       </w:r>
     </w:p>
     <w:p>
@@ -118,7 +101,15 @@
         <w:pStyle w:val="FirstParagraph"/>
       </w:pPr>
       <w:r>
-        <w:t xml:space="preserve">Each fact row points to one row in each of its dimensions. Drawn on paper, the facts sit in the middle with the dimensions around them, like a star. This shape keeps report queries short: a fact joins straight to the things that describe it.</w:t>
+        <w:t>Each fact row points to one row in each of its dimensions. Drawn on paper, the facts sit in the middle with the dimensions around them, like a star. This shape keeps report queries short: a fact joins straight to the things that describe it.</w:t>
+      </w:r>
+    </w:p>
+    <w:p>
+      <w:pPr>
+        <w:pStyle w:val="BodyText"/>
+      </w:pPr>
+      <w:r>
+        <w:t>One exception: a sale reaches its country through the company (fact_sales -&gt; dim_company -&gt; dim_country). A dimension that another dimension points to is called an outrigger; it makes this one link a small snowflake. Section 8 explains why.</w:t>
       </w:r>
     </w:p>
     <w:p>
@@ -126,22 +117,26 @@
         <w:pStyle w:val="CaptionedFigure"/>
       </w:pPr>
       <w:r>
+        <w:rPr>
+          <w:noProof/>
+        </w:rPr>
         <w:drawing>
-          <wp:inline>
+          <wp:inline distT="0" distB="0" distL="0" distR="0" wp14:anchorId="3B2F7D9E" wp14:editId="27F2E17A">
             <wp:extent cx="5334000" cy="3036671"/>
-            <wp:effectExtent b="0" l="0" r="0" t="0"/>
-            <wp:docPr descr="Figure 1 - The star schema: 2 facts in the middle, 6 dimensions around them" title="" id="10" name="Picture"/>
-            <a:graphic>
+            <wp:effectExtent l="0" t="0" r="0" b="0"/>
+            <wp:docPr id="10" name="Picture" descr="Figure 1 - The star schema: 2 facts in the middle, 6 dimensions around them"/>
+            <wp:cNvGraphicFramePr/>
+            <a:graphic xmlns:a="http://schemas.openxmlformats.org/drawingml/2006/main">
               <a:graphicData uri="http://schemas.openxmlformats.org/drawingml/2006/picture">
-                <pic:pic>
+                <pic:pic xmlns:pic="http://schemas.openxmlformats.org/drawingml/2006/picture">
                   <pic:nvPicPr>
-                    <pic:cNvPr descr="img/star_schema.png" id="11" name="Picture"/>
+                    <pic:cNvPr id="11" name="Picture" descr="img/star_schema.png"/>
                     <pic:cNvPicPr>
-                      <a:picLocks noChangeArrowheads="1" noChangeAspect="1"/>
+                      <a:picLocks noChangeAspect="1" noChangeArrowheads="1"/>
                     </pic:cNvPicPr>
                   </pic:nvPicPr>
                   <pic:blipFill>
-                    <a:blip r:embed="rId9"/>
+                    <a:blip r:embed="rId7"/>
                     <a:stretch>
                       <a:fillRect/>
                     </a:stretch>
@@ -173,44 +168,40 @@
         <w:pStyle w:val="ImageCaption"/>
       </w:pPr>
       <w:r>
-        <w:t xml:space="preserve">Figure 1 - The star schema: 2 facts in the middle, 6 dimensions around them</w:t>
-      </w:r>
-    </w:p>
-    <w:bookmarkEnd w:id="12"/>
-    <w:bookmarkStart w:id="15" w:name="the-two-facts"/>
+        <w:t>Figure 1 - The star schema: 2 facts in the middle, 6 dimensions around them</w:t>
+      </w:r>
+    </w:p>
     <w:p>
       <w:pPr>
         <w:pStyle w:val="Heading1"/>
       </w:pPr>
+      <w:bookmarkStart w:id="1" w:name="the-two-facts"/>
+      <w:bookmarkEnd w:id="0"/>
       <w:r>
         <w:rPr>
           <w:rStyle w:val="SectionNumber"/>
         </w:rPr>
-        <w:t xml:space="preserve">2</w:t>
+        <w:t>2</w:t>
       </w:r>
       <w:r>
         <w:tab/>
-      </w:r>
-      <w:r>
-        <w:t xml:space="preserve">The two facts</w:t>
-      </w:r>
-    </w:p>
-    <w:bookmarkStart w:id="13" w:name="sales-fact_sales"/>
+        <w:t>The two facts</w:t>
+      </w:r>
+    </w:p>
     <w:p>
       <w:pPr>
         <w:pStyle w:val="Heading2"/>
       </w:pPr>
+      <w:bookmarkStart w:id="2" w:name="sales-fact_sales"/>
       <w:r>
         <w:rPr>
           <w:rStyle w:val="SectionNumber"/>
         </w:rPr>
-        <w:t xml:space="preserve">2.1</w:t>
+        <w:t>2.1</w:t>
       </w:r>
       <w:r>
         <w:tab/>
-      </w:r>
-      <w:r>
-        <w:t xml:space="preserve">Sales (fact_sales)</w:t>
+        <w:t>Sales (fact_sales)</w:t>
       </w:r>
     </w:p>
     <w:p>
@@ -222,10 +213,10 @@
           <w:b/>
           <w:bCs/>
         </w:rPr>
-        <w:t xml:space="preserve">One row = one order line</w:t>
-      </w:r>
-      <w:r>
-        <w:t xml:space="preserve">, that is, one product on one order. This is the most detailed level the source has, so any total can be built from it: per day, per month, per company or per product.</w:t>
+        <w:t>One row = one order line</w:t>
+      </w:r>
+      <w:r>
+        <w:t>, that is, one product on one order. This is the most detailed level the source has, so any total can be built from it: per day, per month, per company or per product.</w:t>
       </w:r>
     </w:p>
     <w:p>
@@ -233,303 +224,358 @@
         <w:pStyle w:val="BodyText"/>
       </w:pPr>
       <w:r>
-        <w:t xml:space="preserve">Example: an order with two lines becomes two rows (made-up values):</w:t>
-      </w:r>
+        <w:t>Example: an order with two lines becomes two rows (made-up values):</w:t>
+      </w:r>
+    </w:p>
+    <w:p>
+      <w:pPr>
+        <w:pStyle w:val="BodyText"/>
+      </w:pPr>
     </w:p>
     <w:tbl>
       <w:tblPr>
         <w:tblStyle w:val="Table"/>
-        <w:tblW w:type="pct" w:w="5000"/>
+        <w:tblW w:w="5000" w:type="pct"/>
         <w:tblLayout w:type="fixed"/>
-        <w:tblLook w:firstRow="1" w:lastRow="0" w:firstColumn="0" w:lastColumn="0" w:noHBand="0" w:noVBand="0" w:val="0020"/>
+        <w:tblLook w:val="0020" w:firstRow="1" w:lastRow="0" w:firstColumn="0" w:lastColumn="0" w:noHBand="0" w:noVBand="0"/>
       </w:tblPr>
       <w:tblGrid>
-        <w:gridCol w:w="779"/>
-        <w:gridCol w:w="779"/>
-        <w:gridCol w:w="1038"/>
-        <w:gridCol w:w="1817"/>
-        <w:gridCol w:w="1168"/>
-        <w:gridCol w:w="779"/>
-        <w:gridCol w:w="779"/>
-        <w:gridCol w:w="779"/>
+        <w:gridCol w:w="966"/>
+        <w:gridCol w:w="966"/>
+        <w:gridCol w:w="1287"/>
+        <w:gridCol w:w="2253"/>
+        <w:gridCol w:w="1448"/>
+        <w:gridCol w:w="966"/>
+        <w:gridCol w:w="966"/>
+        <w:gridCol w:w="966"/>
       </w:tblGrid>
       <w:tr>
         <w:trPr>
-          <w:tblHeader w:val="on"/>
+          <w:cnfStyle w:val="100000000000" w:firstRow="1" w:lastRow="0" w:firstColumn="0" w:lastColumn="0" w:oddVBand="0" w:evenVBand="0" w:oddHBand="0" w:evenHBand="0" w:firstRowFirstColumn="0" w:firstRowLastColumn="0" w:lastRowFirstColumn="0" w:lastRowLastColumn="0"/>
+          <w:tblHeader/>
         </w:trPr>
         <w:tc>
-          <w:tcPr/>
+          <w:tcPr>
+            <w:tcW w:w="779" w:type="dxa"/>
+          </w:tcPr>
           <w:p>
             <w:pPr>
               <w:pStyle w:val="Compact"/>
               <w:keepNext/>
             </w:pPr>
             <w:r>
-              <w:t xml:space="preserve">Order</w:t>
-            </w:r>
-          </w:p>
-        </w:tc>
-        <w:tc>
-          <w:tcPr/>
+              <w:lastRenderedPageBreak/>
+              <w:t>Order</w:t>
+            </w:r>
+          </w:p>
+        </w:tc>
+        <w:tc>
+          <w:tcPr>
+            <w:tcW w:w="779" w:type="dxa"/>
+          </w:tcPr>
           <w:p>
             <w:pPr>
               <w:pStyle w:val="Compact"/>
               <w:keepNext/>
             </w:pPr>
             <w:r>
-              <w:t xml:space="preserve">Line</w:t>
-            </w:r>
-          </w:p>
-        </w:tc>
-        <w:tc>
-          <w:tcPr/>
+              <w:t>Line</w:t>
+            </w:r>
+          </w:p>
+        </w:tc>
+        <w:tc>
+          <w:tcPr>
+            <w:tcW w:w="1038" w:type="dxa"/>
+          </w:tcPr>
           <w:p>
             <w:pPr>
               <w:pStyle w:val="Compact"/>
               <w:keepNext/>
             </w:pPr>
             <w:r>
-              <w:t xml:space="preserve">Day</w:t>
-            </w:r>
-          </w:p>
-        </w:tc>
-        <w:tc>
-          <w:tcPr/>
+              <w:t>Day</w:t>
+            </w:r>
+          </w:p>
+        </w:tc>
+        <w:tc>
+          <w:tcPr>
+            <w:tcW w:w="1817" w:type="dxa"/>
+          </w:tcPr>
           <w:p>
             <w:pPr>
               <w:pStyle w:val="Compact"/>
               <w:keepNext/>
             </w:pPr>
             <w:r>
-              <w:t xml:space="preserve">Company</w:t>
-            </w:r>
-          </w:p>
-        </w:tc>
-        <w:tc>
-          <w:tcPr/>
+              <w:t>Company</w:t>
+            </w:r>
+          </w:p>
+        </w:tc>
+        <w:tc>
+          <w:tcPr>
+            <w:tcW w:w="1168" w:type="dxa"/>
+          </w:tcPr>
           <w:p>
             <w:pPr>
               <w:pStyle w:val="Compact"/>
               <w:keepNext/>
             </w:pPr>
             <w:r>
-              <w:t xml:space="preserve">Product</w:t>
-            </w:r>
-          </w:p>
-        </w:tc>
-        <w:tc>
-          <w:tcPr/>
+              <w:t>Product</w:t>
+            </w:r>
+          </w:p>
+        </w:tc>
+        <w:tc>
+          <w:tcPr>
+            <w:tcW w:w="779" w:type="dxa"/>
+          </w:tcPr>
           <w:p>
             <w:pPr>
               <w:pStyle w:val="Compact"/>
               <w:keepNext/>
             </w:pPr>
             <w:r>
-              <w:t xml:space="preserve">Quantity</w:t>
-            </w:r>
-          </w:p>
-        </w:tc>
-        <w:tc>
-          <w:tcPr/>
+              <w:t>Quantity</w:t>
+            </w:r>
+          </w:p>
+        </w:tc>
+        <w:tc>
+          <w:tcPr>
+            <w:tcW w:w="779" w:type="dxa"/>
+          </w:tcPr>
           <w:p>
             <w:pPr>
               <w:pStyle w:val="Compact"/>
               <w:keepNext/>
             </w:pPr>
             <w:r>
-              <w:t xml:space="preserve">Price paid</w:t>
-            </w:r>
-          </w:p>
-        </w:tc>
-        <w:tc>
-          <w:tcPr/>
+              <w:t>Price paid</w:t>
+            </w:r>
+          </w:p>
+        </w:tc>
+        <w:tc>
+          <w:tcPr>
+            <w:tcW w:w="779" w:type="dxa"/>
+          </w:tcPr>
           <w:p>
             <w:pPr>
               <w:pStyle w:val="Compact"/>
               <w:keepNext/>
             </w:pPr>
             <w:r>
-              <w:t xml:space="preserve">Amount</w:t>
+              <w:t>Amount</w:t>
             </w:r>
           </w:p>
         </w:tc>
       </w:tr>
       <w:tr>
         <w:tc>
-          <w:tcPr/>
-          <w:p>
-            <w:pPr>
-              <w:pStyle w:val="Compact"/>
-            </w:pPr>
-            <w:r>
-              <w:t xml:space="preserve">100</w:t>
-            </w:r>
-          </w:p>
-        </w:tc>
-        <w:tc>
-          <w:tcPr/>
-          <w:p>
-            <w:pPr>
-              <w:pStyle w:val="Compact"/>
-            </w:pPr>
-            <w:r>
-              <w:t xml:space="preserve">1</w:t>
-            </w:r>
-          </w:p>
-        </w:tc>
-        <w:tc>
-          <w:tcPr/>
-          <w:p>
-            <w:pPr>
-              <w:pStyle w:val="Compact"/>
-            </w:pPr>
-            <w:r>
-              <w:t xml:space="preserve">2026-05-03</w:t>
-            </w:r>
-          </w:p>
-        </w:tc>
-        <w:tc>
-          <w:tcPr/>
-          <w:p>
-            <w:pPr>
-              <w:pStyle w:val="Compact"/>
-            </w:pPr>
-            <w:r>
-              <w:t xml:space="preserve">Austral Supplies S.A.</w:t>
-            </w:r>
-          </w:p>
-        </w:tc>
-        <w:tc>
-          <w:tcPr/>
-          <w:p>
-            <w:pPr>
-              <w:pStyle w:val="Compact"/>
-            </w:pPr>
-            <w:r>
-              <w:t xml:space="preserve">Steel Bolt</w:t>
-            </w:r>
-          </w:p>
-        </w:tc>
-        <w:tc>
-          <w:tcPr/>
-          <w:p>
-            <w:pPr>
-              <w:pStyle w:val="Compact"/>
-            </w:pPr>
-            <w:r>
-              <w:t xml:space="preserve">5</w:t>
-            </w:r>
-          </w:p>
-        </w:tc>
-        <w:tc>
-          <w:tcPr/>
-          <w:p>
-            <w:pPr>
-              <w:pStyle w:val="Compact"/>
-            </w:pPr>
-            <w:r>
-              <w:t xml:space="preserve">30.00</w:t>
-            </w:r>
-          </w:p>
-        </w:tc>
-        <w:tc>
-          <w:tcPr/>
-          <w:p>
-            <w:pPr>
-              <w:pStyle w:val="Compact"/>
-            </w:pPr>
-            <w:r>
-              <w:t xml:space="preserve">150.00</w:t>
+          <w:tcPr>
+            <w:tcW w:w="779" w:type="dxa"/>
+          </w:tcPr>
+          <w:p>
+            <w:pPr>
+              <w:pStyle w:val="Compact"/>
+            </w:pPr>
+            <w:r>
+              <w:t>100</w:t>
+            </w:r>
+          </w:p>
+        </w:tc>
+        <w:tc>
+          <w:tcPr>
+            <w:tcW w:w="779" w:type="dxa"/>
+          </w:tcPr>
+          <w:p>
+            <w:pPr>
+              <w:pStyle w:val="Compact"/>
+            </w:pPr>
+            <w:r>
+              <w:t>1</w:t>
+            </w:r>
+          </w:p>
+        </w:tc>
+        <w:tc>
+          <w:tcPr>
+            <w:tcW w:w="1038" w:type="dxa"/>
+          </w:tcPr>
+          <w:p>
+            <w:pPr>
+              <w:pStyle w:val="Compact"/>
+            </w:pPr>
+            <w:r>
+              <w:t>2026-05-03</w:t>
+            </w:r>
+          </w:p>
+        </w:tc>
+        <w:tc>
+          <w:tcPr>
+            <w:tcW w:w="1817" w:type="dxa"/>
+          </w:tcPr>
+          <w:p>
+            <w:pPr>
+              <w:pStyle w:val="Compact"/>
+            </w:pPr>
+            <w:r>
+              <w:t>Austral Supplies S.A.</w:t>
+            </w:r>
+          </w:p>
+        </w:tc>
+        <w:tc>
+          <w:tcPr>
+            <w:tcW w:w="1168" w:type="dxa"/>
+          </w:tcPr>
+          <w:p>
+            <w:pPr>
+              <w:pStyle w:val="Compact"/>
+            </w:pPr>
+            <w:r>
+              <w:t>Steel Bolt</w:t>
+            </w:r>
+          </w:p>
+        </w:tc>
+        <w:tc>
+          <w:tcPr>
+            <w:tcW w:w="779" w:type="dxa"/>
+          </w:tcPr>
+          <w:p>
+            <w:pPr>
+              <w:pStyle w:val="Compact"/>
+            </w:pPr>
+            <w:r>
+              <w:t>5</w:t>
+            </w:r>
+          </w:p>
+        </w:tc>
+        <w:tc>
+          <w:tcPr>
+            <w:tcW w:w="779" w:type="dxa"/>
+          </w:tcPr>
+          <w:p>
+            <w:pPr>
+              <w:pStyle w:val="Compact"/>
+            </w:pPr>
+            <w:r>
+              <w:t>30.00</w:t>
+            </w:r>
+          </w:p>
+        </w:tc>
+        <w:tc>
+          <w:tcPr>
+            <w:tcW w:w="779" w:type="dxa"/>
+          </w:tcPr>
+          <w:p>
+            <w:pPr>
+              <w:pStyle w:val="Compact"/>
+            </w:pPr>
+            <w:r>
+              <w:t>150.00</w:t>
             </w:r>
           </w:p>
         </w:tc>
       </w:tr>
       <w:tr>
         <w:tc>
-          <w:tcPr/>
-          <w:p>
-            <w:pPr>
-              <w:pStyle w:val="Compact"/>
-            </w:pPr>
-            <w:r>
-              <w:t xml:space="preserve">100</w:t>
-            </w:r>
-          </w:p>
-        </w:tc>
-        <w:tc>
-          <w:tcPr/>
-          <w:p>
-            <w:pPr>
-              <w:pStyle w:val="Compact"/>
-            </w:pPr>
-            <w:r>
-              <w:t xml:space="preserve">2</w:t>
-            </w:r>
-          </w:p>
-        </w:tc>
-        <w:tc>
-          <w:tcPr/>
-          <w:p>
-            <w:pPr>
-              <w:pStyle w:val="Compact"/>
-            </w:pPr>
-            <w:r>
-              <w:t xml:space="preserve">2026-05-03</w:t>
-            </w:r>
-          </w:p>
-        </w:tc>
-        <w:tc>
-          <w:tcPr/>
-          <w:p>
-            <w:pPr>
-              <w:pStyle w:val="Compact"/>
-            </w:pPr>
-            <w:r>
-              <w:t xml:space="preserve">Austral Supplies S.A.</w:t>
-            </w:r>
-          </w:p>
-        </w:tc>
-        <w:tc>
-          <w:tcPr/>
-          <w:p>
-            <w:pPr>
-              <w:pStyle w:val="Compact"/>
-            </w:pPr>
-            <w:r>
-              <w:t xml:space="preserve">Basic Cable</w:t>
-            </w:r>
-          </w:p>
-        </w:tc>
-        <w:tc>
-          <w:tcPr/>
-          <w:p>
-            <w:pPr>
-              <w:pStyle w:val="Compact"/>
-            </w:pPr>
-            <w:r>
-              <w:t xml:space="preserve">2</w:t>
-            </w:r>
-          </w:p>
-        </w:tc>
-        <w:tc>
-          <w:tcPr/>
-          <w:p>
-            <w:pPr>
-              <w:pStyle w:val="Compact"/>
-            </w:pPr>
-            <w:r>
-              <w:t xml:space="preserve">48.00</w:t>
-            </w:r>
-          </w:p>
-        </w:tc>
-        <w:tc>
-          <w:tcPr/>
-          <w:p>
-            <w:pPr>
-              <w:pStyle w:val="Compact"/>
-            </w:pPr>
-            <w:r>
-              <w:t xml:space="preserve">96.00</w:t>
+          <w:tcPr>
+            <w:tcW w:w="779" w:type="dxa"/>
+          </w:tcPr>
+          <w:p>
+            <w:pPr>
+              <w:pStyle w:val="Compact"/>
+            </w:pPr>
+            <w:r>
+              <w:t>100</w:t>
+            </w:r>
+          </w:p>
+        </w:tc>
+        <w:tc>
+          <w:tcPr>
+            <w:tcW w:w="779" w:type="dxa"/>
+          </w:tcPr>
+          <w:p>
+            <w:pPr>
+              <w:pStyle w:val="Compact"/>
+            </w:pPr>
+            <w:r>
+              <w:t>2</w:t>
+            </w:r>
+          </w:p>
+        </w:tc>
+        <w:tc>
+          <w:tcPr>
+            <w:tcW w:w="1038" w:type="dxa"/>
+          </w:tcPr>
+          <w:p>
+            <w:pPr>
+              <w:pStyle w:val="Compact"/>
+            </w:pPr>
+            <w:r>
+              <w:t>2026-05-03</w:t>
+            </w:r>
+          </w:p>
+        </w:tc>
+        <w:tc>
+          <w:tcPr>
+            <w:tcW w:w="1817" w:type="dxa"/>
+          </w:tcPr>
+          <w:p>
+            <w:pPr>
+              <w:pStyle w:val="Compact"/>
+            </w:pPr>
+            <w:r>
+              <w:t>Austral Supplies S.A.</w:t>
+            </w:r>
+          </w:p>
+        </w:tc>
+        <w:tc>
+          <w:tcPr>
+            <w:tcW w:w="1168" w:type="dxa"/>
+          </w:tcPr>
+          <w:p>
+            <w:pPr>
+              <w:pStyle w:val="Compact"/>
+            </w:pPr>
+            <w:r>
+              <w:t>Basic Cable</w:t>
+            </w:r>
+          </w:p>
+        </w:tc>
+        <w:tc>
+          <w:tcPr>
+            <w:tcW w:w="779" w:type="dxa"/>
+          </w:tcPr>
+          <w:p>
+            <w:pPr>
+              <w:pStyle w:val="Compact"/>
+            </w:pPr>
+            <w:r>
+              <w:t>2</w:t>
+            </w:r>
+          </w:p>
+        </w:tc>
+        <w:tc>
+          <w:tcPr>
+            <w:tcW w:w="779" w:type="dxa"/>
+          </w:tcPr>
+          <w:p>
+            <w:pPr>
+              <w:pStyle w:val="Compact"/>
+            </w:pPr>
+            <w:r>
+              <w:t>48.00</w:t>
+            </w:r>
+          </w:p>
+        </w:tc>
+        <w:tc>
+          <w:tcPr>
+            <w:tcW w:w="779" w:type="dxa"/>
+          </w:tcPr>
+          <w:p>
+            <w:pPr>
+              <w:pStyle w:val="Compact"/>
+            </w:pPr>
+            <w:r>
+              <w:t>96.00</w:t>
             </w:r>
           </w:p>
         </w:tc>
@@ -540,26 +586,24 @@
         <w:pStyle w:val="BodyText"/>
       </w:pPr>
       <w:r>
-        <w:t xml:space="preserve">In the real table, day, company and product are stored as keys that point to the dimensions. The numbers are quantity, unit_price (the price paid) and amount = quantity x unit_price. Its key is order_id + line_number: each order line appears once. Rows in a fresh build: 2,567.</w:t>
-      </w:r>
-    </w:p>
-    <w:bookmarkEnd w:id="13"/>
-    <w:bookmarkStart w:id="14" w:name="logins-fact_logins"/>
+        <w:t>In the real table, day, company and product are stored as keys that point to the dimensions. The numbers are quantity, unit_price (the price paid) and amount = quantity x unit_price. Its key is order_id + line_number: each order line appears once. Rows in a fresh build: 2,567.</w:t>
+      </w:r>
+    </w:p>
     <w:p>
       <w:pPr>
         <w:pStyle w:val="Heading2"/>
       </w:pPr>
+      <w:bookmarkStart w:id="3" w:name="logins-fact_logins"/>
+      <w:bookmarkEnd w:id="2"/>
       <w:r>
         <w:rPr>
           <w:rStyle w:val="SectionNumber"/>
         </w:rPr>
-        <w:t xml:space="preserve">2.2</w:t>
+        <w:t>2.2</w:t>
       </w:r>
       <w:r>
         <w:tab/>
-      </w:r>
-      <w:r>
-        <w:t xml:space="preserve">Logins (fact_logins)</w:t>
+        <w:t>Logins (fact_logins)</w:t>
       </w:r>
     </w:p>
     <w:p>
@@ -571,10 +615,10 @@
           <w:b/>
           <w:bCs/>
         </w:rPr>
-        <w:t xml:space="preserve">One row = one login</w:t>
-      </w:r>
-      <w:r>
-        <w:t xml:space="preserve">, that is, one visit of a logged-in user. The web log has one line per page, so the lines are grouped: a new login starts when the user's previous line is more than 30 minutes older. The login keeps the time, device and country of its first line.</w:t>
+        <w:t>One row = one login</w:t>
+      </w:r>
+      <w:r>
+        <w:t>, that is, one visit of a logged-in user. The web log has one line per page, so the lines are grouped: a new login starts when the user's previous line is more than 30 minutes older. The login keeps the time, device and country of its first line.</w:t>
       </w:r>
     </w:p>
     <w:p>
@@ -582,7 +626,7 @@
         <w:pStyle w:val="BodyText"/>
       </w:pPr>
       <w:r>
-        <w:t xml:space="preserve">Example: user007 opens pages at 10:00, 10:05 and 10:12, then again at 15:00. That gives 2 rows in fact_logins: one at 10:00 and one at 15:00.</w:t>
+        <w:t>Example: user007 opens pages at 10:00, 10:05 and 10:12, then again at 15:00. That gives 2 rows in fact_logins: one at 10:00 and one at 15:00.</w:t>
       </w:r>
     </w:p>
     <w:p>
@@ -590,446 +634,515 @@
         <w:pStyle w:val="BodyText"/>
       </w:pPr>
       <w:r>
-        <w:t xml:space="preserve">The number we count is simply the rows (logins). Its key is username + login_time: a user cannot start two logins at the same moment, so each login appears once. Rows in a fresh build: 2,548.</w:t>
-      </w:r>
-    </w:p>
-    <w:bookmarkEnd w:id="14"/>
-    <w:bookmarkEnd w:id="15"/>
-    <w:bookmarkStart w:id="16" w:name="the-six-dimensions"/>
+        <w:t>The number we count is simply the rows (logins). Its key is username + login_time: a user cannot start two logins at the same moment, so each login appears once. Rows in a fresh build: 2,548.</w:t>
+      </w:r>
+    </w:p>
     <w:p>
       <w:pPr>
         <w:pStyle w:val="Heading1"/>
       </w:pPr>
+      <w:bookmarkStart w:id="4" w:name="the-six-dimensions"/>
+      <w:bookmarkEnd w:id="1"/>
+      <w:bookmarkEnd w:id="3"/>
       <w:r>
         <w:rPr>
           <w:rStyle w:val="SectionNumber"/>
         </w:rPr>
-        <w:t xml:space="preserve">3</w:t>
+        <w:t>3</w:t>
       </w:r>
       <w:r>
         <w:tab/>
-      </w:r>
-      <w:r>
-        <w:t xml:space="preserve">The six dimensions</w:t>
+        <w:t>The six dimensions</w:t>
       </w:r>
     </w:p>
     <w:tbl>
       <w:tblPr>
         <w:tblStyle w:val="Table"/>
-        <w:tblW w:type="pct" w:w="5000"/>
+        <w:tblW w:w="5000" w:type="pct"/>
         <w:tblLayout w:type="fixed"/>
-        <w:tblLook w:firstRow="1" w:lastRow="0" w:firstColumn="0" w:lastColumn="0" w:noHBand="0" w:noVBand="0" w:val="0020"/>
+        <w:tblLook w:val="0020" w:firstRow="1" w:lastRow="0" w:firstColumn="0" w:lastColumn="0" w:noHBand="0" w:noVBand="0"/>
       </w:tblPr>
       <w:tblGrid>
-        <w:gridCol w:w="1558"/>
-        <w:gridCol w:w="2337"/>
-        <w:gridCol w:w="2207"/>
-        <w:gridCol w:w="1168"/>
-        <w:gridCol w:w="649"/>
+        <w:gridCol w:w="1932"/>
+        <w:gridCol w:w="2897"/>
+        <w:gridCol w:w="2736"/>
+        <w:gridCol w:w="1448"/>
+        <w:gridCol w:w="805"/>
       </w:tblGrid>
       <w:tr>
         <w:trPr>
-          <w:tblHeader w:val="on"/>
+          <w:cnfStyle w:val="100000000000" w:firstRow="1" w:lastRow="0" w:firstColumn="0" w:lastColumn="0" w:oddVBand="0" w:evenVBand="0" w:oddHBand="0" w:evenHBand="0" w:firstRowFirstColumn="0" w:firstRowLastColumn="0" w:lastRowFirstColumn="0" w:lastRowLastColumn="0"/>
+          <w:tblHeader/>
         </w:trPr>
         <w:tc>
-          <w:tcPr/>
+          <w:tcPr>
+            <w:tcW w:w="1558" w:type="dxa"/>
+          </w:tcPr>
           <w:p>
             <w:pPr>
               <w:pStyle w:val="Compact"/>
               <w:keepNext/>
             </w:pPr>
             <w:r>
-              <w:t xml:space="preserve">Dimension</w:t>
-            </w:r>
-          </w:p>
-        </w:tc>
-        <w:tc>
-          <w:tcPr/>
+              <w:t>Dimension</w:t>
+            </w:r>
+          </w:p>
+        </w:tc>
+        <w:tc>
+          <w:tcPr>
+            <w:tcW w:w="2337" w:type="dxa"/>
+          </w:tcPr>
           <w:p>
             <w:pPr>
               <w:pStyle w:val="Compact"/>
               <w:keepNext/>
             </w:pPr>
             <w:r>
-              <w:t xml:space="preserve">One row is</w:t>
-            </w:r>
-          </w:p>
-        </w:tc>
-        <w:tc>
-          <w:tcPr/>
+              <w:t>One row is</w:t>
+            </w:r>
+          </w:p>
+        </w:tc>
+        <w:tc>
+          <w:tcPr>
+            <w:tcW w:w="2207" w:type="dxa"/>
+          </w:tcPr>
           <w:p>
             <w:pPr>
               <w:pStyle w:val="Compact"/>
               <w:keepNext/>
             </w:pPr>
             <w:r>
-              <w:t xml:space="preserve">Example</w:t>
-            </w:r>
-          </w:p>
-        </w:tc>
-        <w:tc>
-          <w:tcPr/>
+              <w:t>Example</w:t>
+            </w:r>
+          </w:p>
+        </w:tc>
+        <w:tc>
+          <w:tcPr>
+            <w:tcW w:w="1168" w:type="dxa"/>
+          </w:tcPr>
           <w:p>
             <w:pPr>
               <w:pStyle w:val="Compact"/>
               <w:keepNext/>
             </w:pPr>
             <w:r>
-              <w:t xml:space="preserve">Keeps old versions?</w:t>
-            </w:r>
-          </w:p>
-        </w:tc>
-        <w:tc>
-          <w:tcPr/>
+              <w:t>Keeps old versions?</w:t>
+            </w:r>
+          </w:p>
+        </w:tc>
+        <w:tc>
+          <w:tcPr>
+            <w:tcW w:w="649" w:type="dxa"/>
+          </w:tcPr>
           <w:p>
             <w:pPr>
               <w:pStyle w:val="Compact"/>
               <w:keepNext/>
             </w:pPr>
             <w:r>
-              <w:t xml:space="preserve">Rows</w:t>
+              <w:t>Rows</w:t>
             </w:r>
           </w:p>
         </w:tc>
       </w:tr>
       <w:tr>
         <w:tc>
-          <w:tcPr/>
-          <w:p>
-            <w:pPr>
-              <w:pStyle w:val="Compact"/>
-            </w:pPr>
-            <w:r>
-              <w:t xml:space="preserve">dim_date</w:t>
-            </w:r>
-          </w:p>
-        </w:tc>
-        <w:tc>
-          <w:tcPr/>
-          <w:p>
-            <w:pPr>
-              <w:pStyle w:val="Compact"/>
-            </w:pPr>
-            <w:r>
-              <w:t xml:space="preserve">one calendar day</w:t>
-            </w:r>
-          </w:p>
-        </w:tc>
-        <w:tc>
-          <w:tcPr/>
-          <w:p>
-            <w:pPr>
-              <w:pStyle w:val="Compact"/>
-            </w:pPr>
-            <w:r>
-              <w:t xml:space="preserve">2026-05-03, May, 2026</w:t>
-            </w:r>
-          </w:p>
-        </w:tc>
-        <w:tc>
-          <w:tcPr/>
-          <w:p>
-            <w:pPr>
-              <w:pStyle w:val="Compact"/>
-            </w:pPr>
-            <w:r>
-              <w:t xml:space="preserve">no</w:t>
-            </w:r>
-          </w:p>
-        </w:tc>
-        <w:tc>
-          <w:tcPr/>
-          <w:p>
-            <w:pPr>
-              <w:pStyle w:val="Compact"/>
-            </w:pPr>
-            <w:r>
-              <w:t xml:space="preserve">4,018</w:t>
+          <w:tcPr>
+            <w:tcW w:w="1558" w:type="dxa"/>
+          </w:tcPr>
+          <w:p>
+            <w:pPr>
+              <w:pStyle w:val="Compact"/>
+            </w:pPr>
+            <w:r>
+              <w:t>dim_date</w:t>
+            </w:r>
+          </w:p>
+        </w:tc>
+        <w:tc>
+          <w:tcPr>
+            <w:tcW w:w="2337" w:type="dxa"/>
+          </w:tcPr>
+          <w:p>
+            <w:pPr>
+              <w:pStyle w:val="Compact"/>
+            </w:pPr>
+            <w:r>
+              <w:t>one calendar day</w:t>
+            </w:r>
+          </w:p>
+        </w:tc>
+        <w:tc>
+          <w:tcPr>
+            <w:tcW w:w="2207" w:type="dxa"/>
+          </w:tcPr>
+          <w:p>
+            <w:pPr>
+              <w:pStyle w:val="Compact"/>
+            </w:pPr>
+            <w:r>
+              <w:t>2026-05-03, May, 2026</w:t>
+            </w:r>
+          </w:p>
+        </w:tc>
+        <w:tc>
+          <w:tcPr>
+            <w:tcW w:w="1168" w:type="dxa"/>
+          </w:tcPr>
+          <w:p>
+            <w:pPr>
+              <w:pStyle w:val="Compact"/>
+            </w:pPr>
+            <w:r>
+              <w:t>no</w:t>
+            </w:r>
+          </w:p>
+        </w:tc>
+        <w:tc>
+          <w:tcPr>
+            <w:tcW w:w="649" w:type="dxa"/>
+          </w:tcPr>
+          <w:p>
+            <w:pPr>
+              <w:pStyle w:val="Compact"/>
+            </w:pPr>
+            <w:r>
+              <w:t>4,018</w:t>
             </w:r>
           </w:p>
         </w:tc>
       </w:tr>
       <w:tr>
         <w:tc>
-          <w:tcPr/>
-          <w:p>
-            <w:pPr>
-              <w:pStyle w:val="Compact"/>
-            </w:pPr>
-            <w:r>
-              <w:t xml:space="preserve">dim_country</w:t>
-            </w:r>
-          </w:p>
-        </w:tc>
-        <w:tc>
-          <w:tcPr/>
-          <w:p>
-            <w:pPr>
-              <w:pStyle w:val="Compact"/>
-            </w:pPr>
-            <w:r>
-              <w:t xml:space="preserve">one country</w:t>
-            </w:r>
-          </w:p>
-        </w:tc>
-        <w:tc>
-          <w:tcPr/>
-          <w:p>
-            <w:pPr>
-              <w:pStyle w:val="Compact"/>
-            </w:pPr>
-            <w:r>
-              <w:t xml:space="preserve">AR Argentina; XX Unknown</w:t>
-            </w:r>
-          </w:p>
-        </w:tc>
-        <w:tc>
-          <w:tcPr/>
-          <w:p>
-            <w:pPr>
-              <w:pStyle w:val="Compact"/>
-            </w:pPr>
-            <w:r>
-              <w:t xml:space="preserve">no</w:t>
-            </w:r>
-          </w:p>
-        </w:tc>
-        <w:tc>
-          <w:tcPr/>
-          <w:p>
-            <w:pPr>
-              <w:pStyle w:val="Compact"/>
-            </w:pPr>
-            <w:r>
-              <w:t xml:space="preserve">11</w:t>
+          <w:tcPr>
+            <w:tcW w:w="1558" w:type="dxa"/>
+          </w:tcPr>
+          <w:p>
+            <w:pPr>
+              <w:pStyle w:val="Compact"/>
+            </w:pPr>
+            <w:r>
+              <w:t>dim_country</w:t>
+            </w:r>
+          </w:p>
+        </w:tc>
+        <w:tc>
+          <w:tcPr>
+            <w:tcW w:w="2337" w:type="dxa"/>
+          </w:tcPr>
+          <w:p>
+            <w:pPr>
+              <w:pStyle w:val="Compact"/>
+            </w:pPr>
+            <w:r>
+              <w:t>one country</w:t>
+            </w:r>
+          </w:p>
+        </w:tc>
+        <w:tc>
+          <w:tcPr>
+            <w:tcW w:w="2207" w:type="dxa"/>
+          </w:tcPr>
+          <w:p>
+            <w:pPr>
+              <w:pStyle w:val="Compact"/>
+            </w:pPr>
+            <w:r>
+              <w:t>AR Argentina; XX Unknown</w:t>
+            </w:r>
+          </w:p>
+        </w:tc>
+        <w:tc>
+          <w:tcPr>
+            <w:tcW w:w="1168" w:type="dxa"/>
+          </w:tcPr>
+          <w:p>
+            <w:pPr>
+              <w:pStyle w:val="Compact"/>
+            </w:pPr>
+            <w:r>
+              <w:t>no</w:t>
+            </w:r>
+          </w:p>
+        </w:tc>
+        <w:tc>
+          <w:tcPr>
+            <w:tcW w:w="649" w:type="dxa"/>
+          </w:tcPr>
+          <w:p>
+            <w:pPr>
+              <w:pStyle w:val="Compact"/>
+            </w:pPr>
+            <w:r>
+              <w:t>11</w:t>
             </w:r>
           </w:p>
         </w:tc>
       </w:tr>
       <w:tr>
         <w:tc>
-          <w:tcPr/>
-          <w:p>
-            <w:pPr>
-              <w:pStyle w:val="Compact"/>
-            </w:pPr>
-            <w:r>
-              <w:t xml:space="preserve">dim_company</w:t>
-            </w:r>
-          </w:p>
-        </w:tc>
-        <w:tc>
-          <w:tcPr/>
-          <w:p>
-            <w:pPr>
-              <w:pStyle w:val="Compact"/>
-            </w:pPr>
-            <w:r>
-              <w:t xml:space="preserve">one version of a client company</w:t>
-            </w:r>
-          </w:p>
-        </w:tc>
-        <w:tc>
-          <w:tcPr/>
-          <w:p>
-            <w:pPr>
-              <w:pStyle w:val="Compact"/>
-            </w:pPr>
-            <w:r>
-              <w:t xml:space="preserve">Austral Supplies S.A., AR</w:t>
-            </w:r>
-          </w:p>
-        </w:tc>
-        <w:tc>
-          <w:tcPr/>
-          <w:p>
-            <w:pPr>
-              <w:pStyle w:val="Compact"/>
-            </w:pPr>
-            <w:r>
-              <w:t xml:space="preserve">yes</w:t>
-            </w:r>
-          </w:p>
-        </w:tc>
-        <w:tc>
-          <w:tcPr/>
-          <w:p>
-            <w:pPr>
-              <w:pStyle w:val="Compact"/>
-            </w:pPr>
-            <w:r>
-              <w:t xml:space="preserve">29</w:t>
+          <w:tcPr>
+            <w:tcW w:w="1558" w:type="dxa"/>
+          </w:tcPr>
+          <w:p>
+            <w:pPr>
+              <w:pStyle w:val="Compact"/>
+            </w:pPr>
+            <w:r>
+              <w:t>dim_company</w:t>
+            </w:r>
+          </w:p>
+        </w:tc>
+        <w:tc>
+          <w:tcPr>
+            <w:tcW w:w="2337" w:type="dxa"/>
+          </w:tcPr>
+          <w:p>
+            <w:pPr>
+              <w:pStyle w:val="Compact"/>
+            </w:pPr>
+            <w:r>
+              <w:t>one version of a client company</w:t>
+            </w:r>
+          </w:p>
+        </w:tc>
+        <w:tc>
+          <w:tcPr>
+            <w:tcW w:w="2207" w:type="dxa"/>
+          </w:tcPr>
+          <w:p>
+            <w:pPr>
+              <w:pStyle w:val="Compact"/>
+            </w:pPr>
+            <w:r>
+              <w:t>Austral Supplies S.A., AR</w:t>
+            </w:r>
+          </w:p>
+        </w:tc>
+        <w:tc>
+          <w:tcPr>
+            <w:tcW w:w="1168" w:type="dxa"/>
+          </w:tcPr>
+          <w:p>
+            <w:pPr>
+              <w:pStyle w:val="Compact"/>
+            </w:pPr>
+            <w:r>
+              <w:t>yes</w:t>
+            </w:r>
+          </w:p>
+        </w:tc>
+        <w:tc>
+          <w:tcPr>
+            <w:tcW w:w="649" w:type="dxa"/>
+          </w:tcPr>
+          <w:p>
+            <w:pPr>
+              <w:pStyle w:val="Compact"/>
+            </w:pPr>
+            <w:r>
+              <w:t>29</w:t>
             </w:r>
           </w:p>
         </w:tc>
       </w:tr>
       <w:tr>
         <w:tc>
-          <w:tcPr/>
-          <w:p>
-            <w:pPr>
-              <w:pStyle w:val="Compact"/>
-            </w:pPr>
-            <w:r>
-              <w:t xml:space="preserve">dim_product</w:t>
-            </w:r>
-          </w:p>
-        </w:tc>
-        <w:tc>
-          <w:tcPr/>
-          <w:p>
-            <w:pPr>
-              <w:pStyle w:val="Compact"/>
-            </w:pPr>
-            <w:r>
-              <w:t xml:space="preserve">one version of a product</w:t>
-            </w:r>
-          </w:p>
-        </w:tc>
-        <w:tc>
-          <w:tcPr/>
-          <w:p>
-            <w:pPr>
-              <w:pStyle w:val="Compact"/>
-            </w:pPr>
-            <w:r>
-              <w:t xml:space="preserve">Basic Tape, list price 24.57</w:t>
-            </w:r>
-          </w:p>
-        </w:tc>
-        <w:tc>
-          <w:tcPr/>
-          <w:p>
-            <w:pPr>
-              <w:pStyle w:val="Compact"/>
-            </w:pPr>
-            <w:r>
-              <w:t xml:space="preserve">yes</w:t>
-            </w:r>
-          </w:p>
-        </w:tc>
-        <w:tc>
-          <w:tcPr/>
-          <w:p>
-            <w:pPr>
-              <w:pStyle w:val="Compact"/>
-            </w:pPr>
-            <w:r>
-              <w:t xml:space="preserve">57</w:t>
+          <w:tcPr>
+            <w:tcW w:w="1558" w:type="dxa"/>
+          </w:tcPr>
+          <w:p>
+            <w:pPr>
+              <w:pStyle w:val="Compact"/>
+            </w:pPr>
+            <w:r>
+              <w:t>dim_product</w:t>
+            </w:r>
+          </w:p>
+        </w:tc>
+        <w:tc>
+          <w:tcPr>
+            <w:tcW w:w="2337" w:type="dxa"/>
+          </w:tcPr>
+          <w:p>
+            <w:pPr>
+              <w:pStyle w:val="Compact"/>
+            </w:pPr>
+            <w:r>
+              <w:t>one version of a product</w:t>
+            </w:r>
+          </w:p>
+        </w:tc>
+        <w:tc>
+          <w:tcPr>
+            <w:tcW w:w="2207" w:type="dxa"/>
+          </w:tcPr>
+          <w:p>
+            <w:pPr>
+              <w:pStyle w:val="Compact"/>
+            </w:pPr>
+            <w:r>
+              <w:t>Basic Tape, list price 24.57</w:t>
+            </w:r>
+          </w:p>
+        </w:tc>
+        <w:tc>
+          <w:tcPr>
+            <w:tcW w:w="1168" w:type="dxa"/>
+          </w:tcPr>
+          <w:p>
+            <w:pPr>
+              <w:pStyle w:val="Compact"/>
+            </w:pPr>
+            <w:r>
+              <w:t>yes</w:t>
+            </w:r>
+          </w:p>
+        </w:tc>
+        <w:tc>
+          <w:tcPr>
+            <w:tcW w:w="649" w:type="dxa"/>
+          </w:tcPr>
+          <w:p>
+            <w:pPr>
+              <w:pStyle w:val="Compact"/>
+            </w:pPr>
+            <w:r>
+              <w:t>57</w:t>
             </w:r>
           </w:p>
         </w:tc>
       </w:tr>
       <w:tr>
         <w:tc>
-          <w:tcPr/>
-          <w:p>
-            <w:pPr>
-              <w:pStyle w:val="Compact"/>
-            </w:pPr>
-            <w:r>
-              <w:t xml:space="preserve">dim_end_customer</w:t>
-            </w:r>
-          </w:p>
-        </w:tc>
-        <w:tc>
-          <w:tcPr/>
-          <w:p>
-            <w:pPr>
-              <w:pStyle w:val="Compact"/>
-            </w:pPr>
-            <w:r>
-              <w:t xml:space="preserve">one version of a person who receives goods</w:t>
-            </w:r>
-          </w:p>
-        </w:tc>
-        <w:tc>
-          <w:tcPr/>
-          <w:p>
-            <w:pPr>
-              <w:pStyle w:val="Compact"/>
-            </w:pPr>
-            <w:r>
-              <w:t xml:space="preserve">Maria Gomez</w:t>
-            </w:r>
-          </w:p>
-        </w:tc>
-        <w:tc>
-          <w:tcPr/>
-          <w:p>
-            <w:pPr>
-              <w:pStyle w:val="Compact"/>
-            </w:pPr>
-            <w:r>
-              <w:t xml:space="preserve">yes</w:t>
-            </w:r>
-          </w:p>
-        </w:tc>
-        <w:tc>
-          <w:tcPr/>
-          <w:p>
-            <w:pPr>
-              <w:pStyle w:val="Compact"/>
-            </w:pPr>
-            <w:r>
-              <w:t xml:space="preserve">143</w:t>
+          <w:tcPr>
+            <w:tcW w:w="1558" w:type="dxa"/>
+          </w:tcPr>
+          <w:p>
+            <w:pPr>
+              <w:pStyle w:val="Compact"/>
+            </w:pPr>
+            <w:r>
+              <w:t>dim_end_customer</w:t>
+            </w:r>
+          </w:p>
+        </w:tc>
+        <w:tc>
+          <w:tcPr>
+            <w:tcW w:w="2337" w:type="dxa"/>
+          </w:tcPr>
+          <w:p>
+            <w:pPr>
+              <w:pStyle w:val="Compact"/>
+            </w:pPr>
+            <w:r>
+              <w:t>one version of a person who receives goods</w:t>
+            </w:r>
+          </w:p>
+        </w:tc>
+        <w:tc>
+          <w:tcPr>
+            <w:tcW w:w="2207" w:type="dxa"/>
+          </w:tcPr>
+          <w:p>
+            <w:pPr>
+              <w:pStyle w:val="Compact"/>
+            </w:pPr>
+            <w:r>
+              <w:t>Maria Gomez</w:t>
+            </w:r>
+          </w:p>
+        </w:tc>
+        <w:tc>
+          <w:tcPr>
+            <w:tcW w:w="1168" w:type="dxa"/>
+          </w:tcPr>
+          <w:p>
+            <w:pPr>
+              <w:pStyle w:val="Compact"/>
+            </w:pPr>
+            <w:r>
+              <w:t>yes</w:t>
+            </w:r>
+          </w:p>
+        </w:tc>
+        <w:tc>
+          <w:tcPr>
+            <w:tcW w:w="649" w:type="dxa"/>
+          </w:tcPr>
+          <w:p>
+            <w:pPr>
+              <w:pStyle w:val="Compact"/>
+            </w:pPr>
+            <w:r>
+              <w:t>143</w:t>
             </w:r>
           </w:p>
         </w:tc>
       </w:tr>
       <w:tr>
         <w:tc>
-          <w:tcPr/>
-          <w:p>
-            <w:pPr>
-              <w:pStyle w:val="Compact"/>
-            </w:pPr>
-            <w:r>
-              <w:t xml:space="preserve">dim_device</w:t>
-            </w:r>
-          </w:p>
-        </w:tc>
-        <w:tc>
-          <w:tcPr/>
-          <w:p>
-            <w:pPr>
-              <w:pStyle w:val="Compact"/>
-            </w:pPr>
-            <w:r>
-              <w:t xml:space="preserve">one kind of device</w:t>
-            </w:r>
-          </w:p>
-        </w:tc>
-        <w:tc>
-          <w:tcPr/>
-          <w:p>
-            <w:pPr>
-              <w:pStyle w:val="Compact"/>
-            </w:pPr>
-            <w:r>
-              <w:t xml:space="preserve">iPhone, Windows PC</w:t>
-            </w:r>
-          </w:p>
-        </w:tc>
-        <w:tc>
-          <w:tcPr/>
-          <w:p>
-            <w:pPr>
-              <w:pStyle w:val="Compact"/>
-            </w:pPr>
-            <w:r>
-              <w:t xml:space="preserve">no</w:t>
-            </w:r>
-          </w:p>
-        </w:tc>
-        <w:tc>
-          <w:tcPr/>
-          <w:p>
-            <w:pPr>
-              <w:pStyle w:val="Compact"/>
-            </w:pPr>
-            <w:r>
-              <w:t xml:space="preserve">8</w:t>
+          <w:tcPr>
+            <w:tcW w:w="1558" w:type="dxa"/>
+          </w:tcPr>
+          <w:p>
+            <w:pPr>
+              <w:pStyle w:val="Compact"/>
+            </w:pPr>
+            <w:r>
+              <w:t>dim_device</w:t>
+            </w:r>
+          </w:p>
+        </w:tc>
+        <w:tc>
+          <w:tcPr>
+            <w:tcW w:w="2337" w:type="dxa"/>
+          </w:tcPr>
+          <w:p>
+            <w:pPr>
+              <w:pStyle w:val="Compact"/>
+            </w:pPr>
+            <w:r>
+              <w:t>one kind of device</w:t>
+            </w:r>
+          </w:p>
+        </w:tc>
+        <w:tc>
+          <w:tcPr>
+            <w:tcW w:w="2207" w:type="dxa"/>
+          </w:tcPr>
+          <w:p>
+            <w:pPr>
+              <w:pStyle w:val="Compact"/>
+            </w:pPr>
+            <w:r>
+              <w:t>iPhone, Windows PC</w:t>
+            </w:r>
+          </w:p>
+        </w:tc>
+        <w:tc>
+          <w:tcPr>
+            <w:tcW w:w="1168" w:type="dxa"/>
+          </w:tcPr>
+          <w:p>
+            <w:pPr>
+              <w:pStyle w:val="Compact"/>
+            </w:pPr>
+            <w:r>
+              <w:t>no</w:t>
+            </w:r>
+          </w:p>
+        </w:tc>
+        <w:tc>
+          <w:tcPr>
+            <w:tcW w:w="649" w:type="dxa"/>
+          </w:tcPr>
+          <w:p>
+            <w:pPr>
+              <w:pStyle w:val="Compact"/>
+            </w:pPr>
+            <w:r>
+              <w:t>8</w:t>
             </w:r>
           </w:p>
         </w:tc>
@@ -1040,7 +1153,7 @@
         <w:pStyle w:val="BodyText"/>
       </w:pPr>
       <w:r>
-        <w:t xml:space="preserve">There are 29 companies and not 30 because company 30 was refused for a bad tax number. Products and end customers are fewer for the same reason: refused rows do not reach the warehouse.</w:t>
+        <w:t>There are 29 companies and not 30 because company 30 was refused for a bad tax number. Products and end customers are fewer for the same reason: refused rows do not reach the warehouse.</w:t>
       </w:r>
     </w:p>
     <w:p>
@@ -1048,286 +1161,327 @@
         <w:pStyle w:val="BodyText"/>
       </w:pPr>
       <w:r>
-        <w:t xml:space="preserve">The calendar runs from 2020-01-01 to 2030-12-31. The devices are: Android Phone, Android Tablet, iPad, iPhone, Linux PC, Mac, Other, Windows PC.</w:t>
-      </w:r>
-    </w:p>
-    <w:bookmarkEnd w:id="16"/>
-    <w:bookmarkStart w:id="17" w:name="which-fact-uses-which-dimension"/>
+        <w:t>The calendar runs from 2020-01-01 to 2030-12-31. The devices are: Android Phone, Android Tablet, iPad, iPhone, Linux PC, Mac, Other, Windows PC.</w:t>
+      </w:r>
+    </w:p>
     <w:p>
       <w:pPr>
         <w:pStyle w:val="Heading1"/>
       </w:pPr>
+      <w:bookmarkStart w:id="5" w:name="which-fact-uses-which-dimension"/>
+      <w:bookmarkEnd w:id="4"/>
       <w:r>
         <w:rPr>
           <w:rStyle w:val="SectionNumber"/>
         </w:rPr>
-        <w:t xml:space="preserve">4</w:t>
+        <w:t>4</w:t>
       </w:r>
       <w:r>
         <w:tab/>
-      </w:r>
-      <w:r>
-        <w:t xml:space="preserve">Which fact uses which dimension</w:t>
+        <w:t>Which fact uses which dimension</w:t>
       </w:r>
     </w:p>
     <w:tbl>
       <w:tblPr>
         <w:tblStyle w:val="Table"/>
-        <w:tblW w:type="auto" w:w="0"/>
-        <w:tblLook w:firstRow="1" w:lastRow="0" w:firstColumn="0" w:lastColumn="0" w:noHBand="0" w:noVBand="0" w:val="0020"/>
+        <w:tblW w:w="0" w:type="auto"/>
+        <w:tblLook w:val="0020" w:firstRow="1" w:lastRow="0" w:firstColumn="0" w:lastColumn="0" w:noHBand="0" w:noVBand="0"/>
       </w:tblPr>
       <w:tblGrid>
-        <w:gridCol w:w="2640"/>
-        <w:gridCol w:w="2640"/>
-        <w:gridCol w:w="2640"/>
+        <w:gridCol w:w="1247"/>
+        <w:gridCol w:w="2880"/>
+        <w:gridCol w:w="2412"/>
       </w:tblGrid>
       <w:tr>
         <w:trPr>
-          <w:tblHeader w:val="on"/>
+          <w:cnfStyle w:val="100000000000" w:firstRow="1" w:lastRow="0" w:firstColumn="0" w:lastColumn="0" w:oddVBand="0" w:evenVBand="0" w:oddHBand="0" w:evenHBand="0" w:firstRowFirstColumn="0" w:firstRowLastColumn="0" w:lastRowFirstColumn="0" w:lastRowLastColumn="0"/>
+          <w:tblHeader/>
         </w:trPr>
         <w:tc>
-          <w:tcPr/>
+          <w:tcPr>
+            <w:tcW w:w="0" w:type="auto"/>
+          </w:tcPr>
           <w:p>
             <w:pPr>
               <w:pStyle w:val="Compact"/>
               <w:keepNext/>
             </w:pPr>
             <w:r>
-              <w:t xml:space="preserve">Dimension</w:t>
-            </w:r>
-          </w:p>
-        </w:tc>
-        <w:tc>
-          <w:tcPr/>
+              <w:t>Dimension</w:t>
+            </w:r>
+          </w:p>
+        </w:tc>
+        <w:tc>
+          <w:tcPr>
+            <w:tcW w:w="0" w:type="auto"/>
+          </w:tcPr>
           <w:p>
             <w:pPr>
               <w:pStyle w:val="Compact"/>
               <w:keepNext/>
             </w:pPr>
             <w:r>
-              <w:t xml:space="preserve">Sales</w:t>
-            </w:r>
-          </w:p>
-        </w:tc>
-        <w:tc>
-          <w:tcPr/>
+              <w:t>Sales</w:t>
+            </w:r>
+          </w:p>
+        </w:tc>
+        <w:tc>
+          <w:tcPr>
+            <w:tcW w:w="0" w:type="auto"/>
+          </w:tcPr>
           <w:p>
             <w:pPr>
               <w:pStyle w:val="Compact"/>
               <w:keepNext/>
             </w:pPr>
             <w:r>
-              <w:t xml:space="preserve">Logins</w:t>
+              <w:t>Logins</w:t>
             </w:r>
           </w:p>
         </w:tc>
       </w:tr>
       <w:tr>
         <w:tc>
-          <w:tcPr/>
-          <w:p>
-            <w:pPr>
-              <w:pStyle w:val="Compact"/>
-            </w:pPr>
-            <w:r>
-              <w:t xml:space="preserve">Date</w:t>
-            </w:r>
-          </w:p>
-        </w:tc>
-        <w:tc>
-          <w:tcPr/>
-          <w:p>
-            <w:pPr>
-              <w:pStyle w:val="Compact"/>
-            </w:pPr>
-            <w:r>
-              <w:t xml:space="preserve">the order day</w:t>
-            </w:r>
-          </w:p>
-        </w:tc>
-        <w:tc>
-          <w:tcPr/>
-          <w:p>
-            <w:pPr>
-              <w:pStyle w:val="Compact"/>
-            </w:pPr>
-            <w:r>
-              <w:t xml:space="preserve">the login day</w:t>
+          <w:tcPr>
+            <w:tcW w:w="0" w:type="auto"/>
+          </w:tcPr>
+          <w:p>
+            <w:pPr>
+              <w:pStyle w:val="Compact"/>
+            </w:pPr>
+            <w:r>
+              <w:t>Date</w:t>
+            </w:r>
+          </w:p>
+        </w:tc>
+        <w:tc>
+          <w:tcPr>
+            <w:tcW w:w="0" w:type="auto"/>
+          </w:tcPr>
+          <w:p>
+            <w:pPr>
+              <w:pStyle w:val="Compact"/>
+            </w:pPr>
+            <w:r>
+              <w:t>the order day</w:t>
+            </w:r>
+          </w:p>
+        </w:tc>
+        <w:tc>
+          <w:tcPr>
+            <w:tcW w:w="0" w:type="auto"/>
+          </w:tcPr>
+          <w:p>
+            <w:pPr>
+              <w:pStyle w:val="Compact"/>
+            </w:pPr>
+            <w:r>
+              <w:t>the login day</w:t>
             </w:r>
           </w:p>
         </w:tc>
       </w:tr>
       <w:tr>
         <w:tc>
-          <w:tcPr/>
-          <w:p>
-            <w:pPr>
-              <w:pStyle w:val="Compact"/>
-            </w:pPr>
-            <w:r>
-              <w:t xml:space="preserve">Company</w:t>
-            </w:r>
-          </w:p>
-        </w:tc>
-        <w:tc>
-          <w:tcPr/>
-          <w:p>
-            <w:pPr>
-              <w:pStyle w:val="Compact"/>
-            </w:pPr>
-            <w:r>
-              <w:t xml:space="preserve">the company that ordered</w:t>
-            </w:r>
-          </w:p>
-        </w:tc>
-        <w:tc>
-          <w:tcPr/>
-          <w:p>
-            <w:pPr>
-              <w:pStyle w:val="Compact"/>
-            </w:pPr>
-            <w:r>
-              <w:t xml:space="preserve">the company of the user</w:t>
+          <w:tcPr>
+            <w:tcW w:w="0" w:type="auto"/>
+          </w:tcPr>
+          <w:p>
+            <w:pPr>
+              <w:pStyle w:val="Compact"/>
+            </w:pPr>
+            <w:r>
+              <w:t>Company</w:t>
+            </w:r>
+          </w:p>
+        </w:tc>
+        <w:tc>
+          <w:tcPr>
+            <w:tcW w:w="0" w:type="auto"/>
+          </w:tcPr>
+          <w:p>
+            <w:pPr>
+              <w:pStyle w:val="Compact"/>
+            </w:pPr>
+            <w:r>
+              <w:t>the company that ordered</w:t>
+            </w:r>
+          </w:p>
+        </w:tc>
+        <w:tc>
+          <w:tcPr>
+            <w:tcW w:w="0" w:type="auto"/>
+          </w:tcPr>
+          <w:p>
+            <w:pPr>
+              <w:pStyle w:val="Compact"/>
+            </w:pPr>
+            <w:r>
+              <w:t>the company of the user</w:t>
             </w:r>
           </w:p>
         </w:tc>
       </w:tr>
       <w:tr>
         <w:tc>
-          <w:tcPr/>
-          <w:p>
-            <w:pPr>
-              <w:pStyle w:val="Compact"/>
-            </w:pPr>
-            <w:r>
-              <w:t xml:space="preserve">Country</w:t>
-            </w:r>
-          </w:p>
-        </w:tc>
-        <w:tc>
-          <w:tcPr/>
-          <w:p>
-            <w:pPr>
-              <w:pStyle w:val="Compact"/>
-            </w:pPr>
-            <w:r>
-              <w:t xml:space="preserve">the country of the company</w:t>
-            </w:r>
-          </w:p>
-        </w:tc>
-        <w:tc>
-          <w:tcPr/>
-          <w:p>
-            <w:pPr>
-              <w:pStyle w:val="Compact"/>
-            </w:pPr>
-            <w:r>
-              <w:t xml:space="preserve">the country of the IP address</w:t>
+          <w:tcPr>
+            <w:tcW w:w="0" w:type="auto"/>
+          </w:tcPr>
+          <w:p>
+            <w:pPr>
+              <w:pStyle w:val="Compact"/>
+            </w:pPr>
+            <w:r>
+              <w:t>Country</w:t>
+            </w:r>
+          </w:p>
+        </w:tc>
+        <w:tc>
+          <w:tcPr>
+            <w:tcW w:w="0" w:type="auto"/>
+          </w:tcPr>
+          <w:p>
+            <w:pPr>
+              <w:pStyle w:val="Compact"/>
+            </w:pPr>
+            <w:r>
+              <w:t>the country of the company</w:t>
+            </w:r>
+          </w:p>
+        </w:tc>
+        <w:tc>
+          <w:tcPr>
+            <w:tcW w:w="0" w:type="auto"/>
+          </w:tcPr>
+          <w:p>
+            <w:pPr>
+              <w:pStyle w:val="Compact"/>
+            </w:pPr>
+            <w:r>
+              <w:t>the country of the IP address</w:t>
             </w:r>
           </w:p>
         </w:tc>
       </w:tr>
       <w:tr>
         <w:tc>
-          <w:tcPr/>
-          <w:p>
-            <w:pPr>
-              <w:pStyle w:val="Compact"/>
-            </w:pPr>
-            <w:r>
-              <w:t xml:space="preserve">Product</w:t>
-            </w:r>
-          </w:p>
-        </w:tc>
-        <w:tc>
-          <w:tcPr/>
-          <w:p>
-            <w:pPr>
-              <w:pStyle w:val="Compact"/>
-            </w:pPr>
-            <w:r>
-              <w:t xml:space="preserve">the product sold</w:t>
-            </w:r>
-          </w:p>
-        </w:tc>
-        <w:tc>
-          <w:tcPr/>
-          <w:p>
-            <w:pPr>
-              <w:pStyle w:val="Compact"/>
-            </w:pPr>
-            <w:r>
-              <w:t xml:space="preserve">-</w:t>
+          <w:tcPr>
+            <w:tcW w:w="0" w:type="auto"/>
+          </w:tcPr>
+          <w:p>
+            <w:pPr>
+              <w:pStyle w:val="Compact"/>
+            </w:pPr>
+            <w:r>
+              <w:t>Product</w:t>
+            </w:r>
+          </w:p>
+        </w:tc>
+        <w:tc>
+          <w:tcPr>
+            <w:tcW w:w="0" w:type="auto"/>
+          </w:tcPr>
+          <w:p>
+            <w:pPr>
+              <w:pStyle w:val="Compact"/>
+            </w:pPr>
+            <w:r>
+              <w:t>the product sold</w:t>
+            </w:r>
+          </w:p>
+        </w:tc>
+        <w:tc>
+          <w:tcPr>
+            <w:tcW w:w="0" w:type="auto"/>
+          </w:tcPr>
+          <w:p>
+            <w:pPr>
+              <w:pStyle w:val="Compact"/>
+            </w:pPr>
+            <w:r>
+              <w:t>-</w:t>
             </w:r>
           </w:p>
         </w:tc>
       </w:tr>
       <w:tr>
         <w:tc>
-          <w:tcPr/>
-          <w:p>
-            <w:pPr>
-              <w:pStyle w:val="Compact"/>
-            </w:pPr>
-            <w:r>
-              <w:t xml:space="preserve">End customer</w:t>
-            </w:r>
-          </w:p>
-        </w:tc>
-        <w:tc>
-          <w:tcPr/>
-          <w:p>
-            <w:pPr>
-              <w:pStyle w:val="Compact"/>
-            </w:pPr>
-            <w:r>
-              <w:t xml:space="preserve">the person who receives the goods</w:t>
-            </w:r>
-          </w:p>
-        </w:tc>
-        <w:tc>
-          <w:tcPr/>
-          <w:p>
-            <w:pPr>
-              <w:pStyle w:val="Compact"/>
-            </w:pPr>
-            <w:r>
-              <w:t xml:space="preserve">-</w:t>
+          <w:tcPr>
+            <w:tcW w:w="0" w:type="auto"/>
+          </w:tcPr>
+          <w:p>
+            <w:pPr>
+              <w:pStyle w:val="Compact"/>
+            </w:pPr>
+            <w:r>
+              <w:t>End customer</w:t>
+            </w:r>
+          </w:p>
+        </w:tc>
+        <w:tc>
+          <w:tcPr>
+            <w:tcW w:w="0" w:type="auto"/>
+          </w:tcPr>
+          <w:p>
+            <w:pPr>
+              <w:pStyle w:val="Compact"/>
+            </w:pPr>
+            <w:r>
+              <w:t>the person who receives the goods</w:t>
+            </w:r>
+          </w:p>
+        </w:tc>
+        <w:tc>
+          <w:tcPr>
+            <w:tcW w:w="0" w:type="auto"/>
+          </w:tcPr>
+          <w:p>
+            <w:pPr>
+              <w:pStyle w:val="Compact"/>
+            </w:pPr>
+            <w:r>
+              <w:t>-</w:t>
             </w:r>
           </w:p>
         </w:tc>
       </w:tr>
       <w:tr>
         <w:tc>
-          <w:tcPr/>
-          <w:p>
-            <w:pPr>
-              <w:pStyle w:val="Compact"/>
-            </w:pPr>
-            <w:r>
-              <w:t xml:space="preserve">Device</w:t>
-            </w:r>
-          </w:p>
-        </w:tc>
-        <w:tc>
-          <w:tcPr/>
-          <w:p>
-            <w:pPr>
-              <w:pStyle w:val="Compact"/>
-            </w:pPr>
-            <w:r>
-              <w:t xml:space="preserve">-</w:t>
-            </w:r>
-          </w:p>
-        </w:tc>
-        <w:tc>
-          <w:tcPr/>
-          <w:p>
-            <w:pPr>
-              <w:pStyle w:val="Compact"/>
-            </w:pPr>
-            <w:r>
-              <w:t xml:space="preserve">the device of the visit</w:t>
+          <w:tcPr>
+            <w:tcW w:w="0" w:type="auto"/>
+          </w:tcPr>
+          <w:p>
+            <w:pPr>
+              <w:pStyle w:val="Compact"/>
+            </w:pPr>
+            <w:r>
+              <w:t>Device</w:t>
+            </w:r>
+          </w:p>
+        </w:tc>
+        <w:tc>
+          <w:tcPr>
+            <w:tcW w:w="0" w:type="auto"/>
+          </w:tcPr>
+          <w:p>
+            <w:pPr>
+              <w:pStyle w:val="Compact"/>
+            </w:pPr>
+            <w:r>
+              <w:t>-</w:t>
+            </w:r>
+          </w:p>
+        </w:tc>
+        <w:tc>
+          <w:tcPr>
+            <w:tcW w:w="0" w:type="auto"/>
+          </w:tcPr>
+          <w:p>
+            <w:pPr>
+              <w:pStyle w:val="Compact"/>
+            </w:pPr>
+            <w:r>
+              <w:t>the device of the visit</w:t>
             </w:r>
           </w:p>
         </w:tc>
@@ -1338,391 +1492,451 @@
         <w:pStyle w:val="BodyText"/>
       </w:pPr>
       <w:r>
-        <w:t xml:space="preserve">Date, company and country are shared by both facts, so sales and logins can be compared. For example: logins and sales of the same company in the same month.</w:t>
-      </w:r>
-    </w:p>
-    <w:bookmarkEnd w:id="17"/>
-    <w:bookmarkStart w:id="18" w:name="how-the-tables-connect"/>
+        <w:lastRenderedPageBreak/>
+        <w:t>Date, company and country are shared by both facts, so sales and logins can be compared. For example: logins and sales of the same company in the same month.</w:t>
+      </w:r>
+    </w:p>
     <w:p>
       <w:pPr>
         <w:pStyle w:val="Heading1"/>
       </w:pPr>
+      <w:bookmarkStart w:id="6" w:name="how-the-tables-connect"/>
+      <w:bookmarkEnd w:id="5"/>
       <w:r>
         <w:rPr>
           <w:rStyle w:val="SectionNumber"/>
         </w:rPr>
-        <w:t xml:space="preserve">5</w:t>
+        <w:t>5</w:t>
       </w:r>
       <w:r>
         <w:tab/>
-      </w:r>
-      <w:r>
-        <w:t xml:space="preserve">How the tables connect</w:t>
+        <w:t>How the tables connect</w:t>
       </w:r>
     </w:p>
     <w:tbl>
       <w:tblPr>
         <w:tblStyle w:val="Table"/>
-        <w:tblW w:type="auto" w:w="0"/>
-        <w:tblLook w:firstRow="1" w:lastRow="0" w:firstColumn="0" w:lastColumn="0" w:noHBand="0" w:noVBand="0" w:val="0020"/>
+        <w:tblW w:w="0" w:type="auto"/>
+        <w:tblLook w:val="0020" w:firstRow="1" w:lastRow="0" w:firstColumn="0" w:lastColumn="0" w:noHBand="0" w:noVBand="0"/>
       </w:tblPr>
       <w:tblGrid>
-        <w:gridCol w:w="2640"/>
-        <w:gridCol w:w="2640"/>
-        <w:gridCol w:w="2640"/>
+        <w:gridCol w:w="1279"/>
+        <w:gridCol w:w="1690"/>
+        <w:gridCol w:w="3169"/>
       </w:tblGrid>
       <w:tr>
         <w:trPr>
-          <w:tblHeader w:val="on"/>
+          <w:cnfStyle w:val="100000000000" w:firstRow="1" w:lastRow="0" w:firstColumn="0" w:lastColumn="0" w:oddVBand="0" w:evenVBand="0" w:oddHBand="0" w:evenHBand="0" w:firstRowFirstColumn="0" w:firstRowLastColumn="0" w:lastRowFirstColumn="0" w:lastRowLastColumn="0"/>
+          <w:tblHeader/>
         </w:trPr>
         <w:tc>
-          <w:tcPr/>
+          <w:tcPr>
+            <w:tcW w:w="0" w:type="auto"/>
+          </w:tcPr>
           <w:p>
             <w:pPr>
               <w:pStyle w:val="Compact"/>
               <w:keepNext/>
             </w:pPr>
             <w:r>
-              <w:t xml:space="preserve">From</w:t>
-            </w:r>
-          </w:p>
-        </w:tc>
-        <w:tc>
-          <w:tcPr/>
+              <w:t>From</w:t>
+            </w:r>
+          </w:p>
+        </w:tc>
+        <w:tc>
+          <w:tcPr>
+            <w:tcW w:w="0" w:type="auto"/>
+          </w:tcPr>
           <w:p>
             <w:pPr>
               <w:pStyle w:val="Compact"/>
               <w:keepNext/>
             </w:pPr>
             <w:r>
-              <w:t xml:space="preserve">Points to</w:t>
-            </w:r>
-          </w:p>
-        </w:tc>
-        <w:tc>
-          <w:tcPr/>
+              <w:t>Points to</w:t>
+            </w:r>
+          </w:p>
+        </w:tc>
+        <w:tc>
+          <w:tcPr>
+            <w:tcW w:w="0" w:type="auto"/>
+          </w:tcPr>
           <w:p>
             <w:pPr>
               <w:pStyle w:val="Compact"/>
               <w:keepNext/>
             </w:pPr>
             <w:r>
-              <w:t xml:space="preserve">Using</w:t>
+              <w:t>Using</w:t>
             </w:r>
           </w:p>
         </w:tc>
       </w:tr>
       <w:tr>
         <w:tc>
-          <w:tcPr/>
-          <w:p>
-            <w:pPr>
-              <w:pStyle w:val="Compact"/>
-            </w:pPr>
-            <w:r>
-              <w:t xml:space="preserve">fact_sales</w:t>
-            </w:r>
-          </w:p>
-        </w:tc>
-        <w:tc>
-          <w:tcPr/>
-          <w:p>
-            <w:pPr>
-              <w:pStyle w:val="Compact"/>
-            </w:pPr>
-            <w:r>
-              <w:t xml:space="preserve">dim_date</w:t>
-            </w:r>
-          </w:p>
-        </w:tc>
-        <w:tc>
-          <w:tcPr/>
-          <w:p>
-            <w:pPr>
-              <w:pStyle w:val="Compact"/>
-            </w:pPr>
-            <w:r>
-              <w:t xml:space="preserve">date_key</w:t>
+          <w:tcPr>
+            <w:tcW w:w="0" w:type="auto"/>
+          </w:tcPr>
+          <w:p>
+            <w:pPr>
+              <w:pStyle w:val="Compact"/>
+            </w:pPr>
+            <w:r>
+              <w:t>fact_sales</w:t>
+            </w:r>
+          </w:p>
+        </w:tc>
+        <w:tc>
+          <w:tcPr>
+            <w:tcW w:w="0" w:type="auto"/>
+          </w:tcPr>
+          <w:p>
+            <w:pPr>
+              <w:pStyle w:val="Compact"/>
+            </w:pPr>
+            <w:r>
+              <w:t>dim_date</w:t>
+            </w:r>
+          </w:p>
+        </w:tc>
+        <w:tc>
+          <w:tcPr>
+            <w:tcW w:w="0" w:type="auto"/>
+          </w:tcPr>
+          <w:p>
+            <w:pPr>
+              <w:pStyle w:val="Compact"/>
+            </w:pPr>
+            <w:r>
+              <w:t>date_key</w:t>
             </w:r>
           </w:p>
         </w:tc>
       </w:tr>
       <w:tr>
         <w:tc>
-          <w:tcPr/>
-          <w:p>
-            <w:pPr>
-              <w:pStyle w:val="Compact"/>
-            </w:pPr>
-            <w:r>
-              <w:t xml:space="preserve">fact_sales</w:t>
-            </w:r>
-          </w:p>
-        </w:tc>
-        <w:tc>
-          <w:tcPr/>
-          <w:p>
-            <w:pPr>
-              <w:pStyle w:val="Compact"/>
-            </w:pPr>
-            <w:r>
-              <w:t xml:space="preserve">dim_company</w:t>
-            </w:r>
-          </w:p>
-        </w:tc>
-        <w:tc>
-          <w:tcPr/>
-          <w:p>
-            <w:pPr>
-              <w:pStyle w:val="Compact"/>
-            </w:pPr>
-            <w:r>
-              <w:t xml:space="preserve">company_key</w:t>
+          <w:tcPr>
+            <w:tcW w:w="0" w:type="auto"/>
+          </w:tcPr>
+          <w:p>
+            <w:pPr>
+              <w:pStyle w:val="Compact"/>
+            </w:pPr>
+            <w:r>
+              <w:t>fact_sales</w:t>
+            </w:r>
+          </w:p>
+        </w:tc>
+        <w:tc>
+          <w:tcPr>
+            <w:tcW w:w="0" w:type="auto"/>
+          </w:tcPr>
+          <w:p>
+            <w:pPr>
+              <w:pStyle w:val="Compact"/>
+            </w:pPr>
+            <w:r>
+              <w:t>dim_company</w:t>
+            </w:r>
+          </w:p>
+        </w:tc>
+        <w:tc>
+          <w:tcPr>
+            <w:tcW w:w="0" w:type="auto"/>
+          </w:tcPr>
+          <w:p>
+            <w:pPr>
+              <w:pStyle w:val="Compact"/>
+            </w:pPr>
+            <w:r>
+              <w:t>company_key</w:t>
             </w:r>
           </w:p>
         </w:tc>
       </w:tr>
       <w:tr>
         <w:tc>
-          <w:tcPr/>
-          <w:p>
-            <w:pPr>
-              <w:pStyle w:val="Compact"/>
-            </w:pPr>
-            <w:r>
-              <w:t xml:space="preserve">fact_sales</w:t>
-            </w:r>
-          </w:p>
-        </w:tc>
-        <w:tc>
-          <w:tcPr/>
-          <w:p>
-            <w:pPr>
-              <w:pStyle w:val="Compact"/>
-            </w:pPr>
-            <w:r>
-              <w:t xml:space="preserve">dim_end_customer</w:t>
-            </w:r>
-          </w:p>
-        </w:tc>
-        <w:tc>
-          <w:tcPr/>
-          <w:p>
-            <w:pPr>
-              <w:pStyle w:val="Compact"/>
-            </w:pPr>
-            <w:r>
-              <w:t xml:space="preserve">end_customer_key</w:t>
+          <w:tcPr>
+            <w:tcW w:w="0" w:type="auto"/>
+          </w:tcPr>
+          <w:p>
+            <w:pPr>
+              <w:pStyle w:val="Compact"/>
+            </w:pPr>
+            <w:r>
+              <w:t>fact_sales</w:t>
+            </w:r>
+          </w:p>
+        </w:tc>
+        <w:tc>
+          <w:tcPr>
+            <w:tcW w:w="0" w:type="auto"/>
+          </w:tcPr>
+          <w:p>
+            <w:pPr>
+              <w:pStyle w:val="Compact"/>
+            </w:pPr>
+            <w:r>
+              <w:t>dim_end_customer</w:t>
+            </w:r>
+          </w:p>
+        </w:tc>
+        <w:tc>
+          <w:tcPr>
+            <w:tcW w:w="0" w:type="auto"/>
+          </w:tcPr>
+          <w:p>
+            <w:pPr>
+              <w:pStyle w:val="Compact"/>
+            </w:pPr>
+            <w:r>
+              <w:t>end_customer_key</w:t>
             </w:r>
           </w:p>
         </w:tc>
       </w:tr>
       <w:tr>
         <w:tc>
-          <w:tcPr/>
-          <w:p>
-            <w:pPr>
-              <w:pStyle w:val="Compact"/>
-            </w:pPr>
-            <w:r>
-              <w:t xml:space="preserve">fact_sales</w:t>
-            </w:r>
-          </w:p>
-        </w:tc>
-        <w:tc>
-          <w:tcPr/>
-          <w:p>
-            <w:pPr>
-              <w:pStyle w:val="Compact"/>
-            </w:pPr>
-            <w:r>
-              <w:t xml:space="preserve">dim_product</w:t>
-            </w:r>
-          </w:p>
-        </w:tc>
-        <w:tc>
-          <w:tcPr/>
-          <w:p>
-            <w:pPr>
-              <w:pStyle w:val="Compact"/>
-            </w:pPr>
-            <w:r>
-              <w:t xml:space="preserve">product_key</w:t>
+          <w:tcPr>
+            <w:tcW w:w="0" w:type="auto"/>
+          </w:tcPr>
+          <w:p>
+            <w:pPr>
+              <w:pStyle w:val="Compact"/>
+            </w:pPr>
+            <w:r>
+              <w:t>fact_sales</w:t>
+            </w:r>
+          </w:p>
+        </w:tc>
+        <w:tc>
+          <w:tcPr>
+            <w:tcW w:w="0" w:type="auto"/>
+          </w:tcPr>
+          <w:p>
+            <w:pPr>
+              <w:pStyle w:val="Compact"/>
+            </w:pPr>
+            <w:r>
+              <w:t>dim_product</w:t>
+            </w:r>
+          </w:p>
+        </w:tc>
+        <w:tc>
+          <w:tcPr>
+            <w:tcW w:w="0" w:type="auto"/>
+          </w:tcPr>
+          <w:p>
+            <w:pPr>
+              <w:pStyle w:val="Compact"/>
+            </w:pPr>
+            <w:r>
+              <w:t>product_key</w:t>
             </w:r>
           </w:p>
         </w:tc>
       </w:tr>
       <w:tr>
         <w:tc>
-          <w:tcPr/>
-          <w:p>
-            <w:pPr>
-              <w:pStyle w:val="Compact"/>
-            </w:pPr>
-            <w:r>
-              <w:t xml:space="preserve">fact_logins</w:t>
-            </w:r>
-          </w:p>
-        </w:tc>
-        <w:tc>
-          <w:tcPr/>
-          <w:p>
-            <w:pPr>
-              <w:pStyle w:val="Compact"/>
-            </w:pPr>
-            <w:r>
-              <w:t xml:space="preserve">dim_date</w:t>
-            </w:r>
-          </w:p>
-        </w:tc>
-        <w:tc>
-          <w:tcPr/>
-          <w:p>
-            <w:pPr>
-              <w:pStyle w:val="Compact"/>
-            </w:pPr>
-            <w:r>
-              <w:t xml:space="preserve">date_key</w:t>
+          <w:tcPr>
+            <w:tcW w:w="0" w:type="auto"/>
+          </w:tcPr>
+          <w:p>
+            <w:pPr>
+              <w:pStyle w:val="Compact"/>
+            </w:pPr>
+            <w:r>
+              <w:t>fact_logins</w:t>
+            </w:r>
+          </w:p>
+        </w:tc>
+        <w:tc>
+          <w:tcPr>
+            <w:tcW w:w="0" w:type="auto"/>
+          </w:tcPr>
+          <w:p>
+            <w:pPr>
+              <w:pStyle w:val="Compact"/>
+            </w:pPr>
+            <w:r>
+              <w:t>dim_date</w:t>
+            </w:r>
+          </w:p>
+        </w:tc>
+        <w:tc>
+          <w:tcPr>
+            <w:tcW w:w="0" w:type="auto"/>
+          </w:tcPr>
+          <w:p>
+            <w:pPr>
+              <w:pStyle w:val="Compact"/>
+            </w:pPr>
+            <w:r>
+              <w:t>date_key</w:t>
             </w:r>
           </w:p>
         </w:tc>
       </w:tr>
       <w:tr>
         <w:tc>
-          <w:tcPr/>
-          <w:p>
-            <w:pPr>
-              <w:pStyle w:val="Compact"/>
-            </w:pPr>
-            <w:r>
-              <w:t xml:space="preserve">fact_logins</w:t>
-            </w:r>
-          </w:p>
-        </w:tc>
-        <w:tc>
-          <w:tcPr/>
-          <w:p>
-            <w:pPr>
-              <w:pStyle w:val="Compact"/>
-            </w:pPr>
-            <w:r>
-              <w:t xml:space="preserve">dim_company</w:t>
-            </w:r>
-          </w:p>
-        </w:tc>
-        <w:tc>
-          <w:tcPr/>
-          <w:p>
-            <w:pPr>
-              <w:pStyle w:val="Compact"/>
-            </w:pPr>
-            <w:r>
-              <w:t xml:space="preserve">company_key</w:t>
+          <w:tcPr>
+            <w:tcW w:w="0" w:type="auto"/>
+          </w:tcPr>
+          <w:p>
+            <w:pPr>
+              <w:pStyle w:val="Compact"/>
+            </w:pPr>
+            <w:r>
+              <w:t>fact_logins</w:t>
+            </w:r>
+          </w:p>
+        </w:tc>
+        <w:tc>
+          <w:tcPr>
+            <w:tcW w:w="0" w:type="auto"/>
+          </w:tcPr>
+          <w:p>
+            <w:pPr>
+              <w:pStyle w:val="Compact"/>
+            </w:pPr>
+            <w:r>
+              <w:t>dim_company</w:t>
+            </w:r>
+          </w:p>
+        </w:tc>
+        <w:tc>
+          <w:tcPr>
+            <w:tcW w:w="0" w:type="auto"/>
+          </w:tcPr>
+          <w:p>
+            <w:pPr>
+              <w:pStyle w:val="Compact"/>
+            </w:pPr>
+            <w:r>
+              <w:t>company_key</w:t>
             </w:r>
           </w:p>
         </w:tc>
       </w:tr>
       <w:tr>
         <w:tc>
-          <w:tcPr/>
-          <w:p>
-            <w:pPr>
-              <w:pStyle w:val="Compact"/>
-            </w:pPr>
-            <w:r>
-              <w:t xml:space="preserve">fact_logins</w:t>
-            </w:r>
-          </w:p>
-        </w:tc>
-        <w:tc>
-          <w:tcPr/>
-          <w:p>
-            <w:pPr>
-              <w:pStyle w:val="Compact"/>
-            </w:pPr>
-            <w:r>
-              <w:t xml:space="preserve">dim_device</w:t>
-            </w:r>
-          </w:p>
-        </w:tc>
-        <w:tc>
-          <w:tcPr/>
-          <w:p>
-            <w:pPr>
-              <w:pStyle w:val="Compact"/>
-            </w:pPr>
-            <w:r>
-              <w:t xml:space="preserve">device_key</w:t>
+          <w:tcPr>
+            <w:tcW w:w="0" w:type="auto"/>
+          </w:tcPr>
+          <w:p>
+            <w:pPr>
+              <w:pStyle w:val="Compact"/>
+            </w:pPr>
+            <w:r>
+              <w:t>fact_logins</w:t>
+            </w:r>
+          </w:p>
+        </w:tc>
+        <w:tc>
+          <w:tcPr>
+            <w:tcW w:w="0" w:type="auto"/>
+          </w:tcPr>
+          <w:p>
+            <w:pPr>
+              <w:pStyle w:val="Compact"/>
+            </w:pPr>
+            <w:r>
+              <w:t>dim_device</w:t>
+            </w:r>
+          </w:p>
+        </w:tc>
+        <w:tc>
+          <w:tcPr>
+            <w:tcW w:w="0" w:type="auto"/>
+          </w:tcPr>
+          <w:p>
+            <w:pPr>
+              <w:pStyle w:val="Compact"/>
+            </w:pPr>
+            <w:r>
+              <w:t>device_key</w:t>
             </w:r>
           </w:p>
         </w:tc>
       </w:tr>
       <w:tr>
         <w:tc>
-          <w:tcPr/>
-          <w:p>
-            <w:pPr>
-              <w:pStyle w:val="Compact"/>
-            </w:pPr>
-            <w:r>
-              <w:t xml:space="preserve">fact_logins</w:t>
-            </w:r>
-          </w:p>
-        </w:tc>
-        <w:tc>
-          <w:tcPr/>
-          <w:p>
-            <w:pPr>
-              <w:pStyle w:val="Compact"/>
-            </w:pPr>
-            <w:r>
-              <w:t xml:space="preserve">dim_country</w:t>
-            </w:r>
-          </w:p>
-        </w:tc>
-        <w:tc>
-          <w:tcPr/>
-          <w:p>
-            <w:pPr>
-              <w:pStyle w:val="Compact"/>
-            </w:pPr>
-            <w:r>
-              <w:t xml:space="preserve">country_code (from the IP)</w:t>
+          <w:tcPr>
+            <w:tcW w:w="0" w:type="auto"/>
+          </w:tcPr>
+          <w:p>
+            <w:pPr>
+              <w:pStyle w:val="Compact"/>
+            </w:pPr>
+            <w:r>
+              <w:t>fact_logins</w:t>
+            </w:r>
+          </w:p>
+        </w:tc>
+        <w:tc>
+          <w:tcPr>
+            <w:tcW w:w="0" w:type="auto"/>
+          </w:tcPr>
+          <w:p>
+            <w:pPr>
+              <w:pStyle w:val="Compact"/>
+            </w:pPr>
+            <w:r>
+              <w:t>dim_country</w:t>
+            </w:r>
+          </w:p>
+        </w:tc>
+        <w:tc>
+          <w:tcPr>
+            <w:tcW w:w="0" w:type="auto"/>
+          </w:tcPr>
+          <w:p>
+            <w:pPr>
+              <w:pStyle w:val="Compact"/>
+            </w:pPr>
+            <w:r>
+              <w:t>country_code (from the IP)</w:t>
             </w:r>
           </w:p>
         </w:tc>
       </w:tr>
       <w:tr>
         <w:tc>
-          <w:tcPr/>
-          <w:p>
-            <w:pPr>
-              <w:pStyle w:val="Compact"/>
-            </w:pPr>
-            <w:r>
-              <w:t xml:space="preserve">dim_company</w:t>
-            </w:r>
-          </w:p>
-        </w:tc>
-        <w:tc>
-          <w:tcPr/>
-          <w:p>
-            <w:pPr>
-              <w:pStyle w:val="Compact"/>
-            </w:pPr>
-            <w:r>
-              <w:t xml:space="preserve">dim_country</w:t>
-            </w:r>
-          </w:p>
-        </w:tc>
-        <w:tc>
-          <w:tcPr/>
-          <w:p>
-            <w:pPr>
-              <w:pStyle w:val="Compact"/>
-            </w:pPr>
-            <w:r>
-              <w:t xml:space="preserve">country_code (the company's country)</w:t>
+          <w:tcPr>
+            <w:tcW w:w="0" w:type="auto"/>
+          </w:tcPr>
+          <w:p>
+            <w:pPr>
+              <w:pStyle w:val="Compact"/>
+            </w:pPr>
+            <w:r>
+              <w:t>dim_company</w:t>
+            </w:r>
+          </w:p>
+        </w:tc>
+        <w:tc>
+          <w:tcPr>
+            <w:tcW w:w="0" w:type="auto"/>
+          </w:tcPr>
+          <w:p>
+            <w:pPr>
+              <w:pStyle w:val="Compact"/>
+            </w:pPr>
+            <w:r>
+              <w:t>dim_country</w:t>
+            </w:r>
+          </w:p>
+        </w:tc>
+        <w:tc>
+          <w:tcPr>
+            <w:tcW w:w="0" w:type="auto"/>
+          </w:tcPr>
+          <w:p>
+            <w:pPr>
+              <w:pStyle w:val="Compact"/>
+            </w:pPr>
+            <w:r>
+              <w:t>country_code (the company's country)</w:t>
             </w:r>
           </w:p>
         </w:tc>
@@ -1733,7 +1947,7 @@
         <w:pStyle w:val="BodyText"/>
       </w:pPr>
       <w:r>
-        <w:t xml:space="preserve">Every link is "many to one": many sales can point to the same product.</w:t>
+        <w:t>Every link is "many to one": many sales can point to the same product.</w:t>
       </w:r>
     </w:p>
     <w:p>
@@ -1741,26 +1955,24 @@
         <w:pStyle w:val="BodyText"/>
       </w:pPr>
       <w:r>
-        <w:t xml:space="preserve">The database does not enforce these links with foreign keys, because the tables are emptied and refilled on every run and foreign keys would get in the way. Instead, a check (dq/referential_integrity.sql) tests all nine links after every load and stops the run if any row points nowhere.</w:t>
-      </w:r>
-    </w:p>
-    <w:bookmarkEnd w:id="18"/>
-    <w:bookmarkStart w:id="22" w:name="keeping-history"/>
+        <w:t>The database does not enforce these links with foreign keys, because the tables are emptied and refilled on every run and foreign keys would get in the way. Instead, a check (dq/referential_integrity.sql) tests all nine links after every load and stops the run if any row points nowhere.</w:t>
+      </w:r>
+    </w:p>
     <w:p>
       <w:pPr>
         <w:pStyle w:val="Heading1"/>
       </w:pPr>
+      <w:bookmarkStart w:id="7" w:name="keeping-history"/>
+      <w:bookmarkEnd w:id="6"/>
       <w:r>
         <w:rPr>
           <w:rStyle w:val="SectionNumber"/>
         </w:rPr>
-        <w:t xml:space="preserve">6</w:t>
+        <w:t>6</w:t>
       </w:r>
       <w:r>
         <w:tab/>
-      </w:r>
-      <w:r>
-        <w:t xml:space="preserve">Keeping history</w:t>
+        <w:t>Keeping history</w:t>
       </w:r>
     </w:p>
     <w:p>
@@ -1768,7 +1980,7 @@
         <w:pStyle w:val="FirstParagraph"/>
       </w:pPr>
       <w:r>
-        <w:t xml:space="preserve">Some things change. A company gets a new name; a product gets a new price. We want an old sale to show what was true on the day of the sale. So for company, product and end customer we keep every version. This is called a slowly changing dimension, type 2 (SCD 2).</w:t>
+        <w:t>Some things change. A company gets a new name; a product gets a new price. We want an old sale to show what was true on the day of the sale. So for company, product and end customer we keep every version. This is called a slowly changing dimension, type 2 (SCD 2).</w:t>
       </w:r>
     </w:p>
     <w:p>
@@ -1776,268 +1988,311 @@
         <w:pStyle w:val="BodyText"/>
       </w:pPr>
       <w:r>
-        <w:t xml:space="preserve">Example: the price of product 1 went up by 10%. The table now holds two versions:</w:t>
+        <w:t>Example: the price of product 1 went up by 10%. The table now holds two versions:</w:t>
       </w:r>
     </w:p>
     <w:tbl>
       <w:tblPr>
         <w:tblStyle w:val="Table"/>
-        <w:tblW w:type="pct" w:w="5000"/>
+        <w:tblW w:w="5000" w:type="pct"/>
         <w:tblLayout w:type="fixed"/>
-        <w:tblLook w:firstRow="1" w:lastRow="0" w:firstColumn="0" w:lastColumn="0" w:noHBand="0" w:noVBand="0" w:val="0020"/>
+        <w:tblLook w:val="0020" w:firstRow="1" w:lastRow="0" w:firstColumn="0" w:lastColumn="0" w:noHBand="0" w:noVBand="0"/>
       </w:tblPr>
       <w:tblGrid>
-        <w:gridCol w:w="1056"/>
-        <w:gridCol w:w="1056"/>
-        <w:gridCol w:w="1320"/>
-        <w:gridCol w:w="924"/>
-        <w:gridCol w:w="1320"/>
-        <w:gridCol w:w="1320"/>
-        <w:gridCol w:w="924"/>
+        <w:gridCol w:w="1310"/>
+        <w:gridCol w:w="1310"/>
+        <w:gridCol w:w="1636"/>
+        <w:gridCol w:w="1145"/>
+        <w:gridCol w:w="1636"/>
+        <w:gridCol w:w="1636"/>
+        <w:gridCol w:w="1145"/>
       </w:tblGrid>
       <w:tr>
         <w:trPr>
-          <w:tblHeader w:val="on"/>
+          <w:cnfStyle w:val="100000000000" w:firstRow="1" w:lastRow="0" w:firstColumn="0" w:lastColumn="0" w:oddVBand="0" w:evenVBand="0" w:oddHBand="0" w:evenHBand="0" w:firstRowFirstColumn="0" w:firstRowLastColumn="0" w:lastRowFirstColumn="0" w:lastRowLastColumn="0"/>
+          <w:tblHeader/>
         </w:trPr>
         <w:tc>
-          <w:tcPr/>
+          <w:tcPr>
+            <w:tcW w:w="1056" w:type="dxa"/>
+          </w:tcPr>
           <w:p>
             <w:pPr>
               <w:pStyle w:val="Compact"/>
               <w:keepNext/>
             </w:pPr>
             <w:r>
-              <w:t xml:space="preserve">product_key</w:t>
-            </w:r>
-          </w:p>
-        </w:tc>
-        <w:tc>
-          <w:tcPr/>
+              <w:t>product_key</w:t>
+            </w:r>
+          </w:p>
+        </w:tc>
+        <w:tc>
+          <w:tcPr>
+            <w:tcW w:w="1056" w:type="dxa"/>
+          </w:tcPr>
           <w:p>
             <w:pPr>
               <w:pStyle w:val="Compact"/>
               <w:keepNext/>
             </w:pPr>
             <w:r>
-              <w:t xml:space="preserve">product_id</w:t>
-            </w:r>
-          </w:p>
-        </w:tc>
-        <w:tc>
-          <w:tcPr/>
+              <w:t>product_id</w:t>
+            </w:r>
+          </w:p>
+        </w:tc>
+        <w:tc>
+          <w:tcPr>
+            <w:tcW w:w="1320" w:type="dxa"/>
+          </w:tcPr>
           <w:p>
             <w:pPr>
               <w:pStyle w:val="Compact"/>
               <w:keepNext/>
             </w:pPr>
             <w:r>
-              <w:t xml:space="preserve">name</w:t>
-            </w:r>
-          </w:p>
-        </w:tc>
-        <w:tc>
-          <w:tcPr/>
+              <w:t>name</w:t>
+            </w:r>
+          </w:p>
+        </w:tc>
+        <w:tc>
+          <w:tcPr>
+            <w:tcW w:w="924" w:type="dxa"/>
+          </w:tcPr>
           <w:p>
             <w:pPr>
               <w:pStyle w:val="Compact"/>
               <w:keepNext/>
             </w:pPr>
             <w:r>
-              <w:t xml:space="preserve">list price</w:t>
-            </w:r>
-          </w:p>
-        </w:tc>
-        <w:tc>
-          <w:tcPr/>
+              <w:t>list price</w:t>
+            </w:r>
+          </w:p>
+        </w:tc>
+        <w:tc>
+          <w:tcPr>
+            <w:tcW w:w="1320" w:type="dxa"/>
+          </w:tcPr>
           <w:p>
             <w:pPr>
               <w:pStyle w:val="Compact"/>
               <w:keepNext/>
             </w:pPr>
             <w:r>
-              <w:t xml:space="preserve">valid_from</w:t>
-            </w:r>
-          </w:p>
-        </w:tc>
-        <w:tc>
-          <w:tcPr/>
+              <w:t>valid_from</w:t>
+            </w:r>
+          </w:p>
+        </w:tc>
+        <w:tc>
+          <w:tcPr>
+            <w:tcW w:w="1320" w:type="dxa"/>
+          </w:tcPr>
           <w:p>
             <w:pPr>
               <w:pStyle w:val="Compact"/>
               <w:keepNext/>
             </w:pPr>
             <w:r>
-              <w:t xml:space="preserve">valid_to</w:t>
-            </w:r>
-          </w:p>
-        </w:tc>
-        <w:tc>
-          <w:tcPr/>
+              <w:t>valid_to</w:t>
+            </w:r>
+          </w:p>
+        </w:tc>
+        <w:tc>
+          <w:tcPr>
+            <w:tcW w:w="924" w:type="dxa"/>
+          </w:tcPr>
           <w:p>
             <w:pPr>
               <w:pStyle w:val="Compact"/>
               <w:keepNext/>
             </w:pPr>
             <w:r>
-              <w:t xml:space="preserve">is_current</w:t>
+              <w:t>is_current</w:t>
             </w:r>
           </w:p>
         </w:tc>
       </w:tr>
       <w:tr>
         <w:tc>
-          <w:tcPr/>
-          <w:p>
-            <w:pPr>
-              <w:pStyle w:val="Compact"/>
-            </w:pPr>
-            <w:r>
-              <w:t xml:space="preserve">1</w:t>
-            </w:r>
-          </w:p>
-        </w:tc>
-        <w:tc>
-          <w:tcPr/>
-          <w:p>
-            <w:pPr>
-              <w:pStyle w:val="Compact"/>
-            </w:pPr>
-            <w:r>
-              <w:t xml:space="preserve">1</w:t>
-            </w:r>
-          </w:p>
-        </w:tc>
-        <w:tc>
-          <w:tcPr/>
-          <w:p>
-            <w:pPr>
-              <w:pStyle w:val="Compact"/>
-            </w:pPr>
-            <w:r>
-              <w:t xml:space="preserve">Basic Tape</w:t>
-            </w:r>
-          </w:p>
-        </w:tc>
-        <w:tc>
-          <w:tcPr/>
-          <w:p>
-            <w:pPr>
-              <w:pStyle w:val="Compact"/>
-            </w:pPr>
-            <w:r>
-              <w:t xml:space="preserve">24.57</w:t>
-            </w:r>
-          </w:p>
-        </w:tc>
-        <w:tc>
-          <w:tcPr/>
-          <w:p>
-            <w:pPr>
-              <w:pStyle w:val="Compact"/>
-            </w:pPr>
-            <w:r>
-              <w:t xml:space="preserve">1900-01-01</w:t>
-            </w:r>
-          </w:p>
-        </w:tc>
-        <w:tc>
-          <w:tcPr/>
-          <w:p>
-            <w:pPr>
-              <w:pStyle w:val="Compact"/>
-            </w:pPr>
-            <w:r>
-              <w:t xml:space="preserve">2026-10-22</w:t>
-            </w:r>
-          </w:p>
-        </w:tc>
-        <w:tc>
-          <w:tcPr/>
-          <w:p>
-            <w:pPr>
-              <w:pStyle w:val="Compact"/>
-            </w:pPr>
-            <w:r>
-              <w:t xml:space="preserve">no</w:t>
+          <w:tcPr>
+            <w:tcW w:w="1056" w:type="dxa"/>
+          </w:tcPr>
+          <w:p>
+            <w:pPr>
+              <w:pStyle w:val="Compact"/>
+            </w:pPr>
+            <w:r>
+              <w:t>1</w:t>
+            </w:r>
+          </w:p>
+        </w:tc>
+        <w:tc>
+          <w:tcPr>
+            <w:tcW w:w="1056" w:type="dxa"/>
+          </w:tcPr>
+          <w:p>
+            <w:pPr>
+              <w:pStyle w:val="Compact"/>
+            </w:pPr>
+            <w:r>
+              <w:t>1</w:t>
+            </w:r>
+          </w:p>
+        </w:tc>
+        <w:tc>
+          <w:tcPr>
+            <w:tcW w:w="1320" w:type="dxa"/>
+          </w:tcPr>
+          <w:p>
+            <w:pPr>
+              <w:pStyle w:val="Compact"/>
+            </w:pPr>
+            <w:r>
+              <w:t>Basic Tape</w:t>
+            </w:r>
+          </w:p>
+        </w:tc>
+        <w:tc>
+          <w:tcPr>
+            <w:tcW w:w="924" w:type="dxa"/>
+          </w:tcPr>
+          <w:p>
+            <w:pPr>
+              <w:pStyle w:val="Compact"/>
+            </w:pPr>
+            <w:r>
+              <w:t>24.57</w:t>
+            </w:r>
+          </w:p>
+        </w:tc>
+        <w:tc>
+          <w:tcPr>
+            <w:tcW w:w="1320" w:type="dxa"/>
+          </w:tcPr>
+          <w:p>
+            <w:pPr>
+              <w:pStyle w:val="Compact"/>
+            </w:pPr>
+            <w:r>
+              <w:t>1900-01-01</w:t>
+            </w:r>
+          </w:p>
+        </w:tc>
+        <w:tc>
+          <w:tcPr>
+            <w:tcW w:w="1320" w:type="dxa"/>
+          </w:tcPr>
+          <w:p>
+            <w:pPr>
+              <w:pStyle w:val="Compact"/>
+            </w:pPr>
+            <w:r>
+              <w:t>2026-10-22</w:t>
+            </w:r>
+          </w:p>
+        </w:tc>
+        <w:tc>
+          <w:tcPr>
+            <w:tcW w:w="924" w:type="dxa"/>
+          </w:tcPr>
+          <w:p>
+            <w:pPr>
+              <w:pStyle w:val="Compact"/>
+            </w:pPr>
+            <w:r>
+              <w:t>no</w:t>
             </w:r>
           </w:p>
         </w:tc>
       </w:tr>
       <w:tr>
         <w:tc>
-          <w:tcPr/>
-          <w:p>
-            <w:pPr>
-              <w:pStyle w:val="Compact"/>
-            </w:pPr>
-            <w:r>
-              <w:t xml:space="preserve">58</w:t>
-            </w:r>
-          </w:p>
-        </w:tc>
-        <w:tc>
-          <w:tcPr/>
-          <w:p>
-            <w:pPr>
-              <w:pStyle w:val="Compact"/>
-            </w:pPr>
-            <w:r>
-              <w:t xml:space="preserve">1</w:t>
-            </w:r>
-          </w:p>
-        </w:tc>
-        <w:tc>
-          <w:tcPr/>
-          <w:p>
-            <w:pPr>
-              <w:pStyle w:val="Compact"/>
-            </w:pPr>
-            <w:r>
-              <w:t xml:space="preserve">Basic Tape</w:t>
-            </w:r>
-          </w:p>
-        </w:tc>
-        <w:tc>
-          <w:tcPr/>
-          <w:p>
-            <w:pPr>
-              <w:pStyle w:val="Compact"/>
-            </w:pPr>
-            <w:r>
-              <w:t xml:space="preserve">27.03</w:t>
-            </w:r>
-          </w:p>
-        </w:tc>
-        <w:tc>
-          <w:tcPr/>
-          <w:p>
-            <w:pPr>
-              <w:pStyle w:val="Compact"/>
-            </w:pPr>
-            <w:r>
-              <w:t xml:space="preserve">2026-10-22</w:t>
-            </w:r>
-          </w:p>
-        </w:tc>
-        <w:tc>
-          <w:tcPr/>
-          <w:p>
-            <w:pPr>
-              <w:pStyle w:val="Compact"/>
-            </w:pPr>
-            <w:r>
-              <w:t xml:space="preserve">9999-12-31</w:t>
-            </w:r>
-          </w:p>
-        </w:tc>
-        <w:tc>
-          <w:tcPr/>
-          <w:p>
-            <w:pPr>
-              <w:pStyle w:val="Compact"/>
-            </w:pPr>
-            <w:r>
-              <w:t xml:space="preserve">yes</w:t>
+          <w:tcPr>
+            <w:tcW w:w="1056" w:type="dxa"/>
+          </w:tcPr>
+          <w:p>
+            <w:pPr>
+              <w:pStyle w:val="Compact"/>
+            </w:pPr>
+            <w:r>
+              <w:t>58</w:t>
+            </w:r>
+          </w:p>
+        </w:tc>
+        <w:tc>
+          <w:tcPr>
+            <w:tcW w:w="1056" w:type="dxa"/>
+          </w:tcPr>
+          <w:p>
+            <w:pPr>
+              <w:pStyle w:val="Compact"/>
+            </w:pPr>
+            <w:r>
+              <w:t>1</w:t>
+            </w:r>
+          </w:p>
+        </w:tc>
+        <w:tc>
+          <w:tcPr>
+            <w:tcW w:w="1320" w:type="dxa"/>
+          </w:tcPr>
+          <w:p>
+            <w:pPr>
+              <w:pStyle w:val="Compact"/>
+            </w:pPr>
+            <w:r>
+              <w:t>Basic Tape</w:t>
+            </w:r>
+          </w:p>
+        </w:tc>
+        <w:tc>
+          <w:tcPr>
+            <w:tcW w:w="924" w:type="dxa"/>
+          </w:tcPr>
+          <w:p>
+            <w:pPr>
+              <w:pStyle w:val="Compact"/>
+            </w:pPr>
+            <w:r>
+              <w:t>27.03</w:t>
+            </w:r>
+          </w:p>
+        </w:tc>
+        <w:tc>
+          <w:tcPr>
+            <w:tcW w:w="1320" w:type="dxa"/>
+          </w:tcPr>
+          <w:p>
+            <w:pPr>
+              <w:pStyle w:val="Compact"/>
+            </w:pPr>
+            <w:r>
+              <w:t>2026-10-22</w:t>
+            </w:r>
+          </w:p>
+        </w:tc>
+        <w:tc>
+          <w:tcPr>
+            <w:tcW w:w="1320" w:type="dxa"/>
+          </w:tcPr>
+          <w:p>
+            <w:pPr>
+              <w:pStyle w:val="Compact"/>
+            </w:pPr>
+            <w:r>
+              <w:t>9999-12-31</w:t>
+            </w:r>
+          </w:p>
+        </w:tc>
+        <w:tc>
+          <w:tcPr>
+            <w:tcW w:w="924" w:type="dxa"/>
+          </w:tcPr>
+          <w:p>
+            <w:pPr>
+              <w:pStyle w:val="Compact"/>
+            </w:pPr>
+            <w:r>
+              <w:t>yes</w:t>
             </w:r>
           </w:p>
         </w:tc>
@@ -2048,22 +2303,26 @@
         <w:pStyle w:val="CaptionedFigure"/>
       </w:pPr>
       <w:r>
+        <w:rPr>
+          <w:noProof/>
+        </w:rPr>
         <w:drawing>
-          <wp:inline>
+          <wp:inline distT="0" distB="0" distL="0" distR="0" wp14:anchorId="2BC0DF50" wp14:editId="2143B94F">
             <wp:extent cx="5334000" cy="1485572"/>
-            <wp:effectExtent b="0" l="0" r="0" t="0"/>
-            <wp:docPr descr="Figure 2 - Each sale points to the version that was valid on its day" title="" id="20" name="Picture"/>
-            <a:graphic>
+            <wp:effectExtent l="0" t="0" r="0" b="0"/>
+            <wp:docPr id="20" name="Picture" descr="Figure 2 - Each sale points to the version that was valid on its day"/>
+            <wp:cNvGraphicFramePr/>
+            <a:graphic xmlns:a="http://schemas.openxmlformats.org/drawingml/2006/main">
               <a:graphicData uri="http://schemas.openxmlformats.org/drawingml/2006/picture">
-                <pic:pic>
+                <pic:pic xmlns:pic="http://schemas.openxmlformats.org/drawingml/2006/picture">
                   <pic:nvPicPr>
-                    <pic:cNvPr descr="img/scd2.png" id="21" name="Picture"/>
+                    <pic:cNvPr id="21" name="Picture" descr="img/scd2.png"/>
                     <pic:cNvPicPr>
-                      <a:picLocks noChangeArrowheads="1" noChangeAspect="1"/>
+                      <a:picLocks noChangeAspect="1" noChangeArrowheads="1"/>
                     </pic:cNvPicPr>
                   </pic:nvPicPr>
                   <pic:blipFill>
-                    <a:blip r:embed="rId19"/>
+                    <a:blip r:embed="rId8"/>
                     <a:stretch>
                       <a:fillRect/>
                     </a:stretch>
@@ -2095,15 +2354,31 @@
         <w:pStyle w:val="ImageCaption"/>
       </w:pPr>
       <w:r>
-        <w:t xml:space="preserve">Figure 2 - Each sale points to the version that was valid on its day</w:t>
-      </w:r>
+        <w:t>Figure 2 - Each sale points to the version that was valid on its day</w:t>
+      </w:r>
+    </w:p>
+    <w:p>
+      <w:pPr>
+        <w:pStyle w:val="ImageCaption"/>
+      </w:pPr>
+    </w:p>
+    <w:p>
+      <w:pPr>
+        <w:pStyle w:val="ImageCaption"/>
+      </w:pPr>
+    </w:p>
+    <w:p>
+      <w:pPr>
+        <w:pStyle w:val="ImageCaption"/>
+      </w:pPr>
     </w:p>
     <w:p>
       <w:pPr>
         <w:pStyle w:val="BodyText"/>
       </w:pPr>
       <w:r>
-        <w:t xml:space="preserve">The rules:</w:t>
+        <w:lastRenderedPageBreak/>
+        <w:t>The rules:</w:t>
       </w:r>
     </w:p>
     <w:p>
@@ -2111,11 +2386,11 @@
         <w:pStyle w:val="Compact"/>
         <w:numPr>
           <w:ilvl w:val="0"/>
-          <w:numId w:val="1002"/>
+          <w:numId w:val="3"/>
         </w:numPr>
       </w:pPr>
       <w:r>
-        <w:t xml:space="preserve">On each load, compare the current version with the source.</w:t>
+        <w:t>On each load, compare the current version with the source.</w:t>
       </w:r>
     </w:p>
     <w:p>
@@ -2123,11 +2398,11 @@
         <w:pStyle w:val="Compact"/>
         <w:numPr>
           <w:ilvl w:val="0"/>
-          <w:numId w:val="1002"/>
+          <w:numId w:val="3"/>
         </w:numPr>
       </w:pPr>
       <w:r>
-        <w:t xml:space="preserve">If something changed, close the current version (valid_to = today) and add a new one (valid_from = today, valid_to = 9999-12-31).</w:t>
+        <w:t>If something changed, close the current version (valid_to = today) and add a new one (valid_from = today, valid_to = 9999-12-31).</w:t>
       </w:r>
     </w:p>
     <w:p>
@@ -2135,11 +2410,11 @@
         <w:pStyle w:val="Compact"/>
         <w:numPr>
           <w:ilvl w:val="0"/>
-          <w:numId w:val="1002"/>
+          <w:numId w:val="3"/>
         </w:numPr>
       </w:pPr>
       <w:r>
-        <w:t xml:space="preserve">The first version starts on 1900-01-01, so it also covers old orders.</w:t>
+        <w:t>The first version starts on 1900-01-01, so it also covers old orders.</w:t>
       </w:r>
     </w:p>
     <w:p>
@@ -2147,11 +2422,11 @@
         <w:pStyle w:val="Compact"/>
         <w:numPr>
           <w:ilvl w:val="0"/>
-          <w:numId w:val="1002"/>
+          <w:numId w:val="3"/>
         </w:numPr>
       </w:pPr>
       <w:r>
-        <w:t xml:space="preserve">Each sale points to the version that was valid on its order day. A sale from December 2025 points to key 1; a sale from today points to key 58.</w:t>
+        <w:t>Each sale points to the version that was valid on its order day. A sale from December 2025 points to key 1; a sale from today points to key 58.</w:t>
       </w:r>
     </w:p>
     <w:p>
@@ -2159,26 +2434,24 @@
         <w:pStyle w:val="FirstParagraph"/>
       </w:pPr>
       <w:r>
-        <w:t xml:space="preserve">The price actually paid is stored on the order line (unit_price), so amounts never depend on this history. Date, country and device keep no history: a day never changes, and countries and devices are fixed lists.</w:t>
-      </w:r>
-    </w:p>
-    <w:bookmarkEnd w:id="22"/>
-    <w:bookmarkStart w:id="23" w:name="how-the-three-reports-are-answered"/>
+        <w:t>The price actually paid is stored on the order line (unit_price), so amounts never depend on this history. Date, country and device keep no history: a day never changes, and countries and devices are fixed lists.</w:t>
+      </w:r>
+    </w:p>
     <w:p>
       <w:pPr>
         <w:pStyle w:val="Heading1"/>
       </w:pPr>
+      <w:bookmarkStart w:id="8" w:name="how-the-three-reports-are-answered"/>
+      <w:bookmarkEnd w:id="7"/>
       <w:r>
         <w:rPr>
           <w:rStyle w:val="SectionNumber"/>
         </w:rPr>
-        <w:t xml:space="preserve">7</w:t>
+        <w:t>7</w:t>
       </w:r>
       <w:r>
         <w:tab/>
-      </w:r>
-      <w:r>
-        <w:t xml:space="preserve">How the three reports are answered</w:t>
+        <w:t>How the three reports are answered</w:t>
       </w:r>
     </w:p>
     <w:p>
@@ -2190,13 +2463,10 @@
           <w:b/>
           <w:bCs/>
         </w:rPr>
-        <w:t xml:space="preserve">R1 - Top 5 devices:</w:t>
-      </w:r>
-      <w:r>
-        <w:t xml:space="preserve"> </w:t>
-      </w:r>
-      <w:r>
-        <w:t xml:space="preserve">count the logins per device and keep the 5 biggest.</w:t>
+        <w:t>R1 - Top 5 devices:</w:t>
+      </w:r>
+      <w:r>
+        <w:t xml:space="preserve"> count the logins per device and keep the 5 biggest.</w:t>
       </w:r>
     </w:p>
     <w:p>
@@ -2208,7 +2478,7 @@
           <w:b/>
           <w:bCs/>
         </w:rPr>
-        <w:t xml:space="preserve">R2 - Best products in the top login country:</w:t>
+        <w:t>R2 - Best products in the top login country:</w:t>
       </w:r>
     </w:p>
     <w:p>
@@ -2216,11 +2486,11 @@
         <w:pStyle w:val="Compact"/>
         <w:numPr>
           <w:ilvl w:val="0"/>
-          <w:numId w:val="1003"/>
+          <w:numId w:val="4"/>
         </w:numPr>
       </w:pPr>
       <w:r>
-        <w:t xml:space="preserve">Count the logins per country (from the IP address) and pick the biggest. Unknown is not allowed to win.</w:t>
+        <w:t>Count the logins per country (from the IP address) and pick the biggest. Unknown is not allowed to win.</w:t>
       </w:r>
     </w:p>
     <w:p>
@@ -2228,11 +2498,11 @@
         <w:pStyle w:val="Compact"/>
         <w:numPr>
           <w:ilvl w:val="0"/>
-          <w:numId w:val="1003"/>
+          <w:numId w:val="4"/>
         </w:numPr>
       </w:pPr>
       <w:r>
-        <w:t xml:space="preserve">Take the sales of companies from that country.</w:t>
+        <w:t>Take the sales of companies from that country.</w:t>
       </w:r>
     </w:p>
     <w:p>
@@ -2240,11 +2510,11 @@
         <w:pStyle w:val="Compact"/>
         <w:numPr>
           <w:ilvl w:val="0"/>
-          <w:numId w:val="1003"/>
+          <w:numId w:val="4"/>
         </w:numPr>
       </w:pPr>
       <w:r>
-        <w:t xml:space="preserve">Add up the units sold per product and keep the 5 biggest.</w:t>
+        <w:t>Add up the units sold per product and keep the 5 biggest.</w:t>
       </w:r>
     </w:p>
     <w:p>
@@ -2256,296 +2526,367 @@
           <w:b/>
           <w:bCs/>
         </w:rPr>
-        <w:t xml:space="preserve">R3 - Sales per month, last year:</w:t>
-      </w:r>
-      <w:r>
-        <w:t xml:space="preserve"> </w:t>
-      </w:r>
-      <w:r>
-        <w:t xml:space="preserve">add up the amount per month for the last 12 full months. The current month is left out because it is not finished.</w:t>
-      </w:r>
-    </w:p>
-    <w:bookmarkEnd w:id="23"/>
-    <w:bookmarkStart w:id="24" w:name="main-design-choices"/>
+        <w:t>R3 - Sales per month, last year:</w:t>
+      </w:r>
+      <w:r>
+        <w:t xml:space="preserve"> add up the amount per month for the last 12 full months. The current month is left out because it is not finished.</w:t>
+      </w:r>
+    </w:p>
     <w:p>
       <w:pPr>
         <w:pStyle w:val="Heading1"/>
       </w:pPr>
+      <w:bookmarkStart w:id="9" w:name="main-design-choices"/>
+      <w:bookmarkEnd w:id="8"/>
       <w:r>
         <w:rPr>
           <w:rStyle w:val="SectionNumber"/>
         </w:rPr>
-        <w:t xml:space="preserve">8</w:t>
+        <w:t>8</w:t>
       </w:r>
       <w:r>
         <w:tab/>
-      </w:r>
-      <w:r>
-        <w:t xml:space="preserve">Main design choices</w:t>
+        <w:t>Main design choices</w:t>
       </w:r>
     </w:p>
     <w:tbl>
       <w:tblPr>
         <w:tblStyle w:val="Table"/>
-        <w:tblW w:type="pct" w:w="5000"/>
+        <w:tblW w:w="5000" w:type="pct"/>
         <w:tblLayout w:type="fixed"/>
-        <w:tblLook w:firstRow="1" w:lastRow="0" w:firstColumn="0" w:lastColumn="0" w:noHBand="0" w:noVBand="0" w:val="0020"/>
+        <w:tblLook w:val="0020" w:firstRow="1" w:lastRow="0" w:firstColumn="0" w:lastColumn="0" w:noHBand="0" w:noVBand="0"/>
       </w:tblPr>
       <w:tblGrid>
-        <w:gridCol w:w="3300"/>
-        <w:gridCol w:w="4620"/>
+        <w:gridCol w:w="4091"/>
+        <w:gridCol w:w="5727"/>
       </w:tblGrid>
       <w:tr>
         <w:trPr>
-          <w:tblHeader w:val="on"/>
+          <w:cnfStyle w:val="100000000000" w:firstRow="1" w:lastRow="0" w:firstColumn="0" w:lastColumn="0" w:oddVBand="0" w:evenVBand="0" w:oddHBand="0" w:evenHBand="0" w:firstRowFirstColumn="0" w:firstRowLastColumn="0" w:lastRowFirstColumn="0" w:lastRowLastColumn="0"/>
+          <w:tblHeader/>
         </w:trPr>
         <w:tc>
-          <w:tcPr/>
+          <w:tcPr>
+            <w:tcW w:w="3300" w:type="dxa"/>
+          </w:tcPr>
           <w:p>
             <w:pPr>
               <w:pStyle w:val="Compact"/>
               <w:keepNext/>
             </w:pPr>
             <w:r>
-              <w:t xml:space="preserve">Choice</w:t>
-            </w:r>
-          </w:p>
-        </w:tc>
-        <w:tc>
-          <w:tcPr/>
+              <w:t>Choice</w:t>
+            </w:r>
+          </w:p>
+        </w:tc>
+        <w:tc>
+          <w:tcPr>
+            <w:tcW w:w="4620" w:type="dxa"/>
+          </w:tcPr>
           <w:p>
             <w:pPr>
               <w:pStyle w:val="Compact"/>
               <w:keepNext/>
             </w:pPr>
             <w:r>
-              <w:t xml:space="preserve">Why</w:t>
+              <w:t>Why</w:t>
             </w:r>
           </w:p>
         </w:tc>
       </w:tr>
       <w:tr>
         <w:tc>
-          <w:tcPr/>
-          <w:p>
-            <w:pPr>
-              <w:pStyle w:val="Compact"/>
-            </w:pPr>
-            <w:r>
-              <w:t xml:space="preserve">Keep the most detailed level in both facts</w:t>
-            </w:r>
-          </w:p>
-        </w:tc>
-        <w:tc>
-          <w:tcPr/>
-          <w:p>
-            <w:pPr>
-              <w:pStyle w:val="Compact"/>
-            </w:pPr>
-            <w:r>
-              <w:t xml:space="preserve">Any total can be built from it; a new report needs no new table</w:t>
+          <w:tcPr>
+            <w:tcW w:w="3300" w:type="dxa"/>
+          </w:tcPr>
+          <w:p>
+            <w:pPr>
+              <w:pStyle w:val="Compact"/>
+            </w:pPr>
+            <w:r>
+              <w:t>Keep the most detailed level in both facts</w:t>
+            </w:r>
+          </w:p>
+        </w:tc>
+        <w:tc>
+          <w:tcPr>
+            <w:tcW w:w="4620" w:type="dxa"/>
+          </w:tcPr>
+          <w:p>
+            <w:pPr>
+              <w:pStyle w:val="Compact"/>
+            </w:pPr>
+            <w:r>
+              <w:t>Any total can be built from it; a new report needs no new table</w:t>
             </w:r>
           </w:p>
         </w:tc>
       </w:tr>
       <w:tr>
         <w:tc>
-          <w:tcPr/>
-          <w:p>
-            <w:pPr>
-              <w:pStyle w:val="Compact"/>
-            </w:pPr>
-            <w:r>
-              <w:t xml:space="preserve">A login is a visit with a 30-minute gap</w:t>
-            </w:r>
-          </w:p>
-        </w:tc>
-        <w:tc>
-          <w:tcPr/>
-          <w:p>
-            <w:pPr>
-              <w:pStyle w:val="Compact"/>
-            </w:pPr>
-            <w:r>
-              <w:t xml:space="preserve">The log has no login page; a visit is the closest thing to a login</w:t>
+          <w:tcPr>
+            <w:tcW w:w="3300" w:type="dxa"/>
+          </w:tcPr>
+          <w:p>
+            <w:pPr>
+              <w:pStyle w:val="Compact"/>
+            </w:pPr>
+            <w:r>
+              <w:t>A login is a visit with a 30-minute gap</w:t>
+            </w:r>
+          </w:p>
+        </w:tc>
+        <w:tc>
+          <w:tcPr>
+            <w:tcW w:w="4620" w:type="dxa"/>
+          </w:tcPr>
+          <w:p>
+            <w:pPr>
+              <w:pStyle w:val="Compact"/>
+            </w:pPr>
+            <w:r>
+              <w:t>The log has no login page; a visit is the closest thing to a login</w:t>
             </w:r>
           </w:p>
         </w:tc>
       </w:tr>
       <w:tr>
         <w:tc>
-          <w:tcPr/>
-          <w:p>
-            <w:pPr>
-              <w:pStyle w:val="Compact"/>
-            </w:pPr>
-            <w:r>
-              <w:t xml:space="preserve">New warehouse keys for the dimensions with history</w:t>
-            </w:r>
-          </w:p>
-        </w:tc>
-        <w:tc>
-          <w:tcPr/>
-          <w:p>
-            <w:pPr>
-              <w:pStyle w:val="Compact"/>
-            </w:pPr>
-            <w:r>
-              <w:t xml:space="preserve">The source id repeats once per version, so it cannot be the key</w:t>
+          <w:tcPr>
+            <w:tcW w:w="3300" w:type="dxa"/>
+          </w:tcPr>
+          <w:p>
+            <w:pPr>
+              <w:pStyle w:val="Compact"/>
+            </w:pPr>
+            <w:r>
+              <w:t>New warehouse keys for the dimensions with history</w:t>
+            </w:r>
+          </w:p>
+        </w:tc>
+        <w:tc>
+          <w:tcPr>
+            <w:tcW w:w="4620" w:type="dxa"/>
+          </w:tcPr>
+          <w:p>
+            <w:pPr>
+              <w:pStyle w:val="Compact"/>
+            </w:pPr>
+            <w:r>
+              <w:t>The source id repeats once per version, so it cannot be the key</w:t>
             </w:r>
           </w:p>
         </w:tc>
       </w:tr>
       <w:tr>
         <w:tc>
-          <w:tcPr/>
-          <w:p>
-            <w:pPr>
-              <w:pStyle w:val="Compact"/>
-            </w:pPr>
-            <w:r>
-              <w:t xml:space="preserve">Two meanings of country</w:t>
-            </w:r>
-          </w:p>
-        </w:tc>
-        <w:tc>
-          <w:tcPr/>
-          <w:p>
-            <w:pPr>
-              <w:pStyle w:val="Compact"/>
-            </w:pPr>
-            <w:r>
-              <w:t xml:space="preserve">R2 asks for the country with the most logins (IP) and then its sales (the company's country)</w:t>
+          <w:tcPr>
+            <w:tcW w:w="3300" w:type="dxa"/>
+          </w:tcPr>
+          <w:p>
+            <w:pPr>
+              <w:pStyle w:val="Compact"/>
+            </w:pPr>
+            <w:r>
+              <w:t>Two meanings of country</w:t>
+            </w:r>
+          </w:p>
+        </w:tc>
+        <w:tc>
+          <w:tcPr>
+            <w:tcW w:w="4620" w:type="dxa"/>
+          </w:tcPr>
+          <w:p>
+            <w:pPr>
+              <w:pStyle w:val="Compact"/>
+            </w:pPr>
+            <w:r>
+              <w:t>R2 asks for the country with the most logins (IP) and then its sales (the company's country)</w:t>
             </w:r>
           </w:p>
         </w:tc>
       </w:tr>
       <w:tr>
         <w:tc>
-          <w:tcPr/>
-          <w:p>
-            <w:pPr>
-              <w:pStyle w:val="Compact"/>
-            </w:pPr>
-            <w:r>
-              <w:t xml:space="preserve">Links checked by a test, not by foreign keys</w:t>
-            </w:r>
-          </w:p>
-        </w:tc>
-        <w:tc>
-          <w:tcPr/>
-          <w:p>
-            <w:pPr>
-              <w:pStyle w:val="Compact"/>
-            </w:pPr>
-            <w:r>
-              <w:t xml:space="preserve">The tables are emptied and refilled on every run</w:t>
+          <w:tcPr>
+            <w:tcW w:w="3300" w:type="dxa"/>
+          </w:tcPr>
+          <w:p>
+            <w:pPr>
+              <w:pStyle w:val="Compact"/>
+            </w:pPr>
+            <w:r>
+              <w:t>A sale's country comes through the company (an outrigger), not from a key on the sale</w:t>
+            </w:r>
+          </w:p>
+        </w:tc>
+        <w:tc>
+          <w:tcPr>
+            <w:tcW w:w="4620" w:type="dxa"/>
+          </w:tcPr>
+          <w:p>
+            <w:pPr>
+              <w:pStyle w:val="Compact"/>
+            </w:pPr>
+            <w:r>
+              <w:t>The country belongs to the company and is kept in its history, so a sale gets the country the company had on the order day. Both facts share one country table, which R2 needs. The table has 11 rows and the mart views flatten the join, so reports never see it</w:t>
             </w:r>
           </w:p>
         </w:tc>
       </w:tr>
+      <w:tr>
+        <w:tc>
+          <w:tcPr>
+            <w:tcW w:w="3300" w:type="dxa"/>
+          </w:tcPr>
+          <w:p>
+            <w:pPr>
+              <w:pStyle w:val="Compact"/>
+            </w:pPr>
+            <w:r>
+              <w:t>Links checked by a test, not by foreign keys</w:t>
+            </w:r>
+          </w:p>
+        </w:tc>
+        <w:tc>
+          <w:tcPr>
+            <w:tcW w:w="4620" w:type="dxa"/>
+          </w:tcPr>
+          <w:p>
+            <w:pPr>
+              <w:pStyle w:val="Compact"/>
+            </w:pPr>
+            <w:r>
+              <w:t>The tables are emptied and refilled on every run</w:t>
+            </w:r>
+          </w:p>
+        </w:tc>
+      </w:tr>
+      <w:bookmarkEnd w:id="9"/>
     </w:tbl>
-    <w:bookmarkEnd w:id="24"/>
+    <w:p/>
     <w:sectPr>
-      <w:footerReference w:type="default" r:id="rIdFooter1"/>
+      <w:footerReference w:type="default" r:id="rId9"/>
       <w:pgSz w:w="11906" w:h="16838"/>
       <w:pgMar w:top="1247" w:right="1134" w:bottom="1247" w:left="1134" w:header="567" w:footer="567" w:gutter="0"/>
+      <w:cols w:space="720"/>
     </w:sectPr>
   </w:body>
 </w:document>
 </file>
 
-<file path=word/comments.xml><?xml version="1.0" encoding="utf-8"?>
-<w:comments xmlns:w="http://schemas.openxmlformats.org/wordprocessingml/2006/main" xmlns:m="http://schemas.openxmlformats.org/officeDocument/2006/math" xmlns:r="http://schemas.openxmlformats.org/officeDocument/2006/relationships" xmlns:o="urn:schemas-microsoft-com:office:office" xmlns:v="urn:schemas-microsoft-com:vml" xmlns:w10="urn:schemas-microsoft-com:office:word" xmlns:a="http://schemas.openxmlformats.org/drawingml/2006/main" xmlns:pic="http://schemas.openxmlformats.org/drawingml/2006/picture" xmlns:wp="http://schemas.openxmlformats.org/drawingml/2006/wordprocessingDrawing"/>
+<file path=word/endnotes.xml><?xml version="1.0" encoding="utf-8"?>
+<w:endnotes xmlns:wpc="http://schemas.microsoft.com/office/word/2010/wordprocessingCanvas" xmlns:cx="http://schemas.microsoft.com/office/drawing/2014/chartex" xmlns:cx1="http://schemas.microsoft.com/office/drawing/2015/9/8/chartex" xmlns:cx2="http://schemas.microsoft.com/office/drawing/2015/10/21/chartex" xmlns:cx3="http://schemas.microsoft.com/office/drawing/2016/5/9/chartex" xmlns:cx4="http://schemas.microsoft.com/office/drawing/2016/5/10/chartex" xmlns:cx5="http://schemas.microsoft.com/office/drawing/2016/5/11/chartex" xmlns:cx6="http://schemas.microsoft.com/office/drawing/2016/5/12/chartex" xmlns:cx7="http://schemas.microsoft.com/office/drawing/2016/5/13/chartex" xmlns:cx8="http://schemas.microsoft.com/office/drawing/2016/5/14/chartex" xmlns:mc="http://schemas.openxmlformats.org/markup-compatibility/2006" xmlns:m="http://schemas.openxmlformats.org/officeDocument/2006/math" xmlns:aink="http://schemas.microsoft.com/office/drawing/2016/ink" xmlns:am3d="http://schemas.microsoft.com/office/drawing/2017/model3d" xmlns:oel="http://schemas.microsoft.com/office/2019/extlst" xmlns:r="http://schemas.openxmlformats.org/officeDocument/2006/relationships" xmlns:wp14="http://schemas.microsoft.com/office/word/2010/wordprocessingDrawing" xmlns:wp="http://schemas.openxmlformats.org/drawingml/2006/wordprocessingDrawing" xmlns:wpg="http://schemas.microsoft.com/office/word/2010/wordprocessingGroup" xmlns:wpi="http://schemas.microsoft.com/office/word/2010/wordprocessingInk" xmlns:wps="http://schemas.microsoft.com/office/word/2010/wordprocessingShape" xmlns:o="urn:schemas-microsoft-com:office:office" xmlns:v="urn:schemas-microsoft-com:vml" xmlns:w10="urn:schemas-microsoft-com:office:word" xmlns:w="http://schemas.openxmlformats.org/wordprocessingml/2006/main" xmlns:w14="http://schemas.microsoft.com/office/word/2010/wordml" xmlns:w15="http://schemas.microsoft.com/office/word/2012/wordml" xmlns:w16cex="http://schemas.microsoft.com/office/word/2018/wordml/cex" xmlns:w16cid="http://schemas.microsoft.com/office/word/2016/wordml/cid" xmlns:w16="http://schemas.microsoft.com/office/word/2018/wordml" xmlns:w16sdtdh="http://schemas.microsoft.com/office/word/2020/wordml/sdtdatahash" xmlns:w16sdtfl="http://schemas.microsoft.com/office/word/2024/wordml/sdtformatlock" xmlns:w16se="http://schemas.microsoft.com/office/word/2015/wordml/symex" xmlns:w16du="http://schemas.microsoft.com/office/word/2023/wordml/word16du" xmlns:wne="http://schemas.microsoft.com/office/word/2006/wordml" mc:Ignorable="w14 w15 w16se w16cid w16 w16cex w16sdtdh w16sdtfl w16du wp14">
+  <w:endnote w:type="separator" w:id="-1">
+    <w:p>
+      <w:pPr>
+        <w:spacing w:after="0" w:line="240" w:lineRule="auto"/>
+      </w:pPr>
+      <w:r>
+        <w:separator/>
+      </w:r>
+    </w:p>
+  </w:endnote>
+  <w:endnote w:type="continuationSeparator" w:id="0">
+    <w:p>
+      <w:pPr>
+        <w:spacing w:after="0" w:line="240" w:lineRule="auto"/>
+      </w:pPr>
+      <w:r>
+        <w:continuationSeparator/>
+      </w:r>
+    </w:p>
+  </w:endnote>
+</w:endnotes>
 </file>
 
 <file path=word/footer1.xml><?xml version="1.0" encoding="utf-8"?>
-<w:ftr xmlns:w="http://schemas.openxmlformats.org/wordprocessingml/2006/main">
+<w:ftr xmlns:wpc="http://schemas.microsoft.com/office/word/2010/wordprocessingCanvas" xmlns:cx="http://schemas.microsoft.com/office/drawing/2014/chartex" xmlns:cx1="http://schemas.microsoft.com/office/drawing/2015/9/8/chartex" xmlns:cx2="http://schemas.microsoft.com/office/drawing/2015/10/21/chartex" xmlns:cx3="http://schemas.microsoft.com/office/drawing/2016/5/9/chartex" xmlns:cx4="http://schemas.microsoft.com/office/drawing/2016/5/10/chartex" xmlns:cx5="http://schemas.microsoft.com/office/drawing/2016/5/11/chartex" xmlns:cx6="http://schemas.microsoft.com/office/drawing/2016/5/12/chartex" xmlns:cx7="http://schemas.microsoft.com/office/drawing/2016/5/13/chartex" xmlns:cx8="http://schemas.microsoft.com/office/drawing/2016/5/14/chartex" xmlns:mc="http://schemas.openxmlformats.org/markup-compatibility/2006" xmlns:m="http://schemas.openxmlformats.org/officeDocument/2006/math" xmlns:aink="http://schemas.microsoft.com/office/drawing/2016/ink" xmlns:am3d="http://schemas.microsoft.com/office/drawing/2017/model3d" xmlns:oel="http://schemas.microsoft.com/office/2019/extlst" xmlns:r="http://schemas.openxmlformats.org/officeDocument/2006/relationships" xmlns:wp14="http://schemas.microsoft.com/office/word/2010/wordprocessingDrawing" xmlns:wp="http://schemas.openxmlformats.org/drawingml/2006/wordprocessingDrawing" xmlns:wpg="http://schemas.microsoft.com/office/word/2010/wordprocessingGroup" xmlns:wpi="http://schemas.microsoft.com/office/word/2010/wordprocessingInk" xmlns:wps="http://schemas.microsoft.com/office/word/2010/wordprocessingShape" xmlns:o="urn:schemas-microsoft-com:office:office" xmlns:v="urn:schemas-microsoft-com:vml" xmlns:w10="urn:schemas-microsoft-com:office:word" xmlns:w="http://schemas.openxmlformats.org/wordprocessingml/2006/main" xmlns:w14="http://schemas.microsoft.com/office/word/2010/wordml" xmlns:w15="http://schemas.microsoft.com/office/word/2012/wordml" xmlns:w16cex="http://schemas.microsoft.com/office/word/2018/wordml/cex" xmlns:w16cid="http://schemas.microsoft.com/office/word/2016/wordml/cid" xmlns:w16="http://schemas.microsoft.com/office/word/2018/wordml" xmlns:w16sdtdh="http://schemas.microsoft.com/office/word/2020/wordml/sdtdatahash" xmlns:w16sdtfl="http://schemas.microsoft.com/office/word/2024/wordml/sdtformatlock" xmlns:w16se="http://schemas.microsoft.com/office/word/2015/wordml/symex" xmlns:w16du="http://schemas.microsoft.com/office/word/2023/wordml/word16du" xmlns:wne="http://schemas.microsoft.com/office/word/2006/wordml" mc:Ignorable="w14 w15 w16se w16cid w16 w16cex w16sdtdh w16sdtfl w16du wp14">
   <w:p>
     <w:pPr>
       <w:jc w:val="center"/>
     </w:pPr>
     <w:r>
       <w:rPr>
+        <w:color w:val="808080"/>
         <w:sz w:val="16"/>
-        <w:color w:val="808080"/>
       </w:rPr>
       <w:t xml:space="preserve">B2B Data Warehouse   |   Page </w:t>
     </w:r>
     <w:r>
       <w:rPr>
+        <w:color w:val="808080"/>
         <w:sz w:val="16"/>
-        <w:color w:val="808080"/>
       </w:rPr>
       <w:fldChar w:fldCharType="begin"/>
     </w:r>
     <w:r>
       <w:rPr>
+        <w:color w:val="808080"/>
         <w:sz w:val="16"/>
-        <w:color w:val="808080"/>
       </w:rPr>
       <w:instrText xml:space="preserve"> PAGE </w:instrText>
     </w:r>
     <w:r>
       <w:rPr>
+        <w:color w:val="808080"/>
         <w:sz w:val="16"/>
-        <w:color w:val="808080"/>
       </w:rPr>
       <w:fldChar w:fldCharType="separate"/>
     </w:r>
     <w:r>
       <w:rPr>
+        <w:color w:val="808080"/>
         <w:sz w:val="16"/>
-        <w:color w:val="808080"/>
       </w:rPr>
       <w:t>1</w:t>
     </w:r>
     <w:r>
       <w:rPr>
+        <w:color w:val="808080"/>
         <w:sz w:val="16"/>
-        <w:color w:val="808080"/>
       </w:rPr>
       <w:fldChar w:fldCharType="end"/>
     </w:r>
     <w:r>
       <w:rPr>
+        <w:color w:val="808080"/>
         <w:sz w:val="16"/>
-        <w:color w:val="808080"/>
       </w:rPr>
       <w:t xml:space="preserve"> of </w:t>
     </w:r>
     <w:r>
       <w:rPr>
+        <w:color w:val="808080"/>
         <w:sz w:val="16"/>
-        <w:color w:val="808080"/>
       </w:rPr>
       <w:fldChar w:fldCharType="begin"/>
     </w:r>
     <w:r>
       <w:rPr>
+        <w:color w:val="808080"/>
         <w:sz w:val="16"/>
-        <w:color w:val="808080"/>
       </w:rPr>
       <w:instrText xml:space="preserve"> NUMPAGES </w:instrText>
     </w:r>
     <w:r>
       <w:rPr>
+        <w:color w:val="808080"/>
         <w:sz w:val="16"/>
-        <w:color w:val="808080"/>
       </w:rPr>
       <w:fldChar w:fldCharType="separate"/>
     </w:r>
     <w:r>
       <w:rPr>
+        <w:color w:val="808080"/>
         <w:sz w:val="16"/>
-        <w:color w:val="808080"/>
       </w:rPr>
       <w:t>1</w:t>
     </w:r>
     <w:r>
       <w:rPr>
+        <w:color w:val="808080"/>
         <w:sz w:val="16"/>
-        <w:color w:val="808080"/>
       </w:rPr>
       <w:fldChar w:fldCharType="end"/>
     </w:r>
@@ -2554,18 +2895,24 @@
 </file>
 
 <file path=word/footnotes.xml><?xml version="1.0" encoding="utf-8"?>
-<w:footnotes xmlns:w="http://schemas.openxmlformats.org/wordprocessingml/2006/main" xmlns:m="http://schemas.openxmlformats.org/officeDocument/2006/math" xmlns:r="http://schemas.openxmlformats.org/officeDocument/2006/relationships" xmlns:o="urn:schemas-microsoft-com:office:office" xmlns:v="urn:schemas-microsoft-com:vml" xmlns:w10="urn:schemas-microsoft-com:office:word" xmlns:a="http://schemas.openxmlformats.org/drawingml/2006/main" xmlns:pic="http://schemas.openxmlformats.org/drawingml/2006/picture" xmlns:wp="http://schemas.openxmlformats.org/drawingml/2006/wordprocessingDrawing">
+<w:footnotes xmlns:wpc="http://schemas.microsoft.com/office/word/2010/wordprocessingCanvas" xmlns:cx="http://schemas.microsoft.com/office/drawing/2014/chartex" xmlns:cx1="http://schemas.microsoft.com/office/drawing/2015/9/8/chartex" xmlns:cx2="http://schemas.microsoft.com/office/drawing/2015/10/21/chartex" xmlns:cx3="http://schemas.microsoft.com/office/drawing/2016/5/9/chartex" xmlns:cx4="http://schemas.microsoft.com/office/drawing/2016/5/10/chartex" xmlns:cx5="http://schemas.microsoft.com/office/drawing/2016/5/11/chartex" xmlns:cx6="http://schemas.microsoft.com/office/drawing/2016/5/12/chartex" xmlns:cx7="http://schemas.microsoft.com/office/drawing/2016/5/13/chartex" xmlns:cx8="http://schemas.microsoft.com/office/drawing/2016/5/14/chartex" xmlns:mc="http://schemas.openxmlformats.org/markup-compatibility/2006" xmlns:m="http://schemas.openxmlformats.org/officeDocument/2006/math" xmlns:aink="http://schemas.microsoft.com/office/drawing/2016/ink" xmlns:am3d="http://schemas.microsoft.com/office/drawing/2017/model3d" xmlns:oel="http://schemas.microsoft.com/office/2019/extlst" xmlns:r="http://schemas.openxmlformats.org/officeDocument/2006/relationships" xmlns:wp14="http://schemas.microsoft.com/office/word/2010/wordprocessingDrawing" xmlns:wp="http://schemas.openxmlformats.org/drawingml/2006/wordprocessingDrawing" xmlns:wpg="http://schemas.microsoft.com/office/word/2010/wordprocessingGroup" xmlns:wpi="http://schemas.microsoft.com/office/word/2010/wordprocessingInk" xmlns:wps="http://schemas.microsoft.com/office/word/2010/wordprocessingShape" xmlns:o="urn:schemas-microsoft-com:office:office" xmlns:v="urn:schemas-microsoft-com:vml" xmlns:w10="urn:schemas-microsoft-com:office:word" xmlns:w="http://schemas.openxmlformats.org/wordprocessingml/2006/main" xmlns:w14="http://schemas.microsoft.com/office/word/2010/wordml" xmlns:w15="http://schemas.microsoft.com/office/word/2012/wordml" xmlns:w16cex="http://schemas.microsoft.com/office/word/2018/wordml/cex" xmlns:w16cid="http://schemas.microsoft.com/office/word/2016/wordml/cid" xmlns:w16="http://schemas.microsoft.com/office/word/2018/wordml" xmlns:w16sdtdh="http://schemas.microsoft.com/office/word/2020/wordml/sdtdatahash" xmlns:w16sdtfl="http://schemas.microsoft.com/office/word/2024/wordml/sdtformatlock" xmlns:w16se="http://schemas.microsoft.com/office/word/2015/wordml/symex" xmlns:w16du="http://schemas.microsoft.com/office/word/2023/wordml/word16du" xmlns:wne="http://schemas.microsoft.com/office/word/2006/wordml" mc:Ignorable="w14 w15 w16se w16cid w16 w16cex w16sdtdh w16sdtfl w16du wp14">
+  <w:footnote w:type="separator" w:id="-1">
+    <w:p>
+      <w:pPr>
+        <w:spacing w:after="0" w:line="240" w:lineRule="auto"/>
+      </w:pPr>
+      <w:r>
+        <w:separator/>
+      </w:r>
+    </w:p>
+  </w:footnote>
   <w:footnote w:type="continuationSeparator" w:id="0">
     <w:p>
+      <w:pPr>
+        <w:spacing w:after="0" w:line="240" w:lineRule="auto"/>
+      </w:pPr>
       <w:r>
         <w:continuationSeparator/>
-      </w:r>
-    </w:p>
-  </w:footnote>
-  <w:footnote w:type="separator" w:id="-1">
-    <w:p>
-      <w:r>
-        <w:separator/>
       </w:r>
     </w:p>
   </w:footnote>
@@ -2573,10 +2920,11 @@
 </file>
 
 <file path=word/numbering.xml><?xml version="1.0" encoding="utf-8"?>
-<w:numbering xmlns:w="http://schemas.openxmlformats.org/wordprocessingml/2006/main">
-  <w:abstractNum w:abstractNumId="990">
+<w:numbering xmlns:wpc="http://schemas.microsoft.com/office/word/2010/wordprocessingCanvas" xmlns:cx="http://schemas.microsoft.com/office/drawing/2014/chartex" xmlns:cx1="http://schemas.microsoft.com/office/drawing/2015/9/8/chartex" xmlns:cx2="http://schemas.microsoft.com/office/drawing/2015/10/21/chartex" xmlns:cx3="http://schemas.microsoft.com/office/drawing/2016/5/9/chartex" xmlns:cx4="http://schemas.microsoft.com/office/drawing/2016/5/10/chartex" xmlns:cx5="http://schemas.microsoft.com/office/drawing/2016/5/11/chartex" xmlns:cx6="http://schemas.microsoft.com/office/drawing/2016/5/12/chartex" xmlns:cx7="http://schemas.microsoft.com/office/drawing/2016/5/13/chartex" xmlns:cx8="http://schemas.microsoft.com/office/drawing/2016/5/14/chartex" xmlns:mc="http://schemas.openxmlformats.org/markup-compatibility/2006" xmlns:m="http://schemas.openxmlformats.org/officeDocument/2006/math" xmlns:aink="http://schemas.microsoft.com/office/drawing/2016/ink" xmlns:am3d="http://schemas.microsoft.com/office/drawing/2017/model3d" xmlns:oel="http://schemas.microsoft.com/office/2019/extlst" xmlns:r="http://schemas.openxmlformats.org/officeDocument/2006/relationships" xmlns:wp14="http://schemas.microsoft.com/office/word/2010/wordprocessingDrawing" xmlns:wp="http://schemas.openxmlformats.org/drawingml/2006/wordprocessingDrawing" xmlns:wpg="http://schemas.microsoft.com/office/word/2010/wordprocessingGroup" xmlns:wpi="http://schemas.microsoft.com/office/word/2010/wordprocessingInk" xmlns:wps="http://schemas.microsoft.com/office/word/2010/wordprocessingShape" xmlns:o="urn:schemas-microsoft-com:office:office" xmlns:v="urn:schemas-microsoft-com:vml" xmlns:w10="urn:schemas-microsoft-com:office:word" xmlns:w="http://schemas.openxmlformats.org/wordprocessingml/2006/main" xmlns:w14="http://schemas.microsoft.com/office/word/2010/wordml" xmlns:w15="http://schemas.microsoft.com/office/word/2012/wordml" xmlns:w16cex="http://schemas.microsoft.com/office/word/2018/wordml/cex" xmlns:w16cid="http://schemas.microsoft.com/office/word/2016/wordml/cid" xmlns:w16="http://schemas.microsoft.com/office/word/2018/wordml" xmlns:w16sdtdh="http://schemas.microsoft.com/office/word/2020/wordml/sdtdatahash" xmlns:w16sdtfl="http://schemas.microsoft.com/office/word/2024/wordml/sdtformatlock" xmlns:w16se="http://schemas.microsoft.com/office/word/2015/wordml/symex" xmlns:w16du="http://schemas.microsoft.com/office/word/2023/wordml/word16du" xmlns:wne="http://schemas.microsoft.com/office/word/2006/wordml" mc:Ignorable="w14 w15 w16se w16cid w16 w16cex w16sdtdh w16sdtfl w16du wp14">
+  <w:abstractNum w:abstractNumId="0" w15:restartNumberingAfterBreak="0">
     <w:nsid w:val="0000A990"/>
     <w:multiLevelType w:val="multilevel"/>
+    <w:tmpl w:val="55CABA62"/>
     <w:lvl w:ilvl="0">
       <w:numFmt w:val="bullet"/>
       <w:lvlText w:val=" "/>
@@ -2650,9 +2998,10 @@
       </w:pPr>
     </w:lvl>
   </w:abstractNum>
-  <w:abstractNum w:abstractNumId="991">
+  <w:abstractNum w:abstractNumId="1" w15:restartNumberingAfterBreak="0">
     <w:nsid w:val="0000A991"/>
     <w:multiLevelType w:val="multilevel"/>
+    <w:tmpl w:val="59DEF5E0"/>
     <w:lvl w:ilvl="0">
       <w:numFmt w:val="bullet"/>
       <w:lvlText w:val=""/>
@@ -2753,9 +3102,10 @@
       </w:rPr>
     </w:lvl>
   </w:abstractNum>
-  <w:abstractNum w:abstractNumId="99411">
+  <w:abstractNum w:abstractNumId="2" w15:restartNumberingAfterBreak="0">
     <w:nsid w:val="00A99411"/>
     <w:multiLevelType w:val="multilevel"/>
+    <w:tmpl w:val="C7FCA8E2"/>
     <w:lvl w:ilvl="0">
       <w:start w:val="1"/>
       <w:numFmt w:val="decimal"/>
@@ -2838,14 +3188,14 @@
       </w:pPr>
     </w:lvl>
   </w:abstractNum>
-  <w:num w:numId="1000">
-    <w:abstractNumId w:val="990"/>
+  <w:num w:numId="1" w16cid:durableId="1571574689">
+    <w:abstractNumId w:val="0"/>
   </w:num>
-  <w:num w:numId="1001">
-    <w:abstractNumId w:val="991"/>
+  <w:num w:numId="2" w16cid:durableId="344745103">
+    <w:abstractNumId w:val="1"/>
   </w:num>
-  <w:num w:numId="1002">
-    <w:abstractNumId w:val="99411"/>
+  <w:num w:numId="3" w16cid:durableId="203953790">
+    <w:abstractNumId w:val="2"/>
     <w:lvlOverride w:ilvl="0">
       <w:startOverride w:val="1"/>
     </w:lvlOverride>
@@ -2874,8 +3224,8 @@
       <w:startOverride w:val="1"/>
     </w:lvlOverride>
   </w:num>
-  <w:num w:numId="1003">
-    <w:abstractNumId w:val="99411"/>
+  <w:num w:numId="4" w16cid:durableId="1275283794">
+    <w:abstractNumId w:val="2"/>
     <w:lvlOverride w:ilvl="0">
       <w:startOverride w:val="1"/>
     </w:lvlOverride>
@@ -2908,14 +3258,14 @@
 </file>
 
 <file path=word/styles.xml><?xml version="1.0" encoding="utf-8"?>
-<w:styles xmlns:r="http://schemas.openxmlformats.org/officeDocument/2006/relationships" xmlns:w="http://schemas.openxmlformats.org/wordprocessingml/2006/main">
+<w:styles xmlns:mc="http://schemas.openxmlformats.org/markup-compatibility/2006" xmlns:r="http://schemas.openxmlformats.org/officeDocument/2006/relationships" xmlns:w="http://schemas.openxmlformats.org/wordprocessingml/2006/main" xmlns:w14="http://schemas.microsoft.com/office/word/2010/wordml" xmlns:w15="http://schemas.microsoft.com/office/word/2012/wordml" xmlns:w16cex="http://schemas.microsoft.com/office/word/2018/wordml/cex" xmlns:w16cid="http://schemas.microsoft.com/office/word/2016/wordml/cid" xmlns:w16="http://schemas.microsoft.com/office/word/2018/wordml" xmlns:w16sdtdh="http://schemas.microsoft.com/office/word/2020/wordml/sdtdatahash" xmlns:w16sdtfl="http://schemas.microsoft.com/office/word/2024/wordml/sdtformatlock" xmlns:w16se="http://schemas.microsoft.com/office/word/2015/wordml/symex" xmlns:w16du="http://schemas.microsoft.com/office/word/2023/wordml/word16du" mc:Ignorable="w14 w15 w16se w16cid w16 w16cex w16sdtdh w16sdtfl w16du">
   <w:docDefaults>
     <w:rPrDefault>
       <w:rPr>
-        <w:rFonts w:ascii="Calibri" w:cs="Calibri" w:eastAsia="Calibri" w:hAnsi="Calibri"/>
+        <w:rFonts w:ascii="Calibri" w:eastAsia="Calibri" w:hAnsi="Calibri" w:cs="Calibri"/>
         <w:sz w:val="21"/>
         <w:szCs w:val="21"/>
-        <w:lang w:val="en-US"/>
+        <w:lang w:val="en-US" w:eastAsia="en-US" w:bidi="ar-SA"/>
       </w:rPr>
     </w:rPrDefault>
     <w:pPrDefault>
@@ -2924,172 +3274,255 @@
       </w:pPr>
     </w:pPrDefault>
   </w:docDefaults>
-  <w:latentStyles w:count="276" w:defLockedState="0" w:defQFormat="0" w:defSemiHidden="0" w:defUIPriority="0" w:defUnhideWhenUsed="0"/>
-  <w:style w:default="1" w:styleId="Normal" w:type="paragraph">
+  <w:latentStyles w:defLockedState="0" w:defUIPriority="0" w:defSemiHidden="0" w:defUnhideWhenUsed="0" w:defQFormat="0" w:count="376">
+    <w:lsdException w:name="Normal Table" w:semiHidden="1" w:unhideWhenUsed="1"/>
+    <w:lsdException w:name="Table Simple 1" w:semiHidden="1" w:unhideWhenUsed="1"/>
+    <w:lsdException w:name="Table Simple 2" w:semiHidden="1" w:unhideWhenUsed="1"/>
+    <w:lsdException w:name="Table Simple 3" w:semiHidden="1" w:unhideWhenUsed="1"/>
+    <w:lsdException w:name="Table Classic 1" w:semiHidden="1" w:unhideWhenUsed="1"/>
+    <w:lsdException w:name="Table Classic 2" w:semiHidden="1" w:unhideWhenUsed="1"/>
+    <w:lsdException w:name="Table Classic 3" w:semiHidden="1" w:unhideWhenUsed="1"/>
+    <w:lsdException w:name="Table Classic 4" w:semiHidden="1" w:unhideWhenUsed="1"/>
+    <w:lsdException w:name="Table Colorful 1" w:semiHidden="1" w:unhideWhenUsed="1"/>
+    <w:lsdException w:name="Table Colorful 2" w:semiHidden="1" w:unhideWhenUsed="1"/>
+    <w:lsdException w:name="Table Colorful 3" w:semiHidden="1" w:unhideWhenUsed="1"/>
+    <w:lsdException w:name="Table Columns 1" w:semiHidden="1" w:unhideWhenUsed="1"/>
+    <w:lsdException w:name="Table Columns 2" w:semiHidden="1" w:unhideWhenUsed="1"/>
+    <w:lsdException w:name="Table Columns 3" w:semiHidden="1" w:unhideWhenUsed="1"/>
+    <w:lsdException w:name="Table Columns 4" w:semiHidden="1" w:unhideWhenUsed="1"/>
+    <w:lsdException w:name="Table Columns 5" w:semiHidden="1" w:unhideWhenUsed="1"/>
+    <w:lsdException w:name="Table Grid 1" w:semiHidden="1" w:unhideWhenUsed="1"/>
+    <w:lsdException w:name="Table Grid 2" w:semiHidden="1" w:unhideWhenUsed="1"/>
+    <w:lsdException w:name="Table Grid 3" w:semiHidden="1" w:unhideWhenUsed="1"/>
+    <w:lsdException w:name="Table Grid 4" w:semiHidden="1" w:unhideWhenUsed="1"/>
+    <w:lsdException w:name="Table Grid 5" w:semiHidden="1" w:unhideWhenUsed="1"/>
+    <w:lsdException w:name="Table Grid 6" w:semiHidden="1" w:unhideWhenUsed="1"/>
+    <w:lsdException w:name="Table Grid 7" w:semiHidden="1" w:unhideWhenUsed="1"/>
+    <w:lsdException w:name="Table Grid 8" w:semiHidden="1" w:unhideWhenUsed="1"/>
+    <w:lsdException w:name="Table List 1" w:semiHidden="1" w:unhideWhenUsed="1"/>
+    <w:lsdException w:name="Table List 2" w:semiHidden="1" w:unhideWhenUsed="1"/>
+    <w:lsdException w:name="Table List 3" w:semiHidden="1" w:unhideWhenUsed="1"/>
+    <w:lsdException w:name="Table List 4" w:semiHidden="1" w:unhideWhenUsed="1"/>
+    <w:lsdException w:name="Table List 5" w:semiHidden="1" w:unhideWhenUsed="1"/>
+    <w:lsdException w:name="Table List 6" w:semiHidden="1" w:unhideWhenUsed="1"/>
+    <w:lsdException w:name="Table List 7" w:semiHidden="1" w:unhideWhenUsed="1"/>
+    <w:lsdException w:name="Table List 8" w:semiHidden="1" w:unhideWhenUsed="1"/>
+    <w:lsdException w:name="Table 3D effects 1" w:semiHidden="1" w:unhideWhenUsed="1"/>
+    <w:lsdException w:name="Table 3D effects 2" w:semiHidden="1" w:unhideWhenUsed="1"/>
+    <w:lsdException w:name="Table 3D effects 3" w:semiHidden="1" w:unhideWhenUsed="1"/>
+    <w:lsdException w:name="Table Contemporary" w:semiHidden="1" w:unhideWhenUsed="1"/>
+    <w:lsdException w:name="Table Elegant" w:semiHidden="1" w:unhideWhenUsed="1"/>
+    <w:lsdException w:name="Table Professional" w:semiHidden="1" w:unhideWhenUsed="1"/>
+    <w:lsdException w:name="Table Subtle 1" w:semiHidden="1" w:unhideWhenUsed="1"/>
+    <w:lsdException w:name="Table Subtle 2" w:semiHidden="1" w:unhideWhenUsed="1"/>
+    <w:lsdException w:name="Table Web 1" w:semiHidden="1" w:unhideWhenUsed="1"/>
+    <w:lsdException w:name="Table Web 2" w:semiHidden="1" w:unhideWhenUsed="1"/>
+    <w:lsdException w:name="Table Web 3" w:semiHidden="1" w:unhideWhenUsed="1"/>
+    <w:lsdException w:name="Table Theme" w:semiHidden="1" w:unhideWhenUsed="1"/>
+    <w:lsdException w:name="Light Shading"/>
+    <w:lsdException w:name="Light List"/>
+    <w:lsdException w:name="Light Grid"/>
+    <w:lsdException w:name="Medium Shading 1"/>
+    <w:lsdException w:name="Medium Shading 2"/>
+    <w:lsdException w:name="Medium List 1"/>
+    <w:lsdException w:name="Medium List 2"/>
+    <w:lsdException w:name="Medium Grid 1"/>
+    <w:lsdException w:name="Medium Grid 2"/>
+    <w:lsdException w:name="Medium Grid 3"/>
+    <w:lsdException w:name="Dark List"/>
+    <w:lsdException w:name="Colorful Shading"/>
+    <w:lsdException w:name="Colorful List"/>
+    <w:lsdException w:name="Colorful Grid"/>
+    <w:lsdException w:name="Light Shading Accent 1"/>
+    <w:lsdException w:name="Light List Accent 1"/>
+    <w:lsdException w:name="Light Grid Accent 1"/>
+    <w:lsdException w:name="Medium Shading 1 Accent 1"/>
+    <w:lsdException w:name="Medium Shading 2 Accent 1"/>
+    <w:lsdException w:name="Medium List 1 Accent 1"/>
+    <w:lsdException w:name="Medium List 2 Accent 1"/>
+    <w:lsdException w:name="Medium Grid 1 Accent 1"/>
+    <w:lsdException w:name="Medium Grid 2 Accent 1"/>
+    <w:lsdException w:name="Medium Grid 3 Accent 1"/>
+    <w:lsdException w:name="Dark List Accent 1"/>
+    <w:lsdException w:name="Colorful Shading Accent 1"/>
+    <w:lsdException w:name="Colorful List Accent 1"/>
+    <w:lsdException w:name="Colorful Grid Accent 1"/>
+    <w:lsdException w:name="Light Shading Accent 2"/>
+    <w:lsdException w:name="Light List Accent 2"/>
+    <w:lsdException w:name="Light Grid Accent 2"/>
+    <w:lsdException w:name="Medium Shading 1 Accent 2"/>
+    <w:lsdException w:name="Medium Shading 2 Accent 2"/>
+    <w:lsdException w:name="Medium List 1 Accent 2"/>
+    <w:lsdException w:name="Medium List 2 Accent 2"/>
+    <w:lsdException w:name="Medium Grid 1 Accent 2"/>
+    <w:lsdException w:name="Medium Grid 2 Accent 2"/>
+    <w:lsdException w:name="Medium Grid 3 Accent 2"/>
+    <w:lsdException w:name="Dark List Accent 2"/>
+    <w:lsdException w:name="Colorful Shading Accent 2"/>
+    <w:lsdException w:name="Colorful List Accent 2"/>
+    <w:lsdException w:name="Colorful Grid Accent 2"/>
+    <w:lsdException w:name="Light Shading Accent 3"/>
+    <w:lsdException w:name="Light List Accent 3"/>
+    <w:lsdException w:name="Light Grid Accent 3"/>
+    <w:lsdException w:name="Medium Shading 1 Accent 3"/>
+    <w:lsdException w:name="Medium Shading 2 Accent 3"/>
+    <w:lsdException w:name="Medium List 1 Accent 3"/>
+    <w:lsdException w:name="Medium List 2 Accent 3"/>
+    <w:lsdException w:name="Medium Grid 1 Accent 3"/>
+    <w:lsdException w:name="Medium Grid 2 Accent 3"/>
+    <w:lsdException w:name="Medium Grid 3 Accent 3"/>
+    <w:lsdException w:name="Dark List Accent 3"/>
+    <w:lsdException w:name="Colorful Shading Accent 3"/>
+    <w:lsdException w:name="Colorful List Accent 3"/>
+    <w:lsdException w:name="Colorful Grid Accent 3"/>
+    <w:lsdException w:name="Light Shading Accent 4"/>
+    <w:lsdException w:name="Light List Accent 4"/>
+    <w:lsdException w:name="Light Grid Accent 4"/>
+    <w:lsdException w:name="Medium Shading 1 Accent 4"/>
+    <w:lsdException w:name="Medium Shading 2 Accent 4"/>
+    <w:lsdException w:name="Medium List 1 Accent 4"/>
+    <w:lsdException w:name="Medium List 2 Accent 4"/>
+    <w:lsdException w:name="Medium Grid 1 Accent 4"/>
+    <w:lsdException w:name="Medium Grid 2 Accent 4"/>
+    <w:lsdException w:name="Medium Grid 3 Accent 4"/>
+    <w:lsdException w:name="Dark List Accent 4"/>
+    <w:lsdException w:name="Colorful Shading Accent 4"/>
+    <w:lsdException w:name="Colorful List Accent 4"/>
+    <w:lsdException w:name="Colorful Grid Accent 4"/>
+    <w:lsdException w:name="Light Shading Accent 5"/>
+    <w:lsdException w:name="Light List Accent 5"/>
+    <w:lsdException w:name="Light Grid Accent 5"/>
+    <w:lsdException w:name="Medium Shading 1 Accent 5"/>
+    <w:lsdException w:name="Medium Shading 2 Accent 5"/>
+    <w:lsdException w:name="Medium List 1 Accent 5"/>
+    <w:lsdException w:name="Medium List 2 Accent 5"/>
+    <w:lsdException w:name="Medium Grid 1 Accent 5"/>
+    <w:lsdException w:name="Medium Grid 2 Accent 5"/>
+    <w:lsdException w:name="Medium Grid 3 Accent 5"/>
+    <w:lsdException w:name="Dark List Accent 5"/>
+    <w:lsdException w:name="Colorful Shading Accent 5"/>
+    <w:lsdException w:name="Colorful List Accent 5"/>
+    <w:lsdException w:name="Colorful Grid Accent 5"/>
+    <w:lsdException w:name="Light Shading Accent 6"/>
+    <w:lsdException w:name="Light List Accent 6"/>
+    <w:lsdException w:name="Light Grid Accent 6"/>
+    <w:lsdException w:name="Medium Shading 1 Accent 6"/>
+    <w:lsdException w:name="Medium Shading 2 Accent 6"/>
+    <w:lsdException w:name="Medium List 1 Accent 6"/>
+    <w:lsdException w:name="Medium List 2 Accent 6"/>
+    <w:lsdException w:name="Medium Grid 1 Accent 6"/>
+    <w:lsdException w:name="Medium Grid 2 Accent 6"/>
+    <w:lsdException w:name="Medium Grid 3 Accent 6"/>
+    <w:lsdException w:name="Dark List Accent 6"/>
+    <w:lsdException w:name="Colorful Shading Accent 6"/>
+    <w:lsdException w:name="Colorful List Accent 6"/>
+    <w:lsdException w:name="Colorful Grid Accent 6"/>
+    <w:lsdException w:name="Grid Table 4" w:uiPriority="49"/>
+    <w:lsdException w:name="Grid Table 5 Dark" w:uiPriority="50"/>
+    <w:lsdException w:name="Grid Table 6 Colorful" w:uiPriority="51"/>
+    <w:lsdException w:name="Grid Table 7 Colorful" w:uiPriority="52"/>
+    <w:lsdException w:name="Grid Table 1 Light Accent 1" w:uiPriority="46"/>
+    <w:lsdException w:name="Grid Table 2 Accent 1" w:uiPriority="47"/>
+    <w:lsdException w:name="Grid Table 3 Accent 1" w:uiPriority="48"/>
+    <w:lsdException w:name="Grid Table 4 Accent 1" w:uiPriority="49"/>
+    <w:lsdException w:name="Grid Table 5 Dark Accent 1" w:uiPriority="50"/>
+    <w:lsdException w:name="Grid Table 6 Colorful Accent 1" w:uiPriority="51"/>
+    <w:lsdException w:name="Grid Table 7 Colorful Accent 1" w:uiPriority="52"/>
+    <w:lsdException w:name="Grid Table 1 Light Accent 2" w:uiPriority="46"/>
+    <w:lsdException w:name="Grid Table 2 Accent 2" w:uiPriority="47"/>
+    <w:lsdException w:name="Grid Table 3 Accent 2" w:uiPriority="48"/>
+    <w:lsdException w:name="Grid Table 4 Accent 2" w:uiPriority="49"/>
+    <w:lsdException w:name="Grid Table 5 Dark Accent 2" w:uiPriority="50"/>
+    <w:lsdException w:name="Grid Table 6 Colorful Accent 2" w:uiPriority="51"/>
+    <w:lsdException w:name="Grid Table 7 Colorful Accent 2" w:uiPriority="52"/>
+    <w:lsdException w:name="Grid Table 1 Light Accent 3" w:uiPriority="46"/>
+    <w:lsdException w:name="Grid Table 2 Accent 3" w:uiPriority="47"/>
+    <w:lsdException w:name="Grid Table 3 Accent 3" w:uiPriority="48"/>
+    <w:lsdException w:name="Grid Table 4 Accent 3" w:uiPriority="49"/>
+    <w:lsdException w:name="Grid Table 5 Dark Accent 3" w:uiPriority="50"/>
+    <w:lsdException w:name="Grid Table 6 Colorful Accent 3" w:uiPriority="51"/>
+    <w:lsdException w:name="Grid Table 7 Colorful Accent 3" w:uiPriority="52"/>
+    <w:lsdException w:name="Grid Table 1 Light Accent 4" w:uiPriority="46"/>
+    <w:lsdException w:name="Grid Table 2 Accent 4" w:uiPriority="47"/>
+    <w:lsdException w:name="Grid Table 3 Accent 4" w:uiPriority="48"/>
+    <w:lsdException w:name="Grid Table 4 Accent 4" w:uiPriority="49"/>
+    <w:lsdException w:name="Grid Table 5 Dark Accent 4" w:uiPriority="50"/>
+    <w:lsdException w:name="Grid Table 6 Colorful Accent 4" w:uiPriority="51"/>
+    <w:lsdException w:name="Grid Table 7 Colorful Accent 4" w:uiPriority="52"/>
+    <w:lsdException w:name="Grid Table 1 Light Accent 5" w:uiPriority="46"/>
+    <w:lsdException w:name="Grid Table 2 Accent 5" w:uiPriority="47"/>
+    <w:lsdException w:name="Grid Table 3 Accent 5" w:uiPriority="48"/>
+    <w:lsdException w:name="Grid Table 4 Accent 5" w:uiPriority="49"/>
+    <w:lsdException w:name="Grid Table 5 Dark Accent 5" w:uiPriority="50"/>
+    <w:lsdException w:name="Grid Table 6 Colorful Accent 5" w:uiPriority="51"/>
+    <w:lsdException w:name="Grid Table 7 Colorful Accent 5" w:uiPriority="52"/>
+    <w:lsdException w:name="Grid Table 1 Light Accent 6" w:uiPriority="46"/>
+    <w:lsdException w:name="Grid Table 2 Accent 6" w:uiPriority="47"/>
+    <w:lsdException w:name="Grid Table 3 Accent 6" w:uiPriority="48"/>
+    <w:lsdException w:name="Grid Table 4 Accent 6" w:uiPriority="49"/>
+    <w:lsdException w:name="Grid Table 5 Dark Accent 6" w:uiPriority="50"/>
+    <w:lsdException w:name="Grid Table 6 Colorful Accent 6" w:uiPriority="51"/>
+    <w:lsdException w:name="Grid Table 7 Colorful Accent 6" w:uiPriority="52"/>
+    <w:lsdException w:name="List Table 1 Light" w:uiPriority="46"/>
+    <w:lsdException w:name="List Table 2" w:uiPriority="47"/>
+    <w:lsdException w:name="List Table 3" w:uiPriority="48"/>
+    <w:lsdException w:name="List Table 4" w:uiPriority="49"/>
+    <w:lsdException w:name="List Table 5 Dark" w:uiPriority="50"/>
+    <w:lsdException w:name="List Table 6 Colorful" w:uiPriority="51"/>
+    <w:lsdException w:name="List Table 7 Colorful" w:uiPriority="52"/>
+    <w:lsdException w:name="List Table 1 Light Accent 1" w:uiPriority="46"/>
+    <w:lsdException w:name="List Table 2 Accent 1" w:uiPriority="47"/>
+    <w:lsdException w:name="List Table 3 Accent 1" w:uiPriority="48"/>
+    <w:lsdException w:name="List Table 4 Accent 1" w:uiPriority="49"/>
+    <w:lsdException w:name="List Table 5 Dark Accent 1" w:uiPriority="50"/>
+    <w:lsdException w:name="List Table 6 Colorful Accent 1" w:uiPriority="51"/>
+    <w:lsdException w:name="List Table 7 Colorful Accent 1" w:uiPriority="52"/>
+    <w:lsdException w:name="List Table 1 Light Accent 2" w:uiPriority="46"/>
+    <w:lsdException w:name="List Table 2 Accent 2" w:uiPriority="47"/>
+    <w:lsdException w:name="List Table 3 Accent 2" w:uiPriority="48"/>
+    <w:lsdException w:name="List Table 4 Accent 2" w:uiPriority="49"/>
+    <w:lsdException w:name="List Table 5 Dark Accent 2" w:uiPriority="50"/>
+    <w:lsdException w:name="List Table 6 Colorful Accent 2" w:uiPriority="51"/>
+    <w:lsdException w:name="List Table 7 Colorful Accent 2" w:uiPriority="52"/>
+    <w:lsdException w:name="List Table 1 Light Accent 3" w:uiPriority="46"/>
+    <w:lsdException w:name="List Table 2 Accent 3" w:uiPriority="47"/>
+    <w:lsdException w:name="List Table 3 Accent 3" w:uiPriority="48"/>
+    <w:lsdException w:name="List Table 4 Accent 3" w:uiPriority="49"/>
+    <w:lsdException w:name="List Table 5 Dark Accent 3" w:uiPriority="50"/>
+    <w:lsdException w:name="List Table 6 Colorful Accent 3" w:uiPriority="51"/>
+    <w:lsdException w:name="List Table 7 Colorful Accent 3" w:uiPriority="52"/>
+    <w:lsdException w:name="List Table 1 Light Accent 4" w:uiPriority="46"/>
+    <w:lsdException w:name="List Table 2 Accent 4" w:uiPriority="47"/>
+    <w:lsdException w:name="List Table 3 Accent 4" w:uiPriority="48"/>
+    <w:lsdException w:name="List Table 4 Accent 4" w:uiPriority="49"/>
+    <w:lsdException w:name="List Table 5 Dark Accent 4" w:uiPriority="50"/>
+    <w:lsdException w:name="List Table 6 Colorful Accent 4" w:uiPriority="51"/>
+    <w:lsdException w:name="List Table 7 Colorful Accent 4" w:uiPriority="52"/>
+    <w:lsdException w:name="List Table 1 Light Accent 5" w:uiPriority="46"/>
+    <w:lsdException w:name="List Table 2 Accent 5" w:uiPriority="47"/>
+    <w:lsdException w:name="List Table 3 Accent 5" w:uiPriority="48"/>
+    <w:lsdException w:name="List Table 4 Accent 5" w:uiPriority="49"/>
+    <w:lsdException w:name="List Table 5 Dark Accent 5" w:uiPriority="50"/>
+    <w:lsdException w:name="List Table 6 Colorful Accent 5" w:uiPriority="51"/>
+    <w:lsdException w:name="List Table 7 Colorful Accent 5" w:uiPriority="52"/>
+    <w:lsdException w:name="List Table 1 Light Accent 6" w:uiPriority="46"/>
+    <w:lsdException w:name="List Table 2 Accent 6" w:uiPriority="47"/>
+    <w:lsdException w:name="List Table 3 Accent 6" w:uiPriority="48"/>
+    <w:lsdException w:name="List Table 4 Accent 6" w:uiPriority="49"/>
+    <w:lsdException w:name="List Table 5 Dark Accent 6" w:uiPriority="50"/>
+    <w:lsdException w:name="List Table 6 Colorful Accent 6" w:uiPriority="51"/>
+    <w:lsdException w:name="List Table 7 Colorful Accent 6" w:uiPriority="52"/>
+    <w:lsdException w:name="Mention" w:semiHidden="1" w:uiPriority="99" w:unhideWhenUsed="1"/>
+    <w:lsdException w:name="Smart Hyperlink" w:semiHidden="1" w:uiPriority="99" w:unhideWhenUsed="1"/>
+    <w:lsdException w:name="Hashtag" w:semiHidden="1" w:uiPriority="99" w:unhideWhenUsed="1"/>
+    <w:lsdException w:name="Unresolved Mention" w:semiHidden="1" w:uiPriority="99" w:unhideWhenUsed="1"/>
+    <w:lsdException w:name="Smart Link" w:semiHidden="1" w:uiPriority="99" w:unhideWhenUsed="1"/>
+  </w:latentStyles>
+  <w:style w:type="paragraph" w:default="1" w:styleId="Normal">
     <w:name w:val="Normal"/>
     <w:qFormat/>
   </w:style>
-  <w:style w:styleId="BodyText" w:type="paragraph">
-    <w:name w:val="Body Text"/>
-    <w:basedOn w:val="Normal"/>
-    <w:link w:val="BodyTextChar"/>
-    <w:qFormat/>
-    <w:pPr>
-      <w:spacing w:after="120" w:before="60"/>
-    </w:pPr>
-  </w:style>
-  <w:style w:customStyle="1" w:styleId="FirstParagraph" w:type="paragraph">
-    <w:name w:val="First Paragraph"/>
-    <w:basedOn w:val="BodyText"/>
-    <w:next w:val="BodyText"/>
-    <w:qFormat/>
-  </w:style>
-  <w:style w:customStyle="1" w:styleId="Compact" w:type="paragraph">
-    <w:name w:val="Compact"/>
-    <w:basedOn w:val="BodyText"/>
-    <w:qFormat/>
-    <w:pPr>
-      <w:spacing w:after="20" w:before="20"/>
-    </w:pPr>
-  </w:style>
-  <w:style w:styleId="Title" w:type="paragraph">
-    <w:name w:val="Title"/>
-    <w:basedOn w:val="Normal"/>
-    <w:next w:val="BodyText"/>
-    <w:link w:val="TitleChar"/>
-    <w:uiPriority w:val="10"/>
-    <w:qFormat/>
-    <w:rsid w:val="00A10FD9"/>
-    <w:pPr>
-      <w:spacing w:after="200" w:before="0"/>
-      <w:jc w:val="left"/>
-    </w:pPr>
-    <w:rPr>
-      <w:rFonts w:ascii="Calibri" w:cs="Calibri" w:eastAsia="Calibri" w:hAnsi="Calibri"/>
-      <w:b/>
-      <w:color w:val="000000"/>
-      <w:sz w:val="40"/>
-      <w:szCs w:val="40"/>
-    </w:rPr>
-  </w:style>
-  <w:style w:customStyle="1" w:styleId="TitleChar" w:type="character">
-    <w:name w:val="Title Char"/>
-    <w:basedOn w:val="DefaultParagraphFont"/>
-    <w:link w:val="Title"/>
-    <w:uiPriority w:val="10"/>
-    <w:rsid w:val="00A10FD9"/>
-    <w:rPr>
-      <w:rFonts w:asciiTheme="majorHAnsi" w:cstheme="majorBidi" w:eastAsiaTheme="majorEastAsia" w:hAnsiTheme="majorHAnsi"/>
-      <w:sz w:val="56"/>
-      <w:szCs w:val="56"/>
-    </w:rPr>
-  </w:style>
-  <w:style w:styleId="Subtitle" w:type="paragraph">
-    <w:name w:val="Subtitle"/>
-    <w:basedOn w:val="Title"/>
-    <w:next w:val="BodyText"/>
-    <w:link w:val="SubtitleChar"/>
-    <w:uiPriority w:val="11"/>
-    <w:qFormat/>
-    <w:rsid w:val="00A10FD9"/>
-    <w:pPr>
-      <w:spacing w:after="480" w:before="0"/>
-      <w:jc w:val="left"/>
-    </w:pPr>
-    <w:rPr>
-      <w:rFonts w:ascii="Calibri" w:cs="Calibri" w:eastAsia="Calibri" w:hAnsi="Calibri"/>
-      <w:color w:val="595959"/>
-      <w:sz w:val="28"/>
-      <w:szCs w:val="28"/>
-    </w:rPr>
-  </w:style>
-  <w:style w:customStyle="1" w:styleId="SubtitleChar" w:type="character">
-    <w:name w:val="Subtitle Char"/>
-    <w:basedOn w:val="DefaultParagraphFont"/>
-    <w:link w:val="Subtitle"/>
-    <w:uiPriority w:val="11"/>
-    <w:rsid w:val="00A10FD9"/>
-    <w:rPr>
-      <w:rFonts w:cstheme="majorBidi" w:eastAsiaTheme="majorEastAsia"/>
-      <w:color w:themeColor="text1" w:themeTint="A6" w:val="595959"/>
-      <w:spacing w:val="15"/>
-      <w:sz w:val="28"/>
-      <w:szCs w:val="28"/>
-    </w:rPr>
-  </w:style>
-  <w:style w:customStyle="1" w:styleId="Author" w:type="paragraph">
-    <w:name w:val="Author"/>
-    <w:basedOn w:val="Title"/>
-    <w:next w:val="BodyText"/>
-    <w:qFormat/>
-    <w:pPr>
-      <w:spacing w:after="60" w:before="0"/>
-      <w:jc w:val="left"/>
-    </w:pPr>
-    <w:rPr>
-      <w:rFonts w:ascii="Calibri" w:cs="Calibri" w:eastAsia="Calibri" w:hAnsi="Calibri"/>
-      <w:color w:val="595959"/>
-      <w:sz w:val="22"/>
-      <w:szCs w:val="22"/>
-    </w:rPr>
-  </w:style>
-  <w:style w:styleId="Date" w:type="paragraph">
-    <w:name w:val="Date"/>
-    <w:basedOn w:val="Title"/>
-    <w:next w:val="BodyText"/>
-    <w:qFormat/>
-    <w:pPr>
-      <w:spacing w:after="60" w:before="0"/>
-      <w:jc w:val="left"/>
-    </w:pPr>
-    <w:rPr>
-      <w:rFonts w:ascii="Calibri" w:cs="Calibri" w:eastAsia="Calibri" w:hAnsi="Calibri"/>
-      <w:color w:val="595959"/>
-      <w:sz w:val="22"/>
-      <w:szCs w:val="22"/>
-    </w:rPr>
-  </w:style>
-  <w:style w:customStyle="1" w:styleId="AbstractTitle" w:type="paragraph">
-    <w:name w:val="Abstract Title"/>
-    <w:basedOn w:val="Normal"/>
-    <w:next w:val="Abstract"/>
-    <w:qFormat/>
-    <w:pPr>
-      <w:keepNext/>
-      <w:keepLines/>
-      <w:spacing w:after="0" w:before="300"/>
-      <w:jc w:val="center"/>
-    </w:pPr>
-    <w:rPr>
-      <w:b/>
-      <w:sz w:val="20"/>
-      <w:szCs w:val="20"/>
-    </w:rPr>
-  </w:style>
-  <w:style w:customStyle="1" w:styleId="Abstract" w:type="paragraph">
-    <w:name w:val="Abstract"/>
-    <w:basedOn w:val="Normal"/>
-    <w:next w:val="BodyText"/>
-    <w:qFormat/>
-    <w:pPr>
-      <w:keepNext/>
-      <w:keepLines/>
-      <w:spacing w:after="300" w:before="100"/>
-    </w:pPr>
-    <w:rPr>
-      <w:sz w:val="20"/>
-      <w:szCs w:val="20"/>
-    </w:rPr>
-  </w:style>
-  <w:style w:styleId="Bibliography" w:type="paragraph">
-    <w:name w:val="Bibliography"/>
-    <w:basedOn w:val="Normal"/>
-    <w:next w:val="Bibliography"/>
-    <w:qFormat/>
-    <w:pPr/>
-    <w:rPr/>
-  </w:style>
-  <w:style w:styleId="Heading1" w:type="paragraph">
+  <w:style w:type="paragraph" w:styleId="Heading1">
     <w:name w:val="heading 1"/>
     <w:basedOn w:val="Normal"/>
     <w:next w:val="BodyText"/>
@@ -3100,11 +3533,10 @@
     <w:pPr>
       <w:keepNext/>
       <w:keepLines/>
-      <w:spacing w:after="120" w:before="360"/>
+      <w:spacing w:before="360"/>
       <w:outlineLvl w:val="0"/>
     </w:pPr>
     <w:rPr>
-      <w:rFonts w:ascii="Calibri" w:cs="Calibri" w:eastAsia="Calibri" w:hAnsi="Calibri"/>
       <w:b/>
       <w:bCs/>
       <w:color w:val="000000"/>
@@ -3112,7 +3544,7 @@
       <w:szCs w:val="32"/>
     </w:rPr>
   </w:style>
-  <w:style w:styleId="Heading2" w:type="paragraph">
+  <w:style w:type="paragraph" w:styleId="Heading2">
     <w:name w:val="heading 2"/>
     <w:basedOn w:val="Normal"/>
     <w:next w:val="BodyText"/>
@@ -3125,11 +3557,10 @@
     <w:pPr>
       <w:keepNext/>
       <w:keepLines/>
-      <w:spacing w:after="80" w:before="240"/>
+      <w:spacing w:before="240" w:after="80"/>
       <w:outlineLvl w:val="1"/>
     </w:pPr>
     <w:rPr>
-      <w:rFonts w:ascii="Calibri" w:cs="Calibri" w:eastAsia="Calibri" w:hAnsi="Calibri"/>
       <w:b/>
       <w:bCs/>
       <w:color w:val="000000"/>
@@ -3137,7 +3568,7 @@
       <w:szCs w:val="26"/>
     </w:rPr>
   </w:style>
-  <w:style w:styleId="Heading3" w:type="paragraph">
+  <w:style w:type="paragraph" w:styleId="Heading3">
     <w:name w:val="heading 3"/>
     <w:basedOn w:val="Normal"/>
     <w:next w:val="BodyText"/>
@@ -3150,11 +3581,10 @@
     <w:pPr>
       <w:keepNext/>
       <w:keepLines/>
-      <w:spacing w:after="60" w:before="180"/>
+      <w:spacing w:before="180" w:after="60"/>
       <w:outlineLvl w:val="2"/>
     </w:pPr>
     <w:rPr>
-      <w:rFonts w:ascii="Calibri" w:cs="Calibri" w:eastAsia="Calibri" w:hAnsi="Calibri"/>
       <w:b/>
       <w:bCs/>
       <w:color w:val="000000"/>
@@ -3162,7 +3592,7 @@
       <w:szCs w:val="22"/>
     </w:rPr>
   </w:style>
-  <w:style w:styleId="Heading4" w:type="paragraph">
+  <w:style w:type="paragraph" w:styleId="Heading4">
     <w:name w:val="heading 4"/>
     <w:basedOn w:val="Normal"/>
     <w:next w:val="BodyText"/>
@@ -3175,17 +3605,17 @@
     <w:pPr>
       <w:keepNext/>
       <w:keepLines/>
-      <w:spacing w:after="40" w:before="80"/>
+      <w:spacing w:before="80" w:after="40"/>
       <w:outlineLvl w:val="3"/>
     </w:pPr>
     <w:rPr>
-      <w:rFonts w:cstheme="majorBidi" w:eastAsiaTheme="majorEastAsia"/>
+      <w:rFonts w:eastAsiaTheme="majorEastAsia" w:cstheme="majorBidi"/>
       <w:i/>
       <w:iCs/>
       <w:color w:val="000000"/>
     </w:rPr>
   </w:style>
-  <w:style w:styleId="Heading5" w:type="paragraph">
+  <w:style w:type="paragraph" w:styleId="Heading5">
     <w:name w:val="heading 5"/>
     <w:basedOn w:val="Normal"/>
     <w:next w:val="BodyText"/>
@@ -3198,15 +3628,15 @@
     <w:pPr>
       <w:keepNext/>
       <w:keepLines/>
-      <w:spacing w:after="40" w:before="80"/>
+      <w:spacing w:before="80" w:after="40"/>
       <w:outlineLvl w:val="4"/>
     </w:pPr>
     <w:rPr>
-      <w:rFonts w:cstheme="majorBidi" w:eastAsiaTheme="majorEastAsia"/>
+      <w:rFonts w:eastAsiaTheme="majorEastAsia" w:cstheme="majorBidi"/>
       <w:color w:val="000000"/>
     </w:rPr>
   </w:style>
-  <w:style w:styleId="Heading6" w:type="paragraph">
+  <w:style w:type="paragraph" w:styleId="Heading6">
     <w:name w:val="heading 6"/>
     <w:basedOn w:val="Normal"/>
     <w:next w:val="BodyText"/>
@@ -3219,17 +3649,17 @@
     <w:pPr>
       <w:keepNext/>
       <w:keepLines/>
-      <w:spacing w:after="0" w:before="40"/>
+      <w:spacing w:before="40" w:after="0"/>
       <w:outlineLvl w:val="5"/>
     </w:pPr>
     <w:rPr>
-      <w:rFonts w:cstheme="majorBidi" w:eastAsiaTheme="majorEastAsia"/>
+      <w:rFonts w:eastAsiaTheme="majorEastAsia" w:cstheme="majorBidi"/>
       <w:i/>
       <w:iCs/>
-      <w:color w:themeColor="text1" w:themeTint="A6" w:val="595959"/>
-    </w:rPr>
-  </w:style>
-  <w:style w:styleId="Heading7" w:type="paragraph">
+      <w:color w:val="595959" w:themeColor="text1" w:themeTint="A6"/>
+    </w:rPr>
+  </w:style>
+  <w:style w:type="paragraph" w:styleId="Heading7">
     <w:name w:val="heading 7"/>
     <w:basedOn w:val="Normal"/>
     <w:next w:val="BodyText"/>
@@ -3242,15 +3672,15 @@
     <w:pPr>
       <w:keepNext/>
       <w:keepLines/>
-      <w:spacing w:after="0" w:before="40"/>
+      <w:spacing w:before="40" w:after="0"/>
       <w:outlineLvl w:val="6"/>
     </w:pPr>
     <w:rPr>
-      <w:rFonts w:cstheme="majorBidi" w:eastAsiaTheme="majorEastAsia"/>
-      <w:color w:themeColor="text1" w:themeTint="A6" w:val="595959"/>
-    </w:rPr>
-  </w:style>
-  <w:style w:styleId="Heading8" w:type="paragraph">
+      <w:rFonts w:eastAsiaTheme="majorEastAsia" w:cstheme="majorBidi"/>
+      <w:color w:val="595959" w:themeColor="text1" w:themeTint="A6"/>
+    </w:rPr>
+  </w:style>
+  <w:style w:type="paragraph" w:styleId="Heading8">
     <w:name w:val="heading 8"/>
     <w:basedOn w:val="Normal"/>
     <w:next w:val="BodyText"/>
@@ -3267,13 +3697,13 @@
       <w:outlineLvl w:val="7"/>
     </w:pPr>
     <w:rPr>
-      <w:rFonts w:cstheme="majorBidi" w:eastAsiaTheme="majorEastAsia"/>
+      <w:rFonts w:eastAsiaTheme="majorEastAsia" w:cstheme="majorBidi"/>
       <w:i/>
       <w:iCs/>
-      <w:color w:themeColor="text1" w:themeTint="D8" w:val="272727"/>
-    </w:rPr>
-  </w:style>
-  <w:style w:styleId="Heading9" w:type="paragraph">
+      <w:color w:val="272727" w:themeColor="text1" w:themeTint="D8"/>
+    </w:rPr>
+  </w:style>
+  <w:style w:type="paragraph" w:styleId="Heading9">
     <w:name w:val="heading 9"/>
     <w:basedOn w:val="Normal"/>
     <w:next w:val="BodyText"/>
@@ -3290,24 +3720,199 @@
       <w:outlineLvl w:val="8"/>
     </w:pPr>
     <w:rPr>
-      <w:rFonts w:cstheme="majorBidi" w:eastAsiaTheme="majorEastAsia"/>
-      <w:color w:themeColor="text1" w:themeTint="D8" w:val="272727"/>
-    </w:rPr>
-  </w:style>
-  <w:style w:customStyle="1" w:styleId="Heading1Char" w:type="character">
+      <w:rFonts w:eastAsiaTheme="majorEastAsia" w:cstheme="majorBidi"/>
+      <w:color w:val="272727" w:themeColor="text1" w:themeTint="D8"/>
+    </w:rPr>
+  </w:style>
+  <w:style w:type="character" w:default="1" w:styleId="DefaultParagraphFont">
+    <w:name w:val="Default Paragraph Font"/>
+    <w:uiPriority w:val="1"/>
+    <w:semiHidden/>
+    <w:unhideWhenUsed/>
+  </w:style>
+  <w:style w:type="table" w:default="1" w:styleId="TableNormal">
+    <w:name w:val="Normal Table"/>
+    <w:uiPriority w:val="99"/>
+    <w:semiHidden/>
+    <w:unhideWhenUsed/>
+    <w:tblPr>
+      <w:tblInd w:w="0" w:type="dxa"/>
+      <w:tblCellMar>
+        <w:top w:w="0" w:type="dxa"/>
+        <w:left w:w="108" w:type="dxa"/>
+        <w:bottom w:w="0" w:type="dxa"/>
+        <w:right w:w="108" w:type="dxa"/>
+      </w:tblCellMar>
+    </w:tblPr>
+  </w:style>
+  <w:style w:type="numbering" w:default="1" w:styleId="NoList">
+    <w:name w:val="No List"/>
+    <w:uiPriority w:val="99"/>
+    <w:semiHidden/>
+    <w:unhideWhenUsed/>
+  </w:style>
+  <w:style w:type="paragraph" w:styleId="BodyText">
+    <w:name w:val="Body Text"/>
+    <w:basedOn w:val="Normal"/>
+    <w:qFormat/>
+    <w:pPr>
+      <w:spacing w:before="60"/>
+    </w:pPr>
+  </w:style>
+  <w:style w:type="paragraph" w:customStyle="1" w:styleId="FirstParagraph">
+    <w:name w:val="First Paragraph"/>
+    <w:basedOn w:val="BodyText"/>
+    <w:next w:val="BodyText"/>
+    <w:qFormat/>
+  </w:style>
+  <w:style w:type="paragraph" w:customStyle="1" w:styleId="Compact">
+    <w:name w:val="Compact"/>
+    <w:basedOn w:val="BodyText"/>
+    <w:qFormat/>
+    <w:pPr>
+      <w:spacing w:before="20" w:after="20"/>
+    </w:pPr>
+  </w:style>
+  <w:style w:type="paragraph" w:styleId="Title">
+    <w:name w:val="Title"/>
+    <w:basedOn w:val="Normal"/>
+    <w:next w:val="BodyText"/>
+    <w:link w:val="TitleChar"/>
+    <w:uiPriority w:val="10"/>
+    <w:qFormat/>
+    <w:rsid w:val="00A10FD9"/>
+    <w:pPr>
+      <w:spacing w:after="200"/>
+    </w:pPr>
+    <w:rPr>
+      <w:b/>
+      <w:color w:val="000000"/>
+      <w:sz w:val="40"/>
+      <w:szCs w:val="40"/>
+    </w:rPr>
+  </w:style>
+  <w:style w:type="character" w:customStyle="1" w:styleId="TitleChar">
+    <w:name w:val="Title Char"/>
+    <w:basedOn w:val="DefaultParagraphFont"/>
+    <w:link w:val="Title"/>
+    <w:uiPriority w:val="10"/>
+    <w:rsid w:val="00A10FD9"/>
+    <w:rPr>
+      <w:rFonts w:asciiTheme="majorHAnsi" w:eastAsiaTheme="majorEastAsia" w:hAnsiTheme="majorHAnsi" w:cstheme="majorBidi"/>
+      <w:sz w:val="56"/>
+      <w:szCs w:val="56"/>
+    </w:rPr>
+  </w:style>
+  <w:style w:type="paragraph" w:styleId="Subtitle">
+    <w:name w:val="Subtitle"/>
+    <w:basedOn w:val="Title"/>
+    <w:next w:val="BodyText"/>
+    <w:link w:val="SubtitleChar"/>
+    <w:uiPriority w:val="11"/>
+    <w:qFormat/>
+    <w:rsid w:val="00A10FD9"/>
+    <w:pPr>
+      <w:spacing w:after="480"/>
+    </w:pPr>
+    <w:rPr>
+      <w:color w:val="595959"/>
+      <w:sz w:val="28"/>
+      <w:szCs w:val="28"/>
+    </w:rPr>
+  </w:style>
+  <w:style w:type="character" w:customStyle="1" w:styleId="SubtitleChar">
+    <w:name w:val="Subtitle Char"/>
+    <w:basedOn w:val="DefaultParagraphFont"/>
+    <w:link w:val="Subtitle"/>
+    <w:uiPriority w:val="11"/>
+    <w:rsid w:val="00A10FD9"/>
+    <w:rPr>
+      <w:rFonts w:eastAsiaTheme="majorEastAsia" w:cstheme="majorBidi"/>
+      <w:color w:val="595959" w:themeColor="text1" w:themeTint="A6"/>
+      <w:spacing w:val="15"/>
+      <w:sz w:val="28"/>
+      <w:szCs w:val="28"/>
+    </w:rPr>
+  </w:style>
+  <w:style w:type="paragraph" w:customStyle="1" w:styleId="Author">
+    <w:name w:val="Author"/>
+    <w:basedOn w:val="Title"/>
+    <w:next w:val="BodyText"/>
+    <w:qFormat/>
+    <w:pPr>
+      <w:spacing w:after="60"/>
+    </w:pPr>
+    <w:rPr>
+      <w:color w:val="595959"/>
+      <w:sz w:val="22"/>
+      <w:szCs w:val="22"/>
+    </w:rPr>
+  </w:style>
+  <w:style w:type="paragraph" w:styleId="Date">
+    <w:name w:val="Date"/>
+    <w:basedOn w:val="Title"/>
+    <w:next w:val="BodyText"/>
+    <w:qFormat/>
+    <w:pPr>
+      <w:spacing w:after="60"/>
+    </w:pPr>
+    <w:rPr>
+      <w:color w:val="595959"/>
+      <w:sz w:val="22"/>
+      <w:szCs w:val="22"/>
+    </w:rPr>
+  </w:style>
+  <w:style w:type="paragraph" w:customStyle="1" w:styleId="AbstractTitle">
+    <w:name w:val="Abstract Title"/>
+    <w:basedOn w:val="Normal"/>
+    <w:next w:val="Abstract"/>
+    <w:qFormat/>
+    <w:pPr>
+      <w:keepNext/>
+      <w:keepLines/>
+      <w:spacing w:before="300" w:after="0"/>
+      <w:jc w:val="center"/>
+    </w:pPr>
+    <w:rPr>
+      <w:b/>
+      <w:sz w:val="20"/>
+      <w:szCs w:val="20"/>
+    </w:rPr>
+  </w:style>
+  <w:style w:type="paragraph" w:customStyle="1" w:styleId="Abstract">
+    <w:name w:val="Abstract"/>
+    <w:basedOn w:val="Normal"/>
+    <w:next w:val="BodyText"/>
+    <w:qFormat/>
+    <w:pPr>
+      <w:keepNext/>
+      <w:keepLines/>
+      <w:spacing w:before="100" w:after="300"/>
+    </w:pPr>
+    <w:rPr>
+      <w:sz w:val="20"/>
+      <w:szCs w:val="20"/>
+    </w:rPr>
+  </w:style>
+  <w:style w:type="paragraph" w:styleId="Bibliography">
+    <w:name w:val="Bibliography"/>
+    <w:basedOn w:val="Normal"/>
+    <w:qFormat/>
+  </w:style>
+  <w:style w:type="character" w:customStyle="1" w:styleId="Heading1Char">
     <w:name w:val="Heading 1 Char"/>
     <w:basedOn w:val="DefaultParagraphFont"/>
     <w:link w:val="Heading1"/>
     <w:uiPriority w:val="9"/>
     <w:rsid w:val="00A10FD9"/>
     <w:rPr>
-      <w:rFonts w:asciiTheme="majorHAnsi" w:cstheme="majorBidi" w:eastAsiaTheme="majorEastAsia" w:hAnsiTheme="majorHAnsi"/>
+      <w:rFonts w:asciiTheme="majorHAnsi" w:eastAsiaTheme="majorEastAsia" w:hAnsiTheme="majorHAnsi" w:cstheme="majorBidi"/>
       <w:color w:val="000000"/>
       <w:sz w:val="40"/>
       <w:szCs w:val="40"/>
     </w:rPr>
   </w:style>
-  <w:style w:customStyle="1" w:styleId="Heading2Char" w:type="character">
+  <w:style w:type="character" w:customStyle="1" w:styleId="Heading2Char">
     <w:name w:val="Heading 2 Char"/>
     <w:basedOn w:val="DefaultParagraphFont"/>
     <w:link w:val="Heading2"/>
@@ -3315,13 +3920,13 @@
     <w:semiHidden/>
     <w:rsid w:val="00A10FD9"/>
     <w:rPr>
-      <w:rFonts w:asciiTheme="majorHAnsi" w:cstheme="majorBidi" w:eastAsiaTheme="majorEastAsia" w:hAnsiTheme="majorHAnsi"/>
+      <w:rFonts w:asciiTheme="majorHAnsi" w:eastAsiaTheme="majorEastAsia" w:hAnsiTheme="majorHAnsi" w:cstheme="majorBidi"/>
       <w:color w:val="000000"/>
       <w:sz w:val="32"/>
       <w:szCs w:val="32"/>
     </w:rPr>
   </w:style>
-  <w:style w:customStyle="1" w:styleId="Heading3Char" w:type="character">
+  <w:style w:type="character" w:customStyle="1" w:styleId="Heading3Char">
     <w:name w:val="Heading 3 Char"/>
     <w:basedOn w:val="DefaultParagraphFont"/>
     <w:link w:val="Heading3"/>
@@ -3329,13 +3934,13 @@
     <w:semiHidden/>
     <w:rsid w:val="00A10FD9"/>
     <w:rPr>
-      <w:rFonts w:cstheme="majorBidi" w:eastAsiaTheme="majorEastAsia"/>
+      <w:rFonts w:eastAsiaTheme="majorEastAsia" w:cstheme="majorBidi"/>
       <w:color w:val="000000"/>
       <w:sz w:val="28"/>
       <w:szCs w:val="28"/>
     </w:rPr>
   </w:style>
-  <w:style w:customStyle="1" w:styleId="Heading4Char" w:type="character">
+  <w:style w:type="character" w:customStyle="1" w:styleId="Heading4Char">
     <w:name w:val="Heading 4 Char"/>
     <w:basedOn w:val="DefaultParagraphFont"/>
     <w:link w:val="Heading4"/>
@@ -3343,13 +3948,13 @@
     <w:semiHidden/>
     <w:rsid w:val="00A10FD9"/>
     <w:rPr>
-      <w:rFonts w:cstheme="majorBidi" w:eastAsiaTheme="majorEastAsia"/>
+      <w:rFonts w:eastAsiaTheme="majorEastAsia" w:cstheme="majorBidi"/>
       <w:i/>
       <w:iCs/>
       <w:color w:val="000000"/>
     </w:rPr>
   </w:style>
-  <w:style w:customStyle="1" w:styleId="Heading5Char" w:type="character">
+  <w:style w:type="character" w:customStyle="1" w:styleId="Heading5Char">
     <w:name w:val="Heading 5 Char"/>
     <w:basedOn w:val="DefaultParagraphFont"/>
     <w:link w:val="Heading5"/>
@@ -3357,11 +3962,11 @@
     <w:semiHidden/>
     <w:rsid w:val="00A10FD9"/>
     <w:rPr>
-      <w:rFonts w:cstheme="majorBidi" w:eastAsiaTheme="majorEastAsia"/>
+      <w:rFonts w:eastAsiaTheme="majorEastAsia" w:cstheme="majorBidi"/>
       <w:color w:val="000000"/>
     </w:rPr>
   </w:style>
-  <w:style w:customStyle="1" w:styleId="Heading6Char" w:type="character">
+  <w:style w:type="character" w:customStyle="1" w:styleId="Heading6Char">
     <w:name w:val="Heading 6 Char"/>
     <w:basedOn w:val="DefaultParagraphFont"/>
     <w:link w:val="Heading6"/>
@@ -3369,13 +3974,13 @@
     <w:semiHidden/>
     <w:rsid w:val="00A10FD9"/>
     <w:rPr>
-      <w:rFonts w:cstheme="majorBidi" w:eastAsiaTheme="majorEastAsia"/>
+      <w:rFonts w:eastAsiaTheme="majorEastAsia" w:cstheme="majorBidi"/>
       <w:i/>
       <w:iCs/>
-      <w:color w:themeColor="text1" w:themeTint="A6" w:val="595959"/>
-    </w:rPr>
-  </w:style>
-  <w:style w:customStyle="1" w:styleId="Heading7Char" w:type="character">
+      <w:color w:val="595959" w:themeColor="text1" w:themeTint="A6"/>
+    </w:rPr>
+  </w:style>
+  <w:style w:type="character" w:customStyle="1" w:styleId="Heading7Char">
     <w:name w:val="Heading 7 Char"/>
     <w:basedOn w:val="DefaultParagraphFont"/>
     <w:link w:val="Heading7"/>
@@ -3383,11 +3988,11 @@
     <w:semiHidden/>
     <w:rsid w:val="00A10FD9"/>
     <w:rPr>
-      <w:rFonts w:cstheme="majorBidi" w:eastAsiaTheme="majorEastAsia"/>
-      <w:color w:themeColor="text1" w:themeTint="A6" w:val="595959"/>
-    </w:rPr>
-  </w:style>
-  <w:style w:customStyle="1" w:styleId="Heading8Char" w:type="character">
+      <w:rFonts w:eastAsiaTheme="majorEastAsia" w:cstheme="majorBidi"/>
+      <w:color w:val="595959" w:themeColor="text1" w:themeTint="A6"/>
+    </w:rPr>
+  </w:style>
+  <w:style w:type="character" w:customStyle="1" w:styleId="Heading8Char">
     <w:name w:val="Heading 8 Char"/>
     <w:basedOn w:val="DefaultParagraphFont"/>
     <w:link w:val="Heading8"/>
@@ -3395,13 +4000,13 @@
     <w:semiHidden/>
     <w:rsid w:val="00A10FD9"/>
     <w:rPr>
-      <w:rFonts w:cstheme="majorBidi" w:eastAsiaTheme="majorEastAsia"/>
+      <w:rFonts w:eastAsiaTheme="majorEastAsia" w:cstheme="majorBidi"/>
       <w:i/>
       <w:iCs/>
-      <w:color w:themeColor="text1" w:themeTint="D8" w:val="272727"/>
-    </w:rPr>
-  </w:style>
-  <w:style w:customStyle="1" w:styleId="Heading9Char" w:type="character">
+      <w:color w:val="272727" w:themeColor="text1" w:themeTint="D8"/>
+    </w:rPr>
+  </w:style>
+  <w:style w:type="character" w:customStyle="1" w:styleId="Heading9Char">
     <w:name w:val="Heading 9 Char"/>
     <w:basedOn w:val="DefaultParagraphFont"/>
     <w:link w:val="Heading9"/>
@@ -3409,11 +4014,11 @@
     <w:semiHidden/>
     <w:rsid w:val="00A10FD9"/>
     <w:rPr>
-      <w:rFonts w:cstheme="majorBidi" w:eastAsiaTheme="majorEastAsia"/>
-      <w:color w:themeColor="text1" w:themeTint="D8" w:val="272727"/>
-    </w:rPr>
-  </w:style>
-  <w:style w:styleId="BlockText" w:type="paragraph">
+      <w:rFonts w:eastAsiaTheme="majorEastAsia" w:cstheme="majorBidi"/>
+      <w:color w:val="272727" w:themeColor="text1" w:themeTint="D8"/>
+    </w:rPr>
+  </w:style>
+  <w:style w:type="paragraph" w:styleId="BlockText">
     <w:name w:val="Block Text"/>
     <w:basedOn w:val="BodyText"/>
     <w:next w:val="BodyText"/>
@@ -3421,19 +4026,18 @@
     <w:unhideWhenUsed/>
     <w:qFormat/>
     <w:pPr>
-      <w:spacing w:after="100" w:before="100"/>
-      <w:ind w:firstLine="0" w:left="480" w:right="480"/>
+      <w:spacing w:before="100" w:after="100"/>
+      <w:ind w:left="480" w:right="480"/>
     </w:pPr>
   </w:style>
-  <w:style w:styleId="FootnoteText" w:type="paragraph">
-    <w:name w:val="Footnote Text"/>
+  <w:style w:type="paragraph" w:styleId="FootnoteText">
+    <w:name w:val="footnote text"/>
     <w:basedOn w:val="Normal"/>
-    <w:next w:val="FootnoteText"/>
     <w:uiPriority w:val="9"/>
     <w:unhideWhenUsed/>
     <w:qFormat/>
   </w:style>
-  <w:style w:styleId="FootnoteBlockText" w:type="paragraph">
+  <w:style w:type="paragraph" w:customStyle="1" w:styleId="FootnoteBlockText">
     <w:name w:val="Footnote Block Text"/>
     <w:basedOn w:val="FootnoteText"/>
     <w:next w:val="FootnoteText"/>
@@ -3441,41 +4045,35 @@
     <w:unhideWhenUsed/>
     <w:qFormat/>
     <w:pPr>
-      <w:spacing w:after="100" w:before="100"/>
-      <w:ind w:firstLine="0" w:left="480" w:right="480"/>
+      <w:spacing w:before="100" w:after="100"/>
+      <w:ind w:left="480" w:right="480"/>
     </w:pPr>
   </w:style>
-  <w:style w:default="1" w:styleId="DefaultParagraphFont" w:type="character">
-    <w:name w:val="Default Paragraph Font"/>
-    <w:semiHidden/>
-    <w:unhideWhenUsed/>
-  </w:style>
-  <w:style w:default="1" w:styleId="Table" w:type="table">
+  <w:style w:type="table" w:customStyle="1" w:styleId="Table">
     <w:name w:val="Table"/>
-    <w:basedOn w:val="TableNormal"/>
     <w:qFormat/>
     <w:pPr>
-      <w:spacing w:after="20" w:before="20"/>
+      <w:spacing w:before="20" w:after="20"/>
     </w:pPr>
     <w:rPr>
       <w:sz w:val="19"/>
       <w:szCs w:val="19"/>
     </w:rPr>
     <w:tblPr>
-      <w:tblInd w:type="dxa" w:w="0"/>
+      <w:tblInd w:w="0" w:type="dxa"/>
       <w:tblBorders>
-        <w:top w:color="8C8C8C" w:space="0" w:sz="4" w:val="single"/>
-        <w:left w:color="8C8C8C" w:space="0" w:sz="4" w:val="single"/>
-        <w:bottom w:color="8C8C8C" w:space="0" w:sz="4" w:val="single"/>
-        <w:right w:color="8C8C8C" w:space="0" w:sz="4" w:val="single"/>
-        <w:insideH w:color="BFBFBF" w:space="0" w:sz="4" w:val="single"/>
-        <w:insideV w:color="BFBFBF" w:space="0" w:sz="4" w:val="single"/>
+        <w:top w:val="single" w:sz="4" w:space="0" w:color="8C8C8C"/>
+        <w:left w:val="single" w:sz="4" w:space="0" w:color="8C8C8C"/>
+        <w:bottom w:val="single" w:sz="4" w:space="0" w:color="8C8C8C"/>
+        <w:right w:val="single" w:sz="4" w:space="0" w:color="8C8C8C"/>
+        <w:insideH w:val="single" w:sz="4" w:space="0" w:color="BFBFBF"/>
+        <w:insideV w:val="single" w:sz="4" w:space="0" w:color="BFBFBF"/>
       </w:tblBorders>
       <w:tblCellMar>
-        <w:top w:type="dxa" w:w="45"/>
-        <w:left w:type="dxa" w:w="90"/>
-        <w:bottom w:type="dxa" w:w="45"/>
-        <w:right w:type="dxa" w:w="90"/>
+        <w:top w:w="45" w:type="dxa"/>
+        <w:left w:w="90" w:type="dxa"/>
+        <w:bottom w:w="45" w:type="dxa"/>
+        <w:right w:w="90" w:type="dxa"/>
       </w:tblCellMar>
     </w:tblPr>
     <w:tblStylePr w:type="firstRow">
@@ -3484,12 +4082,13 @@
         <w:bCs/>
         <w:color w:val="262626"/>
       </w:rPr>
+      <w:tblPr/>
       <w:tcPr>
-        <w:shd w:color="auto" w:fill="EDEDED" w:val="clear"/>
+        <w:shd w:val="clear" w:color="auto" w:fill="EDEDED"/>
       </w:tcPr>
     </w:tblStylePr>
   </w:style>
-  <w:style w:customStyle="1" w:styleId="DefinitionTerm" w:type="paragraph">
+  <w:style w:type="paragraph" w:customStyle="1" w:styleId="DefinitionTerm">
     <w:name w:val="Definition Term"/>
     <w:basedOn w:val="Normal"/>
     <w:next w:val="Definition"/>
@@ -3502,75 +4101,73 @@
       <w:b/>
     </w:rPr>
   </w:style>
-  <w:style w:customStyle="1" w:styleId="Definition" w:type="paragraph">
+  <w:style w:type="paragraph" w:customStyle="1" w:styleId="Definition">
     <w:name w:val="Definition"/>
     <w:basedOn w:val="Normal"/>
   </w:style>
-  <w:style w:styleId="Caption" w:type="paragraph">
-    <w:name w:val="Caption"/>
+  <w:style w:type="paragraph" w:styleId="Caption">
+    <w:name w:val="caption"/>
     <w:basedOn w:val="Normal"/>
-    <w:link w:val="BodyTextChar"/>
-    <w:pPr>
-      <w:spacing w:after="120" w:before="0"/>
-    </w:pPr>
+    <w:link w:val="CaptionChar"/>
     <w:rPr>
       <w:i/>
     </w:rPr>
   </w:style>
-  <w:style w:customStyle="1" w:styleId="TableCaption" w:type="paragraph">
+  <w:style w:type="paragraph" w:customStyle="1" w:styleId="TableCaption">
     <w:name w:val="Table Caption"/>
     <w:basedOn w:val="Caption"/>
     <w:pPr>
       <w:keepNext/>
     </w:pPr>
   </w:style>
-  <w:style w:customStyle="1" w:styleId="ImageCaption" w:type="paragraph">
+  <w:style w:type="paragraph" w:customStyle="1" w:styleId="ImageCaption">
     <w:name w:val="Image Caption"/>
     <w:basedOn w:val="Caption"/>
   </w:style>
-  <w:style w:customStyle="1" w:styleId="Figure" w:type="paragraph">
+  <w:style w:type="paragraph" w:customStyle="1" w:styleId="Figure">
     <w:name w:val="Figure"/>
     <w:basedOn w:val="Normal"/>
   </w:style>
-  <w:style w:customStyle="1" w:styleId="CaptionedFigure" w:type="paragraph">
+  <w:style w:type="paragraph" w:customStyle="1" w:styleId="CaptionedFigure">
     <w:name w:val="Captioned Figure"/>
     <w:basedOn w:val="Figure"/>
     <w:pPr>
       <w:keepNext/>
     </w:pPr>
   </w:style>
-  <w:style w:customStyle="1" w:styleId="BodyTextChar" w:type="character">
-    <w:name w:val="Body Text Char"/>
+  <w:style w:type="character" w:customStyle="1" w:styleId="CaptionChar">
+    <w:name w:val="Caption Char"/>
     <w:basedOn w:val="DefaultParagraphFont"/>
-    <w:link w:val="BodyText"/>
-  </w:style>
-  <w:style w:customStyle="1" w:styleId="VerbatimChar" w:type="character">
+    <w:link w:val="Caption"/>
+  </w:style>
+  <w:style w:type="character" w:customStyle="1" w:styleId="VerbatimChar">
     <w:name w:val="Verbatim Char"/>
-    <w:rPr>
-      <w:rFonts w:ascii="Consolas" w:cs="Consolas" w:hAnsi="Consolas"/>
+    <w:link w:val="SourceCode"/>
+    <w:rPr>
+      <w:rFonts w:ascii="Consolas" w:hAnsi="Consolas" w:cs="Consolas"/>
       <w:color w:val="262626"/>
       <w:sz w:val="19"/>
     </w:rPr>
   </w:style>
-  <w:style w:customStyle="1" w:styleId="SectionNumber" w:type="character">
+  <w:style w:type="character" w:customStyle="1" w:styleId="SectionNumber">
     <w:name w:val="Section Number"/>
-    <w:basedOn w:val="BodyTextChar"/>
-  </w:style>
-  <w:style w:styleId="FootnoteReference" w:type="character">
-    <w:name w:val="Footnote Reference"/>
-    <w:basedOn w:val="BodyTextChar"/>
+    <w:basedOn w:val="CaptionChar"/>
+  </w:style>
+  <w:style w:type="character" w:styleId="FootnoteReference">
+    <w:name w:val="footnote reference"/>
+    <w:basedOn w:val="CaptionChar"/>
     <w:rPr>
       <w:vertAlign w:val="superscript"/>
     </w:rPr>
   </w:style>
-  <w:style w:styleId="Hyperlink" w:type="character">
+  <w:style w:type="character" w:styleId="Hyperlink">
     <w:name w:val="Hyperlink"/>
-    <w:basedOn w:val="BodyTextChar"/>
+    <w:basedOn w:val="CaptionChar"/>
     <w:rPr>
       <w:color w:val="000000"/>
     </w:rPr>
   </w:style>
-  <w:style w:styleId="TOCHeading" w:type="paragraph">
+  <w:style w:type="paragraph" w:styleId="TOCHeading">
     <w:name w:val="TOC Heading"/>
     <w:basedOn w:val="Heading1"/>
     <w:next w:val="BodyText"/>
@@ -3581,247 +4178,308 @@
       <w:spacing w:before="240" w:line="259" w:lineRule="auto"/>
       <w:outlineLvl w:val="9"/>
     </w:pPr>
-    <w:rPr>
-      <w:rFonts w:ascii="Calibri" w:cs="Calibri" w:eastAsia="Calibri" w:hAnsi="Calibri"/>
-      <w:b/>
-      <w:color w:val="000000"/>
-      <w:sz w:val="32"/>
-      <w:szCs w:val="32"/>
-    </w:rPr>
   </w:style>
   <w:style w:type="paragraph" w:customStyle="1" w:styleId="SourceCode">
     <w:name w:val="Source Code"/>
     <w:basedOn w:val="Normal"/>
     <w:link w:val="VerbatimChar"/>
     <w:pPr>
-      <w:wordWrap w:val="off"/>
+      <w:wordWrap w:val="0"/>
     </w:pPr>
   </w:style>
   <w:style w:type="character" w:customStyle="1" w:styleId="KeywordTok">
     <w:name w:val="KeywordTok"/>
     <w:basedOn w:val="VerbatimChar"/>
     <w:rPr>
+      <w:rFonts w:ascii="Consolas" w:hAnsi="Consolas" w:cs="Consolas"/>
       <w:b/>
       <w:color w:val="007020"/>
+      <w:sz w:val="19"/>
     </w:rPr>
   </w:style>
   <w:style w:type="character" w:customStyle="1" w:styleId="DataTypeTok">
     <w:name w:val="DataTypeTok"/>
     <w:basedOn w:val="VerbatimChar"/>
     <w:rPr>
+      <w:rFonts w:ascii="Consolas" w:hAnsi="Consolas" w:cs="Consolas"/>
       <w:color w:val="902000"/>
+      <w:sz w:val="19"/>
     </w:rPr>
   </w:style>
   <w:style w:type="character" w:customStyle="1" w:styleId="DecValTok">
     <w:name w:val="DecValTok"/>
     <w:basedOn w:val="VerbatimChar"/>
     <w:rPr>
-      <w:color w:val="40a070"/>
+      <w:rFonts w:ascii="Consolas" w:hAnsi="Consolas" w:cs="Consolas"/>
+      <w:color w:val="40A070"/>
+      <w:sz w:val="19"/>
     </w:rPr>
   </w:style>
   <w:style w:type="character" w:customStyle="1" w:styleId="BaseNTok">
     <w:name w:val="BaseNTok"/>
     <w:basedOn w:val="VerbatimChar"/>
     <w:rPr>
-      <w:color w:val="40a070"/>
+      <w:rFonts w:ascii="Consolas" w:hAnsi="Consolas" w:cs="Consolas"/>
+      <w:color w:val="40A070"/>
+      <w:sz w:val="19"/>
     </w:rPr>
   </w:style>
   <w:style w:type="character" w:customStyle="1" w:styleId="FloatTok">
     <w:name w:val="FloatTok"/>
     <w:basedOn w:val="VerbatimChar"/>
     <w:rPr>
-      <w:color w:val="40a070"/>
+      <w:rFonts w:ascii="Consolas" w:hAnsi="Consolas" w:cs="Consolas"/>
+      <w:color w:val="40A070"/>
+      <w:sz w:val="19"/>
     </w:rPr>
   </w:style>
   <w:style w:type="character" w:customStyle="1" w:styleId="ConstantTok">
     <w:name w:val="ConstantTok"/>
     <w:basedOn w:val="VerbatimChar"/>
     <w:rPr>
+      <w:rFonts w:ascii="Consolas" w:hAnsi="Consolas" w:cs="Consolas"/>
       <w:color w:val="880000"/>
+      <w:sz w:val="19"/>
     </w:rPr>
   </w:style>
   <w:style w:type="character" w:customStyle="1" w:styleId="CharTok">
     <w:name w:val="CharTok"/>
     <w:basedOn w:val="VerbatimChar"/>
     <w:rPr>
-      <w:color w:val="4070a0"/>
+      <w:rFonts w:ascii="Consolas" w:hAnsi="Consolas" w:cs="Consolas"/>
+      <w:color w:val="4070A0"/>
+      <w:sz w:val="19"/>
     </w:rPr>
   </w:style>
   <w:style w:type="character" w:customStyle="1" w:styleId="SpecialCharTok">
     <w:name w:val="SpecialCharTok"/>
     <w:basedOn w:val="VerbatimChar"/>
     <w:rPr>
-      <w:color w:val="4070a0"/>
+      <w:rFonts w:ascii="Consolas" w:hAnsi="Consolas" w:cs="Consolas"/>
+      <w:color w:val="4070A0"/>
+      <w:sz w:val="19"/>
     </w:rPr>
   </w:style>
   <w:style w:type="character" w:customStyle="1" w:styleId="StringTok">
     <w:name w:val="StringTok"/>
     <w:basedOn w:val="VerbatimChar"/>
     <w:rPr>
-      <w:color w:val="4070a0"/>
+      <w:rFonts w:ascii="Consolas" w:hAnsi="Consolas" w:cs="Consolas"/>
+      <w:color w:val="4070A0"/>
+      <w:sz w:val="19"/>
     </w:rPr>
   </w:style>
   <w:style w:type="character" w:customStyle="1" w:styleId="VerbatimStringTok">
     <w:name w:val="VerbatimStringTok"/>
     <w:basedOn w:val="VerbatimChar"/>
     <w:rPr>
-      <w:color w:val="4070a0"/>
+      <w:rFonts w:ascii="Consolas" w:hAnsi="Consolas" w:cs="Consolas"/>
+      <w:color w:val="4070A0"/>
+      <w:sz w:val="19"/>
     </w:rPr>
   </w:style>
   <w:style w:type="character" w:customStyle="1" w:styleId="SpecialStringTok">
     <w:name w:val="SpecialStringTok"/>
     <w:basedOn w:val="VerbatimChar"/>
     <w:rPr>
-      <w:color w:val="bb6688"/>
+      <w:rFonts w:ascii="Consolas" w:hAnsi="Consolas" w:cs="Consolas"/>
+      <w:color w:val="BB6688"/>
+      <w:sz w:val="19"/>
     </w:rPr>
   </w:style>
   <w:style w:type="character" w:customStyle="1" w:styleId="ImportTok">
     <w:name w:val="ImportTok"/>
     <w:basedOn w:val="VerbatimChar"/>
     <w:rPr>
+      <w:rFonts w:ascii="Consolas" w:hAnsi="Consolas" w:cs="Consolas"/>
       <w:b/>
       <w:color w:val="008000"/>
+      <w:sz w:val="19"/>
     </w:rPr>
   </w:style>
   <w:style w:type="character" w:customStyle="1" w:styleId="CommentTok">
     <w:name w:val="CommentTok"/>
     <w:basedOn w:val="VerbatimChar"/>
     <w:rPr>
+      <w:rFonts w:ascii="Consolas" w:hAnsi="Consolas" w:cs="Consolas"/>
       <w:i/>
-      <w:color w:val="60a0b0"/>
+      <w:color w:val="60A0B0"/>
+      <w:sz w:val="19"/>
     </w:rPr>
   </w:style>
   <w:style w:type="character" w:customStyle="1" w:styleId="DocumentationTok">
     <w:name w:val="DocumentationTok"/>
     <w:basedOn w:val="VerbatimChar"/>
     <w:rPr>
+      <w:rFonts w:ascii="Consolas" w:hAnsi="Consolas" w:cs="Consolas"/>
       <w:i/>
-      <w:color w:val="ba2121"/>
+      <w:color w:val="BA2121"/>
+      <w:sz w:val="19"/>
     </w:rPr>
   </w:style>
   <w:style w:type="character" w:customStyle="1" w:styleId="AnnotationTok">
     <w:name w:val="AnnotationTok"/>
     <w:basedOn w:val="VerbatimChar"/>
     <w:rPr>
+      <w:rFonts w:ascii="Consolas" w:hAnsi="Consolas" w:cs="Consolas"/>
       <w:b/>
       <w:i/>
-      <w:color w:val="60a0b0"/>
+      <w:color w:val="60A0B0"/>
+      <w:sz w:val="19"/>
     </w:rPr>
   </w:style>
   <w:style w:type="character" w:customStyle="1" w:styleId="CommentVarTok">
     <w:name w:val="CommentVarTok"/>
     <w:basedOn w:val="VerbatimChar"/>
     <w:rPr>
+      <w:rFonts w:ascii="Consolas" w:hAnsi="Consolas" w:cs="Consolas"/>
       <w:b/>
       <w:i/>
-      <w:color w:val="60a0b0"/>
+      <w:color w:val="60A0B0"/>
+      <w:sz w:val="19"/>
     </w:rPr>
   </w:style>
   <w:style w:type="character" w:customStyle="1" w:styleId="OtherTok">
     <w:name w:val="OtherTok"/>
     <w:basedOn w:val="VerbatimChar"/>
     <w:rPr>
+      <w:rFonts w:ascii="Consolas" w:hAnsi="Consolas" w:cs="Consolas"/>
       <w:color w:val="007020"/>
+      <w:sz w:val="19"/>
     </w:rPr>
   </w:style>
   <w:style w:type="character" w:customStyle="1" w:styleId="FunctionTok">
     <w:name w:val="FunctionTok"/>
     <w:basedOn w:val="VerbatimChar"/>
     <w:rPr>
-      <w:color w:val="06287e"/>
+      <w:rFonts w:ascii="Consolas" w:hAnsi="Consolas" w:cs="Consolas"/>
+      <w:color w:val="06287E"/>
+      <w:sz w:val="19"/>
     </w:rPr>
   </w:style>
   <w:style w:type="character" w:customStyle="1" w:styleId="VariableTok">
     <w:name w:val="VariableTok"/>
     <w:basedOn w:val="VerbatimChar"/>
     <w:rPr>
-      <w:color w:val="19177c"/>
+      <w:rFonts w:ascii="Consolas" w:hAnsi="Consolas" w:cs="Consolas"/>
+      <w:color w:val="19177C"/>
+      <w:sz w:val="19"/>
     </w:rPr>
   </w:style>
   <w:style w:type="character" w:customStyle="1" w:styleId="ControlFlowTok">
     <w:name w:val="ControlFlowTok"/>
     <w:basedOn w:val="VerbatimChar"/>
     <w:rPr>
+      <w:rFonts w:ascii="Consolas" w:hAnsi="Consolas" w:cs="Consolas"/>
       <w:b/>
       <w:color w:val="007020"/>
+      <w:sz w:val="19"/>
     </w:rPr>
   </w:style>
   <w:style w:type="character" w:customStyle="1" w:styleId="OperatorTok">
     <w:name w:val="OperatorTok"/>
     <w:basedOn w:val="VerbatimChar"/>
     <w:rPr>
+      <w:rFonts w:ascii="Consolas" w:hAnsi="Consolas" w:cs="Consolas"/>
       <w:color w:val="666666"/>
+      <w:sz w:val="19"/>
     </w:rPr>
   </w:style>
   <w:style w:type="character" w:customStyle="1" w:styleId="BuiltInTok">
     <w:name w:val="BuiltInTok"/>
     <w:basedOn w:val="VerbatimChar"/>
     <w:rPr>
+      <w:rFonts w:ascii="Consolas" w:hAnsi="Consolas" w:cs="Consolas"/>
       <w:color w:val="008000"/>
+      <w:sz w:val="19"/>
     </w:rPr>
   </w:style>
   <w:style w:type="character" w:customStyle="1" w:styleId="ExtensionTok">
     <w:name w:val="ExtensionTok"/>
     <w:basedOn w:val="VerbatimChar"/>
-    <w:rPr/>
+    <w:rPr>
+      <w:rFonts w:ascii="Consolas" w:hAnsi="Consolas" w:cs="Consolas"/>
+      <w:color w:val="262626"/>
+      <w:sz w:val="19"/>
+    </w:rPr>
   </w:style>
   <w:style w:type="character" w:customStyle="1" w:styleId="PreprocessorTok">
     <w:name w:val="PreprocessorTok"/>
     <w:basedOn w:val="VerbatimChar"/>
     <w:rPr>
-      <w:color w:val="bc7a00"/>
+      <w:rFonts w:ascii="Consolas" w:hAnsi="Consolas" w:cs="Consolas"/>
+      <w:color w:val="BC7A00"/>
+      <w:sz w:val="19"/>
     </w:rPr>
   </w:style>
   <w:style w:type="character" w:customStyle="1" w:styleId="AttributeTok">
     <w:name w:val="AttributeTok"/>
     <w:basedOn w:val="VerbatimChar"/>
     <w:rPr>
-      <w:color w:val="7d9029"/>
+      <w:rFonts w:ascii="Consolas" w:hAnsi="Consolas" w:cs="Consolas"/>
+      <w:color w:val="7D9029"/>
+      <w:sz w:val="19"/>
     </w:rPr>
   </w:style>
   <w:style w:type="character" w:customStyle="1" w:styleId="RegionMarkerTok">
     <w:name w:val="RegionMarkerTok"/>
     <w:basedOn w:val="VerbatimChar"/>
-    <w:rPr/>
+    <w:rPr>
+      <w:rFonts w:ascii="Consolas" w:hAnsi="Consolas" w:cs="Consolas"/>
+      <w:color w:val="262626"/>
+      <w:sz w:val="19"/>
+    </w:rPr>
   </w:style>
   <w:style w:type="character" w:customStyle="1" w:styleId="InformationTok">
     <w:name w:val="InformationTok"/>
     <w:basedOn w:val="VerbatimChar"/>
     <w:rPr>
+      <w:rFonts w:ascii="Consolas" w:hAnsi="Consolas" w:cs="Consolas"/>
       <w:b/>
       <w:i/>
-      <w:color w:val="60a0b0"/>
+      <w:color w:val="60A0B0"/>
+      <w:sz w:val="19"/>
     </w:rPr>
   </w:style>
   <w:style w:type="character" w:customStyle="1" w:styleId="WarningTok">
     <w:name w:val="WarningTok"/>
     <w:basedOn w:val="VerbatimChar"/>
     <w:rPr>
+      <w:rFonts w:ascii="Consolas" w:hAnsi="Consolas" w:cs="Consolas"/>
       <w:b/>
       <w:i/>
-      <w:color w:val="60a0b0"/>
+      <w:color w:val="60A0B0"/>
+      <w:sz w:val="19"/>
     </w:rPr>
   </w:style>
   <w:style w:type="character" w:customStyle="1" w:styleId="AlertTok">
     <w:name w:val="AlertTok"/>
     <w:basedOn w:val="VerbatimChar"/>
     <w:rPr>
+      <w:rFonts w:ascii="Consolas" w:hAnsi="Consolas" w:cs="Consolas"/>
       <w:b/>
-      <w:color w:val="ff0000"/>
+      <w:color w:val="FF0000"/>
+      <w:sz w:val="19"/>
     </w:rPr>
   </w:style>
   <w:style w:type="character" w:customStyle="1" w:styleId="ErrorTok">
     <w:name w:val="ErrorTok"/>
     <w:basedOn w:val="VerbatimChar"/>
     <w:rPr>
+      <w:rFonts w:ascii="Consolas" w:hAnsi="Consolas" w:cs="Consolas"/>
       <w:b/>
-      <w:color w:val="ff0000"/>
+      <w:color w:val="FF0000"/>
+      <w:sz w:val="19"/>
     </w:rPr>
   </w:style>
   <w:style w:type="character" w:customStyle="1" w:styleId="NormalTok">
     <w:name w:val="NormalTok"/>
     <w:basedOn w:val="VerbatimChar"/>
-    <w:rPr/>
+    <w:rPr>
+      <w:rFonts w:ascii="Consolas" w:hAnsi="Consolas" w:cs="Consolas"/>
+      <w:color w:val="262626"/>
+      <w:sz w:val="19"/>
+    </w:rPr>
   </w:style>
 </w:styles>
 </file>
